--- a/02-放大电路/01-运算放大电路/施密特触发器电路/施密特触发器电路.docx
+++ b/02-放大电路/01-运算放大电路/施密特触发器电路/施密特触发器电路.docx
@@ -2804,6 +2804,20 @@
     </w:p>
     <w:bookmarkEnd w:id="26"/>
     <w:bookmarkEnd w:id="27"/>
+    <w:p>
+      <w:pPr>
+        <w:spacing w:before="360"/>
+        <w:jc w:val="center"/>
+      </w:pPr>
+      <w:r>
+        <w:rPr>
+          <w:rFonts w:ascii="Times New Roman" w:hAnsi="Times New Roman"/>
+          <w:color w:val="555555"/>
+          <w:sz w:val="21"/>
+        </w:rPr>
+        <w:t>材料收集者：杜文杰</w:t>
+      </w:r>
+    </w:p>
     <w:sectPr>
       <w:headerReference r:id="rId9" w:type="default"/>
       <w:footerReference r:id="rId10" w:type="default"/>

--- a/02-放大电路/01-运算放大电路/施密特触发器电路/施密特触发器电路.docx
+++ b/02-放大电路/01-运算放大电路/施密特触发器电路/施密特触发器电路.docx
@@ -1,6 +1,6 @@
 
 <file path=word/document.xml><?xml version="1.0" encoding="utf-8"?>
-<w:document xmlns:w="http://schemas.openxmlformats.org/wordprocessingml/2006/main" xmlns:m="http://schemas.openxmlformats.org/officeDocument/2006/math" xmlns:r="http://schemas.openxmlformats.org/officeDocument/2006/relationships" xmlns:o="urn:schemas-microsoft-com:office:office" xmlns:v="urn:schemas-microsoft-com:vml" xmlns:w10="urn:schemas-microsoft-com:office:word" xmlns:a="http://schemas.openxmlformats.org/drawingml/2006/main" xmlns:pic="http://schemas.openxmlformats.org/drawingml/2006/picture" xmlns:wp="http://schemas.openxmlformats.org/drawingml/2006/wordprocessingDrawing">
+<w:document xmlns:m="http://schemas.openxmlformats.org/officeDocument/2006/math" xmlns:r="http://schemas.openxmlformats.org/officeDocument/2006/relationships" xmlns:w="http://schemas.openxmlformats.org/wordprocessingml/2006/main" xmlns:o="urn:schemas-microsoft-com:office:office" xmlns:v="urn:schemas-microsoft-com:vml" xmlns:w10="urn:schemas-microsoft-com:office:word" xmlns:a="http://schemas.openxmlformats.org/drawingml/2006/main" xmlns:pic="http://schemas.openxmlformats.org/drawingml/2006/picture" xmlns:wp="http://schemas.openxmlformats.org/drawingml/2006/wordprocessingDrawing">
   <w:body>
     <w:bookmarkStart w:id="27" w:name="施密特触发器电路"/>
     <w:p>
@@ -9,7 +9,7 @@
       </w:pPr>
       <w:r>
         <w:rPr>
-          <w:rFonts w:hint="eastAsia"/>
+          <w:rFonts w:hint="eastAsia" w:eastAsia="黑体"/>
         </w:rPr>
         <w:t xml:space="preserve">施密特触发器电路</w:t>
       </w:r>
@@ -21,7 +21,7 @@
       </w:pPr>
       <w:r>
         <w:rPr>
-          <w:rFonts w:hint="eastAsia"/>
+          <w:rFonts w:hint="eastAsia" w:eastAsia="黑体"/>
         </w:rPr>
         <w:t xml:space="preserve">拓扑描述</w:t>
       </w:r>
@@ -32,16 +32,19 @@
       </w:pPr>
       <w:r>
         <w:rPr>
-          <w:rFonts w:hint="eastAsia"/>
+          <w:rFonts w:hint="eastAsia" w:eastAsia="黑体"/>
         </w:rPr>
         <w:t xml:space="preserve">由</w:t>
       </w:r>
       <w:r>
+        <w:rPr>
+          <w:rFonts w:eastAsia="黑体"/>
+        </w:rPr>
         <w:t xml:space="preserve"> </w:t>
       </w:r>
       <w:r>
         <w:rPr>
-          <w:rFonts w:hint="eastAsia"/>
+          <w:rFonts w:hint="eastAsia" w:eastAsia="黑体"/>
           <w:b/>
           <w:bCs/>
         </w:rPr>
@@ -49,6 +52,7 @@
       </w:r>
       <w:r>
         <w:rPr>
+          <w:rFonts w:eastAsia="黑体"/>
           <w:b/>
           <w:bCs/>
         </w:rPr>
@@ -56,27 +60,33 @@
       </w:r>
       <w:r>
         <w:rPr>
-          <w:rFonts w:hint="eastAsia"/>
+          <w:rFonts w:hint="eastAsia" w:eastAsia="黑体"/>
           <w:b/>
           <w:bCs/>
         </w:rPr>
         <w:t xml:space="preserve">A1（开环/正反馈）</w:t>
       </w:r>
       <w:r>
+        <w:rPr>
+          <w:rFonts w:eastAsia="黑体"/>
+        </w:rPr>
         <w:t xml:space="preserve"> </w:t>
       </w:r>
       <w:r>
         <w:rPr>
-          <w:rFonts w:hint="eastAsia"/>
+          <w:rFonts w:hint="eastAsia" w:eastAsia="黑体"/>
         </w:rPr>
         <w:t xml:space="preserve">与</w:t>
       </w:r>
       <w:r>
+        <w:rPr>
+          <w:rFonts w:eastAsia="黑体"/>
+        </w:rPr>
         <w:t xml:space="preserve"> </w:t>
       </w:r>
       <w:r>
         <w:rPr>
-          <w:rFonts w:hint="eastAsia"/>
+          <w:rFonts w:hint="eastAsia" w:eastAsia="黑体"/>
           <w:b/>
           <w:bCs/>
         </w:rPr>
@@ -84,6 +94,7 @@
       </w:r>
       <w:r>
         <w:rPr>
+          <w:rFonts w:eastAsia="黑体"/>
           <w:b/>
           <w:bCs/>
         </w:rPr>
@@ -105,6 +116,7 @@
       </m:oMath>
       <w:r>
         <w:rPr>
+          <w:rFonts w:eastAsia="黑体"/>
           <w:b/>
           <w:bCs/>
         </w:rPr>
@@ -125,17 +137,20 @@
         </m:sSub>
       </m:oMath>
       <w:r>
+        <w:rPr>
+          <w:rFonts w:eastAsia="黑体"/>
+        </w:rPr>
         <w:t xml:space="preserve"> </w:t>
       </w:r>
       <w:r>
         <w:rPr>
-          <w:rFonts w:hint="eastAsia"/>
+          <w:rFonts w:hint="eastAsia" w:eastAsia="黑体"/>
         </w:rPr>
         <w:t xml:space="preserve">组成（以反相输入型为例）。电路关键节点：</w:t>
       </w:r>
       <w:r>
         <w:rPr>
-          <w:rFonts w:hint="eastAsia"/>
+          <w:rFonts w:hint="eastAsia" w:eastAsia="黑体"/>
           <w:b/>
           <w:bCs/>
         </w:rPr>
@@ -143,11 +158,14 @@
       </w:r>
       <w:r>
         <w:rPr>
-          <w:rFonts w:hint="eastAsia"/>
+          <w:rFonts w:hint="eastAsia" w:eastAsia="黑体"/>
         </w:rPr>
         <w:t xml:space="preserve">（信号源</w:t>
       </w:r>
       <w:r>
+        <w:rPr>
+          <w:rFonts w:eastAsia="黑体"/>
+        </w:rPr>
         <w:t xml:space="preserve"> </w:t>
       </w:r>
       <m:oMath>
@@ -168,35 +186,44 @@
         </m:sSub>
       </m:oMath>
       <w:r>
+        <w:rPr>
+          <w:rFonts w:eastAsia="黑体"/>
+        </w:rPr>
         <w:t xml:space="preserve"> </w:t>
       </w:r>
       <w:r>
         <w:rPr>
-          <w:rFonts w:hint="eastAsia"/>
+          <w:rFonts w:hint="eastAsia" w:eastAsia="黑体"/>
         </w:rPr>
         <w:t xml:space="preserve">接</w:t>
       </w:r>
       <w:r>
+        <w:rPr>
+          <w:rFonts w:eastAsia="黑体"/>
+        </w:rPr>
         <w:t xml:space="preserve"> A1 </w:t>
       </w:r>
       <w:r>
         <w:rPr>
-          <w:rFonts w:hint="eastAsia"/>
+          <w:rFonts w:hint="eastAsia" w:eastAsia="黑体"/>
         </w:rPr>
         <w:t xml:space="preserve">的反相输入端</w:t>
       </w:r>
       <w:r>
+        <w:rPr>
+          <w:rFonts w:eastAsia="黑体"/>
+        </w:rPr>
         <w:t xml:space="preserve"> </w:t>
       </w:r>
       <w:r>
         <w:rPr>
-          <w:rFonts w:hint="eastAsia"/>
+          <w:rFonts w:hint="eastAsia" w:eastAsia="黑体"/>
         </w:rPr>
         <w:t xml:space="preserve">IN−）；</w:t>
       </w:r>
       <w:r>
         <w:rPr>
-          <w:rFonts w:hint="eastAsia"/>
+          <w:rFonts w:hint="eastAsia" w:eastAsia="黑体"/>
           <w:b/>
           <w:bCs/>
         </w:rPr>
@@ -204,20 +231,26 @@
       </w:r>
       <w:r>
         <w:rPr>
-          <w:rFonts w:hint="eastAsia"/>
+          <w:rFonts w:hint="eastAsia" w:eastAsia="黑体"/>
         </w:rPr>
         <w:t xml:space="preserve">（A1</w:t>
       </w:r>
       <w:r>
+        <w:rPr>
+          <w:rFonts w:eastAsia="黑体"/>
+        </w:rPr>
         <w:t xml:space="preserve"> </w:t>
       </w:r>
       <w:r>
         <w:rPr>
-          <w:rFonts w:hint="eastAsia"/>
+          <w:rFonts w:hint="eastAsia" w:eastAsia="黑体"/>
         </w:rPr>
         <w:t xml:space="preserve">的</w:t>
       </w:r>
       <w:r>
+        <w:rPr>
+          <w:rFonts w:eastAsia="黑体"/>
+        </w:rPr>
         <w:t xml:space="preserve"> IN+、</w:t>
       </w:r>
       <m:oMath>
@@ -235,11 +268,14 @@
         </m:sSub>
       </m:oMath>
       <w:r>
+        <w:rPr>
+          <w:rFonts w:eastAsia="黑体"/>
+        </w:rPr>
         <w:t xml:space="preserve"> </w:t>
       </w:r>
       <w:r>
         <w:rPr>
-          <w:rFonts w:hint="eastAsia"/>
+          <w:rFonts w:hint="eastAsia" w:eastAsia="黑体"/>
         </w:rPr>
         <w:t xml:space="preserve">下端、</w:t>
       </w:r>
@@ -258,17 +294,20 @@
         </m:sSub>
       </m:oMath>
       <w:r>
+        <w:rPr>
+          <w:rFonts w:eastAsia="黑体"/>
+        </w:rPr>
         <w:t xml:space="preserve"> </w:t>
       </w:r>
       <w:r>
         <w:rPr>
-          <w:rFonts w:hint="eastAsia"/>
+          <w:rFonts w:hint="eastAsia" w:eastAsia="黑体"/>
         </w:rPr>
         <w:t xml:space="preserve">上端相连）；</w:t>
       </w:r>
       <w:r>
         <w:rPr>
-          <w:rFonts w:hint="eastAsia"/>
+          <w:rFonts w:hint="eastAsia" w:eastAsia="黑体"/>
           <w:b/>
           <w:bCs/>
         </w:rPr>
@@ -276,29 +315,38 @@
       </w:r>
       <w:r>
         <w:rPr>
-          <w:rFonts w:hint="eastAsia"/>
+          <w:rFonts w:hint="eastAsia" w:eastAsia="黑体"/>
         </w:rPr>
         <w:t xml:space="preserve">（A1</w:t>
       </w:r>
       <w:r>
+        <w:rPr>
+          <w:rFonts w:eastAsia="黑体"/>
+        </w:rPr>
         <w:t xml:space="preserve"> </w:t>
       </w:r>
       <w:r>
         <w:rPr>
-          <w:rFonts w:hint="eastAsia"/>
+          <w:rFonts w:hint="eastAsia" w:eastAsia="黑体"/>
         </w:rPr>
         <w:t xml:space="preserve">的</w:t>
       </w:r>
       <w:r>
+        <w:rPr>
+          <w:rFonts w:eastAsia="黑体"/>
+        </w:rPr>
         <w:t xml:space="preserve"> OUT </w:t>
       </w:r>
       <w:r>
         <w:rPr>
-          <w:rFonts w:hint="eastAsia"/>
+          <w:rFonts w:hint="eastAsia" w:eastAsia="黑体"/>
         </w:rPr>
         <w:t xml:space="preserve">与</w:t>
       </w:r>
       <w:r>
+        <w:rPr>
+          <w:rFonts w:eastAsia="黑体"/>
+        </w:rPr>
         <w:t xml:space="preserve"> </w:t>
       </w:r>
       <m:oMath>
@@ -316,15 +364,21 @@
         </m:sSub>
       </m:oMath>
       <w:r>
+        <w:rPr>
+          <w:rFonts w:eastAsia="黑体"/>
+        </w:rPr>
         <w:t xml:space="preserve"> </w:t>
       </w:r>
       <w:r>
         <w:rPr>
-          <w:rFonts w:hint="eastAsia"/>
+          <w:rFonts w:hint="eastAsia" w:eastAsia="黑体"/>
         </w:rPr>
         <w:t xml:space="preserve">上端相连，作为输出</w:t>
       </w:r>
       <w:r>
+        <w:rPr>
+          <w:rFonts w:eastAsia="黑体"/>
+        </w:rPr>
         <w:t xml:space="preserve"> </w:t>
       </w:r>
       <m:oMath>
@@ -349,7 +403,7 @@
       </m:oMath>
       <w:r>
         <w:rPr>
-          <w:rFonts w:hint="eastAsia"/>
+          <w:rFonts w:hint="eastAsia" w:eastAsia="黑体"/>
         </w:rPr>
         <w:t xml:space="preserve">）。</w:t>
       </w:r>
@@ -358,7 +412,7 @@
       <w:pPr/>
       <w:r>
         <w:rPr>
-          <w:rFonts w:hint="eastAsia"/>
+          <w:rFonts w:hint="eastAsia" w:eastAsia="黑体"/>
         </w:rPr>
         <w:t xml:space="preserve">各元件管脚连接：</w:t>
       </w:r>
@@ -377,11 +431,14 @@
         </m:sSub>
       </m:oMath>
       <w:r>
+        <w:rPr>
+          <w:rFonts w:eastAsia="黑体"/>
+        </w:rPr>
         <w:t xml:space="preserve"> </w:t>
       </w:r>
       <w:r>
         <w:rPr>
-          <w:rFonts w:hint="eastAsia"/>
+          <w:rFonts w:hint="eastAsia" w:eastAsia="黑体"/>
         </w:rPr>
         <w:t xml:space="preserve">一端接输出节点、另一端接同相端节点；</w:t>
       </w:r>
@@ -400,99 +457,130 @@
         </m:sSub>
       </m:oMath>
       <w:r>
+        <w:rPr>
+          <w:rFonts w:eastAsia="黑体"/>
+        </w:rPr>
         <w:t xml:space="preserve"> </w:t>
       </w:r>
       <w:r>
         <w:rPr>
-          <w:rFonts w:hint="eastAsia"/>
+          <w:rFonts w:hint="eastAsia" w:eastAsia="黑体"/>
         </w:rPr>
         <w:t xml:space="preserve">一端接同相端节点、另一端接地</w:t>
       </w:r>
       <w:r>
+        <w:rPr>
+          <w:rFonts w:eastAsia="黑体"/>
+        </w:rPr>
         <w:t xml:space="preserve"> </w:t>
       </w:r>
       <w:r>
         <w:rPr>
-          <w:rFonts w:hint="eastAsia"/>
+          <w:rFonts w:hint="eastAsia" w:eastAsia="黑体"/>
         </w:rPr>
         <w:t xml:space="preserve">GND（或接参考电压）；</w:t>
       </w:r>
       <w:r>
         <w:rPr>
+          <w:rFonts w:eastAsia="黑体"/>
           <w:b/>
           <w:bCs/>
         </w:rPr>
         <w:t xml:space="preserve">A1</w:t>
       </w:r>
       <w:r>
+        <w:rPr>
+          <w:rFonts w:eastAsia="黑体"/>
+        </w:rPr>
         <w:t xml:space="preserve"> </w:t>
       </w:r>
       <w:r>
         <w:rPr>
-          <w:rFonts w:hint="eastAsia"/>
+          <w:rFonts w:hint="eastAsia" w:eastAsia="黑体"/>
         </w:rPr>
         <w:t xml:space="preserve">的</w:t>
       </w:r>
       <w:r>
+        <w:rPr>
+          <w:rFonts w:eastAsia="黑体"/>
+        </w:rPr>
         <w:t xml:space="preserve"> IN− </w:t>
       </w:r>
       <w:r>
         <w:rPr>
-          <w:rFonts w:hint="eastAsia"/>
+          <w:rFonts w:hint="eastAsia" w:eastAsia="黑体"/>
         </w:rPr>
         <w:t xml:space="preserve">接输入节点、IN+</w:t>
       </w:r>
       <w:r>
+        <w:rPr>
+          <w:rFonts w:eastAsia="黑体"/>
+        </w:rPr>
         <w:t xml:space="preserve"> </w:t>
       </w:r>
       <w:r>
         <w:rPr>
-          <w:rFonts w:hint="eastAsia"/>
+          <w:rFonts w:hint="eastAsia" w:eastAsia="黑体"/>
         </w:rPr>
         <w:t xml:space="preserve">接同相端节点、OUT</w:t>
       </w:r>
       <w:r>
+        <w:rPr>
+          <w:rFonts w:eastAsia="黑体"/>
+        </w:rPr>
         <w:t xml:space="preserve"> </w:t>
       </w:r>
       <w:r>
         <w:rPr>
-          <w:rFonts w:hint="eastAsia"/>
+          <w:rFonts w:hint="eastAsia" w:eastAsia="黑体"/>
         </w:rPr>
         <w:t xml:space="preserve">接输出节点、V+</w:t>
       </w:r>
       <w:r>
+        <w:rPr>
+          <w:rFonts w:eastAsia="黑体"/>
+        </w:rPr>
         <w:t xml:space="preserve"> </w:t>
       </w:r>
       <w:r>
         <w:rPr>
-          <w:rFonts w:hint="eastAsia"/>
+          <w:rFonts w:hint="eastAsia" w:eastAsia="黑体"/>
         </w:rPr>
         <w:t xml:space="preserve">接</w:t>
       </w:r>
       <w:r>
+        <w:rPr>
+          <w:rFonts w:eastAsia="黑体"/>
+        </w:rPr>
         <w:t xml:space="preserve"> +VCC、V− </w:t>
       </w:r>
       <w:r>
         <w:rPr>
-          <w:rFonts w:hint="eastAsia"/>
+          <w:rFonts w:hint="eastAsia" w:eastAsia="黑体"/>
         </w:rPr>
         <w:t xml:space="preserve">接</w:t>
       </w:r>
       <w:r>
+        <w:rPr>
+          <w:rFonts w:eastAsia="黑体"/>
+        </w:rPr>
         <w:t xml:space="preserve"> </w:t>
       </w:r>
       <w:r>
         <w:rPr>
-          <w:rFonts w:hint="eastAsia"/>
+          <w:rFonts w:hint="eastAsia" w:eastAsia="黑体"/>
         </w:rPr>
         <w:t xml:space="preserve">−VEE（单电源时</w:t>
       </w:r>
       <w:r>
+        <w:rPr>
+          <w:rFonts w:eastAsia="黑体"/>
+        </w:rPr>
         <w:t xml:space="preserve"> V− </w:t>
       </w:r>
       <w:r>
         <w:rPr>
-          <w:rFonts w:hint="eastAsia"/>
+          <w:rFonts w:hint="eastAsia" w:eastAsia="黑体"/>
         </w:rPr>
         <w:t xml:space="preserve">接地）。</w:t>
       </w:r>
@@ -501,11 +589,14 @@
       <w:pPr/>
       <w:r>
         <w:rPr>
-          <w:rFonts w:hint="eastAsia"/>
+          <w:rFonts w:hint="eastAsia" w:eastAsia="黑体"/>
         </w:rPr>
         <w:t xml:space="preserve">由此构成正反馈迟滞组态：输出经</w:t>
       </w:r>
       <w:r>
+        <w:rPr>
+          <w:rFonts w:eastAsia="黑体"/>
+        </w:rPr>
         <w:t xml:space="preserve"> </w:t>
       </w:r>
       <m:oMath>
@@ -523,6 +614,9 @@
         </m:sSub>
       </m:oMath>
       <w:r>
+        <w:rPr>
+          <w:rFonts w:eastAsia="黑体"/>
+        </w:rPr>
         <w:t xml:space="preserve">、</w:t>
       </w:r>
       <m:oMath>
@@ -540,11 +634,14 @@
         </m:sSub>
       </m:oMath>
       <w:r>
+        <w:rPr>
+          <w:rFonts w:eastAsia="黑体"/>
+        </w:rPr>
         <w:t xml:space="preserve"> </w:t>
       </w:r>
       <w:r>
         <w:rPr>
-          <w:rFonts w:hint="eastAsia"/>
+          <w:rFonts w:hint="eastAsia" w:eastAsia="黑体"/>
         </w:rPr>
         <w:t xml:space="preserve">分压后正反馈到同相端，形成两个翻转阈值与迟滞（回差），能把缓变或被噪声污染的信号整形为干净的方波。</w:t>
       </w:r>
@@ -557,7 +654,7 @@
       </w:pPr>
       <w:r>
         <w:rPr>
-          <w:rFonts w:hint="eastAsia"/>
+          <w:rFonts w:hint="eastAsia" w:eastAsia="黑体"/>
         </w:rPr>
         <w:t xml:space="preserve">工作原理</w:t>
       </w:r>
@@ -568,11 +665,14 @@
       </w:pPr>
       <w:r>
         <w:rPr>
-          <w:rFonts w:hint="eastAsia"/>
+          <w:rFonts w:hint="eastAsia" w:eastAsia="黑体"/>
         </w:rPr>
         <w:t xml:space="preserve">正反馈使比较器存在两个翻转阈值</w:t>
       </w:r>
       <w:r>
+        <w:rPr>
+          <w:rFonts w:eastAsia="黑体"/>
+        </w:rPr>
         <w:t xml:space="preserve"> </w:t>
       </w:r>
       <m:oMath>
@@ -593,15 +693,21 @@
         </m:sSub>
       </m:oMath>
       <w:r>
+        <w:rPr>
+          <w:rFonts w:eastAsia="黑体"/>
+        </w:rPr>
         <w:t xml:space="preserve"> </w:t>
       </w:r>
       <w:r>
         <w:rPr>
-          <w:rFonts w:hint="eastAsia"/>
+          <w:rFonts w:hint="eastAsia" w:eastAsia="黑体"/>
         </w:rPr>
         <w:t xml:space="preserve">与</w:t>
       </w:r>
       <w:r>
+        <w:rPr>
+          <w:rFonts w:eastAsia="黑体"/>
+        </w:rPr>
         <w:t xml:space="preserve"> </w:t>
       </w:r>
       <m:oMath>
@@ -623,11 +729,14 @@
       </m:oMath>
       <w:r>
         <w:rPr>
-          <w:rFonts w:hint="eastAsia"/>
+          <w:rFonts w:hint="eastAsia" w:eastAsia="黑体"/>
         </w:rPr>
         <w:t xml:space="preserve">。输入从低升高超过</w:t>
       </w:r>
       <w:r>
+        <w:rPr>
+          <w:rFonts w:eastAsia="黑体"/>
+        </w:rPr>
         <w:t xml:space="preserve"> </w:t>
       </w:r>
       <m:oMath>
@@ -648,15 +757,21 @@
         </m:sSub>
       </m:oMath>
       <w:r>
+        <w:rPr>
+          <w:rFonts w:eastAsia="黑体"/>
+        </w:rPr>
         <w:t xml:space="preserve"> </w:t>
       </w:r>
       <w:r>
         <w:rPr>
-          <w:rFonts w:hint="eastAsia"/>
+          <w:rFonts w:hint="eastAsia" w:eastAsia="黑体"/>
         </w:rPr>
         <w:t xml:space="preserve">时输出翻转为一种状态，再低于</w:t>
       </w:r>
       <w:r>
+        <w:rPr>
+          <w:rFonts w:eastAsia="黑体"/>
+        </w:rPr>
         <w:t xml:space="preserve"> </w:t>
       </w:r>
       <m:oMath>
@@ -677,11 +792,14 @@
         </m:sSub>
       </m:oMath>
       <w:r>
+        <w:rPr>
+          <w:rFonts w:eastAsia="黑体"/>
+        </w:rPr>
         <w:t xml:space="preserve"> </w:t>
       </w:r>
       <w:r>
         <w:rPr>
-          <w:rFonts w:hint="eastAsia"/>
+          <w:rFonts w:hint="eastAsia" w:eastAsia="黑体"/>
         </w:rPr>
         <w:t xml:space="preserve">时翻回，两个阈值之间维持原状态，从而抵抗噪声抖动、产生迟滞。</w:t>
       </w:r>
@@ -694,7 +812,7 @@
       </w:pPr>
       <w:r>
         <w:rPr>
-          <w:rFonts w:hint="eastAsia"/>
+          <w:rFonts w:hint="eastAsia" w:eastAsia="黑体"/>
         </w:rPr>
         <w:t xml:space="preserve">关键计算公式</w:t>
       </w:r>
@@ -708,7 +826,7 @@
       </w:pPr>
       <w:r>
         <w:rPr>
-          <w:rFonts w:hint="eastAsia"/>
+          <w:rFonts w:hint="eastAsia" w:eastAsia="黑体"/>
         </w:rPr>
         <w:t xml:space="preserve">上门限阈值（反相输入型）：</w:t>
       </w:r>
@@ -822,7 +940,7 @@
       </w:pPr>
       <w:r>
         <w:rPr>
-          <w:rFonts w:hint="eastAsia"/>
+          <w:rFonts w:hint="eastAsia" w:eastAsia="黑体"/>
         </w:rPr>
         <w:t xml:space="preserve">下门限阈值：</w:t>
       </w:r>
@@ -936,7 +1054,7 @@
       </w:pPr>
       <w:r>
         <w:rPr>
-          <w:rFonts w:hint="eastAsia"/>
+          <w:rFonts w:hint="eastAsia" w:eastAsia="黑体"/>
         </w:rPr>
         <w:t xml:space="preserve">迟滞宽度（回差）：</w:t>
       </w:r>
@@ -1128,7 +1246,7 @@
       </w:pPr>
       <w:r>
         <w:rPr>
-          <w:rFonts w:hint="eastAsia"/>
+          <w:rFonts w:hint="eastAsia" w:eastAsia="黑体"/>
         </w:rPr>
         <w:t xml:space="preserve">双电源（</w:t>
       </w:r>
@@ -1180,6 +1298,9 @@
         </m:sSub>
       </m:oMath>
       <w:r>
+        <w:rPr>
+          <w:rFonts w:eastAsia="黑体"/>
+        </w:rPr>
         <w:t xml:space="preserve">、</w:t>
       </w:r>
       <m:oMath>
@@ -1231,7 +1352,7 @@
       </m:oMath>
       <w:r>
         <w:rPr>
-          <w:rFonts w:hint="eastAsia"/>
+          <w:rFonts w:hint="eastAsia" w:eastAsia="黑体"/>
         </w:rPr>
         <w:t xml:space="preserve">）时：</w:t>
       </w:r>
@@ -1376,7 +1497,7 @@
             </w:pPr>
             <w:r>
               <w:rPr>
-                <w:rFonts w:hint="eastAsia"/>
+                <w:rFonts w:hint="eastAsia" w:eastAsia="黑体"/>
               </w:rPr>
               <w:t xml:space="preserve">符号</w:t>
             </w:r>
@@ -1390,7 +1511,7 @@
             </w:pPr>
             <w:r>
               <w:rPr>
-                <w:rFonts w:hint="eastAsia"/>
+                <w:rFonts w:hint="eastAsia" w:eastAsia="黑体"/>
               </w:rPr>
               <w:t xml:space="preserve">含义</w:t>
             </w:r>
@@ -1404,7 +1525,7 @@
             </w:pPr>
             <w:r>
               <w:rPr>
-                <w:rFonts w:hint="eastAsia"/>
+                <w:rFonts w:hint="eastAsia" w:eastAsia="黑体"/>
               </w:rPr>
               <w:t xml:space="preserve">单位</w:t>
             </w:r>
@@ -1436,6 +1557,9 @@
               </m:sSub>
             </m:oMath>
             <w:r>
+              <w:rPr>
+                <w:rFonts w:eastAsia="黑体"/>
+              </w:rPr>
               <w:t xml:space="preserve">​</w:t>
             </w:r>
           </w:p>
@@ -1448,7 +1572,7 @@
             </w:pPr>
             <w:r>
               <w:rPr>
-                <w:rFonts w:hint="eastAsia"/>
+                <w:rFonts w:hint="eastAsia" w:eastAsia="黑体"/>
               </w:rPr>
               <w:t xml:space="preserve">上门限电压</w:t>
             </w:r>
@@ -1461,6 +1585,9 @@
               <w:pStyle w:val="Compact"/>
             </w:pPr>
             <w:r>
+              <w:rPr>
+                <w:rFonts w:eastAsia="黑体"/>
+              </w:rPr>
               <w:t xml:space="preserve">V</w:t>
             </w:r>
           </w:p>
@@ -1491,6 +1618,9 @@
               </m:sSub>
             </m:oMath>
             <w:r>
+              <w:rPr>
+                <w:rFonts w:eastAsia="黑体"/>
+              </w:rPr>
               <w:t xml:space="preserve">​</w:t>
             </w:r>
           </w:p>
@@ -1503,7 +1633,7 @@
             </w:pPr>
             <w:r>
               <w:rPr>
-                <w:rFonts w:hint="eastAsia"/>
+                <w:rFonts w:hint="eastAsia" w:eastAsia="黑体"/>
               </w:rPr>
               <w:t xml:space="preserve">下门限电压</w:t>
             </w:r>
@@ -1516,6 +1646,9 @@
               <w:pStyle w:val="Compact"/>
             </w:pPr>
             <w:r>
+              <w:rPr>
+                <w:rFonts w:eastAsia="黑体"/>
+              </w:rPr>
               <w:t xml:space="preserve">V</w:t>
             </w:r>
           </w:p>
@@ -1549,6 +1682,9 @@
               </m:sSub>
             </m:oMath>
             <w:r>
+              <w:rPr>
+                <w:rFonts w:eastAsia="黑体"/>
+              </w:rPr>
               <w:t xml:space="preserve">​</w:t>
             </w:r>
           </w:p>
@@ -1561,7 +1697,7 @@
             </w:pPr>
             <w:r>
               <w:rPr>
-                <w:rFonts w:hint="eastAsia"/>
+                <w:rFonts w:hint="eastAsia" w:eastAsia="黑体"/>
               </w:rPr>
               <w:t xml:space="preserve">迟滞宽度（回差）</w:t>
             </w:r>
@@ -1574,6 +1710,9 @@
               <w:pStyle w:val="Compact"/>
             </w:pPr>
             <w:r>
+              <w:rPr>
+                <w:rFonts w:eastAsia="黑体"/>
+              </w:rPr>
               <w:t xml:space="preserve">V</w:t>
             </w:r>
           </w:p>
@@ -1625,6 +1764,9 @@
               </m:sSub>
             </m:oMath>
             <w:r>
+              <w:rPr>
+                <w:rFonts w:eastAsia="黑体"/>
+              </w:rPr>
               <w:t xml:space="preserve">​</w:t>
             </w:r>
           </w:p>
@@ -1637,16 +1779,19 @@
             </w:pPr>
             <w:r>
               <w:rPr>
-                <w:rFonts w:hint="eastAsia"/>
+                <w:rFonts w:hint="eastAsia" w:eastAsia="黑体"/>
               </w:rPr>
               <w:t xml:space="preserve">输出高</w:t>
             </w:r>
             <w:r>
+              <w:rPr>
+                <w:rFonts w:eastAsia="黑体"/>
+              </w:rPr>
               <w:t xml:space="preserve"> / </w:t>
             </w:r>
             <w:r>
               <w:rPr>
-                <w:rFonts w:hint="eastAsia"/>
+                <w:rFonts w:hint="eastAsia" w:eastAsia="黑体"/>
               </w:rPr>
               <w:t xml:space="preserve">低电平</w:t>
             </w:r>
@@ -1659,6 +1804,9 @@
               <w:pStyle w:val="Compact"/>
             </w:pPr>
             <w:r>
+              <w:rPr>
+                <w:rFonts w:eastAsia="黑体"/>
+              </w:rPr>
               <w:t xml:space="preserve">V</w:t>
             </w:r>
           </w:p>
@@ -1692,6 +1840,9 @@
               </m:sSub>
             </m:oMath>
             <w:r>
+              <w:rPr>
+                <w:rFonts w:eastAsia="黑体"/>
+              </w:rPr>
               <w:t xml:space="preserve">​</w:t>
             </w:r>
           </w:p>
@@ -1704,7 +1855,7 @@
             </w:pPr>
             <w:r>
               <w:rPr>
-                <w:rFonts w:hint="eastAsia"/>
+                <w:rFonts w:hint="eastAsia" w:eastAsia="黑体"/>
               </w:rPr>
               <w:t xml:space="preserve">运放输出饱和电压</w:t>
             </w:r>
@@ -1717,6 +1868,9 @@
               <w:pStyle w:val="Compact"/>
             </w:pPr>
             <w:r>
+              <w:rPr>
+                <w:rFonts w:eastAsia="黑体"/>
+              </w:rPr>
               <w:t xml:space="preserve">V</w:t>
             </w:r>
           </w:p>
@@ -1762,6 +1916,9 @@
               </m:sSub>
             </m:oMath>
             <w:r>
+              <w:rPr>
+                <w:rFonts w:eastAsia="黑体"/>
+              </w:rPr>
               <w:t xml:space="preserve">​</w:t>
             </w:r>
           </w:p>
@@ -1774,16 +1931,19 @@
             </w:pPr>
             <w:r>
               <w:rPr>
-                <w:rFonts w:hint="eastAsia"/>
+                <w:rFonts w:hint="eastAsia" w:eastAsia="黑体"/>
               </w:rPr>
               <w:t xml:space="preserve">反馈</w:t>
             </w:r>
             <w:r>
+              <w:rPr>
+                <w:rFonts w:eastAsia="黑体"/>
+              </w:rPr>
               <w:t xml:space="preserve"> / </w:t>
             </w:r>
             <w:r>
               <w:rPr>
-                <w:rFonts w:hint="eastAsia"/>
+                <w:rFonts w:hint="eastAsia" w:eastAsia="黑体"/>
               </w:rPr>
               <w:t xml:space="preserve">分压电阻</w:t>
             </w:r>
@@ -1796,6 +1956,9 @@
               <w:pStyle w:val="Compact"/>
             </w:pPr>
             <w:r>
+              <w:rPr>
+                <w:rFonts w:eastAsia="黑体"/>
+              </w:rPr>
               <w:t xml:space="preserve">Ω</w:t>
             </w:r>
           </w:p>
@@ -1810,7 +1973,7 @@
       </w:pPr>
       <w:r>
         <w:rPr>
-          <w:rFonts w:hint="eastAsia"/>
+          <w:rFonts w:hint="eastAsia" w:eastAsia="黑体"/>
         </w:rPr>
         <w:t xml:space="preserve">元件调整影响</w:t>
       </w:r>
@@ -1839,6 +2002,7 @@
       </m:oMath>
       <w:r>
         <w:rPr>
+          <w:rFonts w:eastAsia="黑体"/>
           <w:b/>
           <w:bCs/>
         </w:rPr>
@@ -1846,7 +2010,7 @@
       </w:r>
       <w:r>
         <w:rPr>
-          <w:rFonts w:hint="eastAsia"/>
+          <w:rFonts w:hint="eastAsia" w:eastAsia="黑体"/>
           <w:b/>
           <w:bCs/>
         </w:rPr>
@@ -1854,6 +2018,7 @@
       </w:r>
       <w:r>
         <w:rPr>
+          <w:rFonts w:eastAsia="黑体"/>
           <w:b/>
           <w:bCs/>
         </w:rPr>
@@ -1875,25 +2040,34 @@
       </m:oMath>
       <w:r>
         <w:rPr>
-          <w:rFonts w:hint="eastAsia"/>
+          <w:rFonts w:hint="eastAsia" w:eastAsia="黑体"/>
           <w:b/>
           <w:bCs/>
         </w:rPr>
         <w:t xml:space="preserve">）</w:t>
       </w:r>
       <w:r>
+        <w:rPr>
+          <w:rFonts w:eastAsia="黑体"/>
+        </w:rPr>
         <w:t xml:space="preserve"> </w:t>
       </w:r>
       <w:r>
+        <w:rPr>
+          <w:rFonts w:eastAsia="黑体"/>
+        </w:rPr>
         <w:t xml:space="preserve">→ </w:t>
       </w:r>
       <w:r>
         <w:rPr>
-          <w:rFonts w:hint="eastAsia"/>
+          <w:rFonts w:hint="eastAsia" w:eastAsia="黑体"/>
         </w:rPr>
         <w:t xml:space="preserve">迟滞</w:t>
       </w:r>
       <w:r>
+        <w:rPr>
+          <w:rFonts w:eastAsia="黑体"/>
+        </w:rPr>
         <w:t xml:space="preserve"> </w:t>
       </w:r>
       <m:oMath>
@@ -1917,11 +2091,14 @@
         </m:sSub>
       </m:oMath>
       <w:r>
+        <w:rPr>
+          <w:rFonts w:eastAsia="黑体"/>
+        </w:rPr>
         <w:t xml:space="preserve"> </w:t>
       </w:r>
       <w:r>
         <w:rPr>
-          <w:rFonts w:hint="eastAsia"/>
+          <w:rFonts w:hint="eastAsia" w:eastAsia="黑体"/>
         </w:rPr>
         <w:t xml:space="preserve">增大，抗噪能力增强但灵敏度下降。</w:t>
       </w:r>
@@ -1950,6 +2127,7 @@
       </m:oMath>
       <w:r>
         <w:rPr>
+          <w:rFonts w:eastAsia="黑体"/>
           <w:b/>
           <w:bCs/>
         </w:rPr>
@@ -1957,21 +2135,27 @@
       </w:r>
       <w:r>
         <w:rPr>
-          <w:rFonts w:hint="eastAsia"/>
+          <w:rFonts w:hint="eastAsia" w:eastAsia="黑体"/>
           <w:b/>
           <w:bCs/>
         </w:rPr>
         <w:t xml:space="preserve">增大</w:t>
       </w:r>
       <w:r>
+        <w:rPr>
+          <w:rFonts w:eastAsia="黑体"/>
+        </w:rPr>
         <w:t xml:space="preserve"> </w:t>
       </w:r>
       <w:r>
+        <w:rPr>
+          <w:rFonts w:eastAsia="黑体"/>
+        </w:rPr>
         <w:t xml:space="preserve">→ </w:t>
       </w:r>
       <w:r>
         <w:rPr>
-          <w:rFonts w:hint="eastAsia"/>
+          <w:rFonts w:hint="eastAsia" w:eastAsia="黑体"/>
         </w:rPr>
         <w:t xml:space="preserve">迟滞减小，翻转阈值更接近地（分压比变小）。</w:t>
       </w:r>
@@ -1986,11 +2170,14 @@
       </w:pPr>
       <w:r>
         <w:rPr>
-          <w:rFonts w:hint="eastAsia"/>
+          <w:rFonts w:hint="eastAsia" w:eastAsia="黑体"/>
         </w:rPr>
         <w:t xml:space="preserve">同时增大</w:t>
       </w:r>
       <w:r>
+        <w:rPr>
+          <w:rFonts w:eastAsia="黑体"/>
+        </w:rPr>
         <w:t xml:space="preserve"> </w:t>
       </w:r>
       <m:oMath>
@@ -2008,6 +2195,9 @@
         </m:sSub>
       </m:oMath>
       <w:r>
+        <w:rPr>
+          <w:rFonts w:eastAsia="黑体"/>
+        </w:rPr>
         <w:t xml:space="preserve">、</w:t>
       </w:r>
       <m:oMath>
@@ -2026,16 +2216,19 @@
       </m:oMath>
       <w:r>
         <w:rPr>
-          <w:rFonts w:hint="eastAsia"/>
+          <w:rFonts w:hint="eastAsia" w:eastAsia="黑体"/>
         </w:rPr>
         <w:t xml:space="preserve">（比例不变）→</w:t>
       </w:r>
       <w:r>
+        <w:rPr>
+          <w:rFonts w:eastAsia="黑体"/>
+        </w:rPr>
         <w:t xml:space="preserve"> </w:t>
       </w:r>
       <w:r>
         <w:rPr>
-          <w:rFonts w:hint="eastAsia"/>
+          <w:rFonts w:hint="eastAsia" w:eastAsia="黑体"/>
         </w:rPr>
         <w:t xml:space="preserve">迟滞不变，但输入阻抗变化、功耗下降。</w:t>
       </w:r>
@@ -2050,30 +2243,39 @@
       </w:pPr>
       <w:r>
         <w:rPr>
-          <w:rFonts w:hint="eastAsia"/>
+          <w:rFonts w:hint="eastAsia" w:eastAsia="黑体"/>
         </w:rPr>
         <w:t xml:space="preserve">采用</w:t>
       </w:r>
       <w:r>
+        <w:rPr>
+          <w:rFonts w:eastAsia="黑体"/>
+        </w:rPr>
         <w:t xml:space="preserve"> </w:t>
       </w:r>
       <w:r>
         <w:rPr>
-          <w:rFonts w:hint="eastAsia"/>
+          <w:rFonts w:hint="eastAsia" w:eastAsia="黑体"/>
           <w:b/>
           <w:bCs/>
         </w:rPr>
         <w:t xml:space="preserve">轨到轨输出或低压运放</w:t>
       </w:r>
       <w:r>
+        <w:rPr>
+          <w:rFonts w:eastAsia="黑体"/>
+        </w:rPr>
         <w:t xml:space="preserve"> </w:t>
       </w:r>
       <w:r>
+        <w:rPr>
+          <w:rFonts w:eastAsia="黑体"/>
+        </w:rPr>
         <w:t xml:space="preserve">→ </w:t>
       </w:r>
       <w:r>
         <w:rPr>
-          <w:rFonts w:hint="eastAsia"/>
+          <w:rFonts w:hint="eastAsia" w:eastAsia="黑体"/>
         </w:rPr>
         <w:t xml:space="preserve">输出摆幅变小，对应迟滞变小。</w:t>
       </w:r>
@@ -2086,7 +2288,7 @@
       </w:pPr>
       <w:r>
         <w:rPr>
-          <w:rFonts w:hint="eastAsia"/>
+          <w:rFonts w:hint="eastAsia" w:eastAsia="黑体"/>
         </w:rPr>
         <w:t xml:space="preserve">典型参数示例</w:t>
       </w:r>
@@ -2101,11 +2303,14 @@
       </w:pPr>
       <w:r>
         <w:rPr>
-          <w:rFonts w:hint="eastAsia"/>
+          <w:rFonts w:hint="eastAsia" w:eastAsia="黑体"/>
         </w:rPr>
         <w:t xml:space="preserve">单电源</w:t>
       </w:r>
       <w:r>
+        <w:rPr>
+          <w:rFonts w:eastAsia="黑体"/>
+        </w:rPr>
         <w:t xml:space="preserve"> </w:t>
       </w:r>
       <m:oMath>
@@ -2131,7 +2336,7 @@
       </m:oMath>
       <w:r>
         <w:rPr>
-          <w:rFonts w:hint="eastAsia"/>
+          <w:rFonts w:hint="eastAsia" w:eastAsia="黑体"/>
         </w:rPr>
         <w:t xml:space="preserve">，</w:t>
       </w:r>
@@ -2172,6 +2377,9 @@
         </m:r>
       </m:oMath>
       <w:r>
+        <w:rPr>
+          <w:rFonts w:eastAsia="黑体"/>
+        </w:rPr>
         <w:t xml:space="preserve">、</w:t>
       </w:r>
       <m:oMath>
@@ -2212,11 +2420,14 @@
       </m:oMath>
       <w:r>
         <w:rPr>
-          <w:rFonts w:hint="eastAsia"/>
+          <w:rFonts w:hint="eastAsia" w:eastAsia="黑体"/>
         </w:rPr>
         <w:t xml:space="preserve">，取</w:t>
       </w:r>
       <w:r>
+        <w:rPr>
+          <w:rFonts w:eastAsia="黑体"/>
+        </w:rPr>
         <w:t xml:space="preserve"> </w:t>
       </w:r>
       <m:oMath>
@@ -2253,6 +2464,9 @@
         </m:r>
       </m:oMath>
       <w:r>
+        <w:rPr>
+          <w:rFonts w:eastAsia="黑体"/>
+        </w:rPr>
         <w:t xml:space="preserve">、</w:t>
       </w:r>
       <m:oMath>
@@ -2290,7 +2504,7 @@
       </m:oMath>
       <w:r>
         <w:rPr>
-          <w:rFonts w:hint="eastAsia"/>
+          <w:rFonts w:hint="eastAsia" w:eastAsia="黑体"/>
         </w:rPr>
         <w:t xml:space="preserve">：</w:t>
       </w:r>
@@ -2362,7 +2576,7 @@
       </m:oMath>
       <w:r>
         <w:rPr>
-          <w:rFonts w:hint="eastAsia"/>
+          <w:rFonts w:hint="eastAsia" w:eastAsia="黑体"/>
         </w:rPr>
         <w:t xml:space="preserve">，</w:t>
       </w:r>
@@ -2404,7 +2618,7 @@
       </m:oMath>
       <w:r>
         <w:rPr>
-          <w:rFonts w:hint="eastAsia"/>
+          <w:rFonts w:hint="eastAsia" w:eastAsia="黑体"/>
         </w:rPr>
         <w:t xml:space="preserve">，</w:t>
       </w:r>
@@ -2448,6 +2662,9 @@
         </m:r>
       </m:oMath>
       <w:r>
+        <w:rPr>
+          <w:rFonts w:eastAsia="黑体"/>
+        </w:rPr>
         <w:t xml:space="preserve">。</w:t>
       </w:r>
     </w:p>
@@ -2461,11 +2678,14 @@
       </w:pPr>
       <w:r>
         <w:rPr>
-          <w:rFonts w:hint="eastAsia"/>
+          <w:rFonts w:hint="eastAsia" w:eastAsia="黑体"/>
         </w:rPr>
         <w:t xml:space="preserve">同参数改</w:t>
       </w:r>
       <w:r>
+        <w:rPr>
+          <w:rFonts w:eastAsia="黑体"/>
+        </w:rPr>
         <w:t xml:space="preserve"> </w:t>
       </w:r>
       <m:oMath>
@@ -2502,6 +2722,9 @@
         </m:r>
       </m:oMath>
       <w:r>
+        <w:rPr>
+          <w:rFonts w:eastAsia="黑体"/>
+        </w:rPr>
         <w:t xml:space="preserve">、</w:t>
       </w:r>
       <m:oMath>
@@ -2539,7 +2762,7 @@
       </m:oMath>
       <w:r>
         <w:rPr>
-          <w:rFonts w:hint="eastAsia"/>
+          <w:rFonts w:hint="eastAsia" w:eastAsia="黑体"/>
         </w:rPr>
         <w:t xml:space="preserve">：</w:t>
       </w:r>
@@ -2613,6 +2836,9 @@
         </m:r>
       </m:oMath>
       <w:r>
+        <w:rPr>
+          <w:rFonts w:eastAsia="黑体"/>
+        </w:rPr>
         <w:t xml:space="preserve">。</w:t>
       </w:r>
     </w:p>
@@ -2624,7 +2850,7 @@
       </w:pPr>
       <w:r>
         <w:rPr>
-          <w:rFonts w:hint="eastAsia"/>
+          <w:rFonts w:hint="eastAsia" w:eastAsia="黑体"/>
         </w:rPr>
         <w:t xml:space="preserve">常见器件型号</w:t>
       </w:r>
@@ -2639,7 +2865,7 @@
       </w:pPr>
       <w:r>
         <w:rPr>
-          <w:rFonts w:hint="eastAsia"/>
+          <w:rFonts w:hint="eastAsia" w:eastAsia="黑体"/>
         </w:rPr>
         <w:t xml:space="preserve">比较器：LM393、LM339（开集电极输出）。</w:t>
       </w:r>
@@ -2654,7 +2880,7 @@
       </w:pPr>
       <w:r>
         <w:rPr>
-          <w:rFonts w:hint="eastAsia"/>
+          <w:rFonts w:hint="eastAsia" w:eastAsia="黑体"/>
         </w:rPr>
         <w:t xml:space="preserve">运放：LM358、TL072。</w:t>
       </w:r>
@@ -2669,7 +2895,7 @@
       </w:pPr>
       <w:r>
         <w:rPr>
-          <w:rFonts w:hint="eastAsia"/>
+          <w:rFonts w:hint="eastAsia" w:eastAsia="黑体"/>
         </w:rPr>
         <w:t xml:space="preserve">逻辑门型：74HC14（施密特反相器）。</w:t>
       </w:r>
@@ -2682,7 +2908,7 @@
       </w:pPr>
       <w:r>
         <w:rPr>
-          <w:rFonts w:hint="eastAsia"/>
+          <w:rFonts w:hint="eastAsia" w:eastAsia="黑体"/>
         </w:rPr>
         <w:t xml:space="preserve">注意事项</w:t>
       </w:r>
@@ -2697,7 +2923,7 @@
       </w:pPr>
       <w:r>
         <w:rPr>
-          <w:rFonts w:hint="eastAsia"/>
+          <w:rFonts w:hint="eastAsia" w:eastAsia="黑体"/>
         </w:rPr>
         <w:t xml:space="preserve">运放开环作比较器摆率有限，高速信号宜用专用比较器。</w:t>
       </w:r>
@@ -2712,16 +2938,19 @@
       </w:pPr>
       <w:r>
         <w:rPr>
-          <w:rFonts w:hint="eastAsia"/>
+          <w:rFonts w:hint="eastAsia" w:eastAsia="黑体"/>
         </w:rPr>
         <w:t xml:space="preserve">开集电极输出（LM339</w:t>
       </w:r>
       <w:r>
+        <w:rPr>
+          <w:rFonts w:eastAsia="黑体"/>
+        </w:rPr>
         <w:t xml:space="preserve"> </w:t>
       </w:r>
       <w:r>
         <w:rPr>
-          <w:rFonts w:hint="eastAsia"/>
+          <w:rFonts w:hint="eastAsia" w:eastAsia="黑体"/>
         </w:rPr>
         <w:t xml:space="preserve">类）需外接上拉电阻才能得到高电平。</w:t>
       </w:r>
@@ -2736,7 +2965,7 @@
       </w:pPr>
       <w:r>
         <w:rPr>
-          <w:rFonts w:hint="eastAsia"/>
+          <w:rFonts w:hint="eastAsia" w:eastAsia="黑体"/>
         </w:rPr>
         <w:t xml:space="preserve">迟滞宽度需大于噪声峰值，否则仍会发生误翻转。</w:t>
       </w:r>
@@ -2749,7 +2978,7 @@
       </w:pPr>
       <w:r>
         <w:rPr>
-          <w:rFonts w:hint="eastAsia"/>
+          <w:rFonts w:hint="eastAsia" w:eastAsia="黑体"/>
         </w:rPr>
         <w:t xml:space="preserve">参考资料</w:t>
       </w:r>
@@ -2763,6 +2992,9 @@
         </w:numPr>
       </w:pPr>
       <w:r>
+        <w:rPr>
+          <w:rFonts w:eastAsia="黑体"/>
+        </w:rPr>
         <w:t xml:space="preserve">Wikipedia: Schmitt trigger。</w:t>
       </w:r>
     </w:p>
@@ -2776,7 +3008,7 @@
       </w:pPr>
       <w:r>
         <w:rPr>
-          <w:rFonts w:hint="eastAsia"/>
+          <w:rFonts w:hint="eastAsia" w:eastAsia="黑体"/>
         </w:rPr>
         <w:t xml:space="preserve">《模拟电子技术基础》（童诗白、华成英）。</w:t>
       </w:r>
@@ -2790,15 +3022,21 @@
         </w:numPr>
       </w:pPr>
       <w:r>
+        <w:rPr>
+          <w:rFonts w:eastAsia="黑体"/>
+        </w:rPr>
         <w:t xml:space="preserve">TI </w:t>
       </w:r>
       <w:r>
         <w:rPr>
-          <w:rFonts w:hint="eastAsia"/>
+          <w:rFonts w:hint="eastAsia" w:eastAsia="黑体"/>
         </w:rPr>
         <w:t xml:space="preserve">应用笔记</w:t>
       </w:r>
       <w:r>
+        <w:rPr>
+          <w:rFonts w:eastAsia="黑体"/>
+        </w:rPr>
         <w:t xml:space="preserve"> SBOA115。</w:t>
       </w:r>
     </w:p>
@@ -2811,11 +3049,11 @@
       </w:pPr>
       <w:r>
         <w:rPr>
-          <w:rFonts w:ascii="Times New Roman" w:hAnsi="Times New Roman"/>
+          <w:rFonts w:ascii="Times New Roman" w:hAnsi="Times New Roman" w:eastAsia="黑体"/>
           <w:color w:val="555555"/>
           <w:sz w:val="21"/>
         </w:rPr>
-        <w:t>材料收集者：杜文杰</w:t>
+        <w:t>材料收集者：杜文杰，WX手机：19519196569，QQ:3478827729</w:t>
       </w:r>
     </w:p>
     <w:sectPr>
@@ -2835,7 +3073,7 @@
 </file>
 
 <file path=word/footer1.xml><?xml version="1.0" encoding="utf-8"?>
-<w:ftr xmlns:m="http://schemas.openxmlformats.org/officeDocument/2006/math" xmlns:mc="http://schemas.openxmlformats.org/markup-compatibility/2006" xmlns:mo="http://schemas.microsoft.com/office/mac/office/2008/main" xmlns:mv="urn:schemas-microsoft-com:mac:vml" xmlns:o="urn:schemas-microsoft-com:office:office" xmlns:r="http://schemas.openxmlformats.org/officeDocument/2006/relationships" xmlns:v="urn:schemas-microsoft-com:vml" xmlns:w10="urn:schemas-microsoft-com:office:word" xmlns:w14="http://schemas.microsoft.com/office/word/2010/wordml" xmlns:w="http://schemas.openxmlformats.org/wordprocessingml/2006/main" xmlns:wne="http://schemas.microsoft.com/office/word/2006/wordml" xmlns:wp14="http://schemas.microsoft.com/office/word/2010/wordprocessingDrawing" xmlns:wp="http://schemas.openxmlformats.org/drawingml/2006/wordprocessingDrawing" xmlns:wpc="http://schemas.microsoft.com/office/word/2010/wordprocessingCanvas" xmlns:wpg="http://schemas.microsoft.com/office/word/2010/wordprocessingGroup" xmlns:wpi="http://schemas.microsoft.com/office/word/2010/wordprocessingInk" xmlns:wps="http://schemas.microsoft.com/office/word/2010/wordprocessingShape" mc:Ignorable="w14 wp14">
+<w:ftr xmlns:mc="http://schemas.openxmlformats.org/markup-compatibility/2006" xmlns:w="http://schemas.openxmlformats.org/wordprocessingml/2006/main" xmlns:m="http://schemas.openxmlformats.org/officeDocument/2006/math" xmlns:mo="http://schemas.microsoft.com/office/mac/office/2008/main" xmlns:mv="urn:schemas-microsoft-com:mac:vml" xmlns:o="urn:schemas-microsoft-com:office:office" xmlns:r="http://schemas.openxmlformats.org/officeDocument/2006/relationships" xmlns:v="urn:schemas-microsoft-com:vml" xmlns:w10="urn:schemas-microsoft-com:office:word" xmlns:w14="http://schemas.microsoft.com/office/word/2010/wordml" xmlns:wne="http://schemas.microsoft.com/office/word/2006/wordml" xmlns:wp14="http://schemas.microsoft.com/office/word/2010/wordprocessingDrawing" xmlns:wp="http://schemas.openxmlformats.org/drawingml/2006/wordprocessingDrawing" xmlns:wpc="http://schemas.microsoft.com/office/word/2010/wordprocessingCanvas" xmlns:wpg="http://schemas.microsoft.com/office/word/2010/wordprocessingGroup" xmlns:wpi="http://schemas.microsoft.com/office/word/2010/wordprocessingInk" xmlns:wps="http://schemas.microsoft.com/office/word/2010/wordprocessingShape" mc:Ignorable="w14 wp14">
   <w:p>
     <w:pPr>
       <w:pStyle w:val="Footer"/>
@@ -2843,12 +3081,14 @@
     </w:pPr>
     <w:r>
       <w:rPr>
+        <w:rFonts w:eastAsia="黑体"/>
         <w:sz w:val="18"/>
       </w:rPr>
       <w:t xml:space="preserve">第 </w:t>
     </w:r>
     <w:r>
       <w:rPr>
+        <w:rFonts w:eastAsia="黑体"/>
         <w:sz w:val="18"/>
       </w:rPr>
       <w:fldChar w:fldCharType="begin"/>
@@ -2857,6 +3097,7 @@
     </w:r>
     <w:r>
       <w:rPr>
+        <w:rFonts w:eastAsia="黑体"/>
         <w:sz w:val="18"/>
       </w:rPr>
       <w:t xml:space="preserve"> 页</w:t>
@@ -2870,6 +3111,9 @@
   <w:footnote w:type="continuationSeparator" w:id="0">
     <w:p>
       <w:r>
+        <w:rPr>
+          <w:rFonts w:eastAsia="黑体"/>
+        </w:rPr>
         <w:continuationSeparator/>
       </w:r>
     </w:p>
@@ -2877,6 +3121,9 @@
   <w:footnote w:type="separator" w:id="-1">
     <w:p>
       <w:r>
+        <w:rPr>
+          <w:rFonts w:eastAsia="黑体"/>
+        </w:rPr>
         <w:separator/>
       </w:r>
     </w:p>
@@ -2885,7 +3132,7 @@
 </file>
 
 <file path=word/header1.xml><?xml version="1.0" encoding="utf-8"?>
-<w:hdr xmlns:m="http://schemas.openxmlformats.org/officeDocument/2006/math" xmlns:mc="http://schemas.openxmlformats.org/markup-compatibility/2006" xmlns:mo="http://schemas.microsoft.com/office/mac/office/2008/main" xmlns:mv="urn:schemas-microsoft-com:mac:vml" xmlns:o="urn:schemas-microsoft-com:office:office" xmlns:r="http://schemas.openxmlformats.org/officeDocument/2006/relationships" xmlns:v="urn:schemas-microsoft-com:vml" xmlns:w10="urn:schemas-microsoft-com:office:word" xmlns:w14="http://schemas.microsoft.com/office/word/2010/wordml" xmlns:w="http://schemas.openxmlformats.org/wordprocessingml/2006/main" xmlns:wne="http://schemas.microsoft.com/office/word/2006/wordml" xmlns:wp14="http://schemas.microsoft.com/office/word/2010/wordprocessingDrawing" xmlns:wp="http://schemas.openxmlformats.org/drawingml/2006/wordprocessingDrawing" xmlns:wpc="http://schemas.microsoft.com/office/word/2010/wordprocessingCanvas" xmlns:wpg="http://schemas.microsoft.com/office/word/2010/wordprocessingGroup" xmlns:wpi="http://schemas.microsoft.com/office/word/2010/wordprocessingInk" xmlns:wps="http://schemas.microsoft.com/office/word/2010/wordprocessingShape" mc:Ignorable="w14 wp14">
+<w:hdr xmlns:mc="http://schemas.openxmlformats.org/markup-compatibility/2006" xmlns:w="http://schemas.openxmlformats.org/wordprocessingml/2006/main" xmlns:m="http://schemas.openxmlformats.org/officeDocument/2006/math" xmlns:mo="http://schemas.microsoft.com/office/mac/office/2008/main" xmlns:mv="urn:schemas-microsoft-com:mac:vml" xmlns:o="urn:schemas-microsoft-com:office:office" xmlns:r="http://schemas.openxmlformats.org/officeDocument/2006/relationships" xmlns:v="urn:schemas-microsoft-com:vml" xmlns:w10="urn:schemas-microsoft-com:office:word" xmlns:w14="http://schemas.microsoft.com/office/word/2010/wordml" xmlns:wne="http://schemas.microsoft.com/office/word/2006/wordml" xmlns:wp14="http://schemas.microsoft.com/office/word/2010/wordprocessingDrawing" xmlns:wp="http://schemas.openxmlformats.org/drawingml/2006/wordprocessingDrawing" xmlns:wpc="http://schemas.microsoft.com/office/word/2010/wordprocessingCanvas" xmlns:wpg="http://schemas.microsoft.com/office/word/2010/wordprocessingGroup" xmlns:wpi="http://schemas.microsoft.com/office/word/2010/wordprocessingInk" xmlns:wps="http://schemas.microsoft.com/office/word/2010/wordprocessingShape" mc:Ignorable="w14 wp14">
   <w:p>
     <w:pPr>
       <w:pStyle w:val="Header"/>
@@ -2893,7 +3140,7 @@
     </w:pPr>
     <w:r>
       <w:rPr>
-        <w:rFonts w:ascii="Times New Roman" w:hAnsi="Times New Roman"/>
+        <w:rFonts w:ascii="Times New Roman" w:hAnsi="Times New Roman" w:eastAsia="黑体"/>
         <w:sz w:val="18"/>
         <w:rFonts w:eastAsia="黑体"/>
         <w:rFonts w:eastAsia="黑体"/>
@@ -2905,7 +3152,7 @@
 </file>
 
 <file path=word/numbering.xml><?xml version="1.0" encoding="utf-8"?>
-<w:numbering xmlns:m="http://schemas.openxmlformats.org/officeDocument/2006/math" xmlns:mc="http://schemas.openxmlformats.org/markup-compatibility/2006" xmlns:mo="http://schemas.microsoft.com/office/mac/office/2008/main" xmlns:mv="urn:schemas-microsoft-com:mac:vml" xmlns:o="urn:schemas-microsoft-com:office:office" xmlns:r="http://schemas.openxmlformats.org/officeDocument/2006/relationships" xmlns:v="urn:schemas-microsoft-com:vml" xmlns:w="http://schemas.openxmlformats.org/wordprocessingml/2006/main" xmlns:w10="urn:schemas-microsoft-com:office:word" xmlns:w14="http://schemas.microsoft.com/office/word/2010/wordml" xmlns:wne="http://schemas.microsoft.com/office/word/2006/wordml" xmlns:wp="http://schemas.openxmlformats.org/drawingml/2006/wordprocessingDrawing" xmlns:wp14="http://schemas.microsoft.com/office/word/2010/wordprocessingDrawing" xmlns:wpc="http://schemas.microsoft.com/office/word/2010/wordprocessingCanvas" xmlns:wpg="http://schemas.microsoft.com/office/word/2010/wordprocessingGroup" xmlns:wpi="http://schemas.microsoft.com/office/word/2010/wordprocessingInk" xmlns:wps="http://schemas.microsoft.com/office/word/2010/wordprocessingShape" mc:Ignorable="w14 wp14">
+<w:numbering xmlns:mc="http://schemas.openxmlformats.org/markup-compatibility/2006" xmlns:w="http://schemas.openxmlformats.org/wordprocessingml/2006/main" xmlns:m="http://schemas.openxmlformats.org/officeDocument/2006/math" xmlns:mo="http://schemas.microsoft.com/office/mac/office/2008/main" xmlns:mv="urn:schemas-microsoft-com:mac:vml" xmlns:o="urn:schemas-microsoft-com:office:office" xmlns:r="http://schemas.openxmlformats.org/officeDocument/2006/relationships" xmlns:v="urn:schemas-microsoft-com:vml" xmlns:w10="urn:schemas-microsoft-com:office:word" xmlns:w14="http://schemas.microsoft.com/office/word/2010/wordml" xmlns:wne="http://schemas.microsoft.com/office/word/2006/wordml" xmlns:wp="http://schemas.openxmlformats.org/drawingml/2006/wordprocessingDrawing" xmlns:wp14="http://schemas.microsoft.com/office/word/2010/wordprocessingDrawing" xmlns:wpc="http://schemas.microsoft.com/office/word/2010/wordprocessingCanvas" xmlns:wpg="http://schemas.microsoft.com/office/word/2010/wordprocessingGroup" xmlns:wpi="http://schemas.microsoft.com/office/word/2010/wordprocessingInk" xmlns:wps="http://schemas.microsoft.com/office/word/2010/wordprocessingShape" mc:Ignorable="w14 wp14">
   <w:abstractNum w:abstractNumId="0">
     <w:nsid w:val="FFFFFF7C"/>
     <w:multiLevelType w:val="singleLevel"/>
@@ -2992,7 +3239,7 @@
         <w:ind w:hanging="360" w:left="1440"/>
       </w:pPr>
       <w:rPr>
-        <w:rFonts w:ascii="Symbol" w:hAnsi="Symbol" w:hint="default"/>
+        <w:rFonts w:ascii="Symbol" w:hAnsi="Symbol" w:hint="default" w:eastAsia="黑体"/>
       </w:rPr>
     </w:lvl>
   </w:abstractNum>
@@ -3013,7 +3260,7 @@
         <w:ind w:hanging="360" w:left="1080"/>
       </w:pPr>
       <w:rPr>
-        <w:rFonts w:ascii="Symbol" w:hAnsi="Symbol" w:hint="default"/>
+        <w:rFonts w:ascii="Symbol" w:hAnsi="Symbol" w:hint="default" w:eastAsia="黑体"/>
       </w:rPr>
     </w:lvl>
   </w:abstractNum>
@@ -3034,7 +3281,7 @@
         <w:ind w:hanging="360" w:left="720"/>
       </w:pPr>
       <w:rPr>
-        <w:rFonts w:ascii="Symbol" w:hAnsi="Symbol" w:hint="default"/>
+        <w:rFonts w:ascii="Symbol" w:hAnsi="Symbol" w:hint="default" w:eastAsia="黑体"/>
       </w:rPr>
     </w:lvl>
   </w:abstractNum>
@@ -3073,7 +3320,7 @@
         <w:ind w:hanging="360" w:left="360"/>
       </w:pPr>
       <w:rPr>
-        <w:rFonts w:ascii="Symbol" w:hAnsi="Symbol" w:hint="default"/>
+        <w:rFonts w:ascii="Symbol" w:hAnsi="Symbol" w:hint="default" w:eastAsia="黑体"/>
       </w:rPr>
     </w:lvl>
   </w:abstractNum>
@@ -3164,7 +3411,7 @@
         <w:ind w:left="720" w:hanging="360"/>
       </w:pPr>
       <w:rPr>
-        <w:rFonts w:ascii="Symbol" w:hAnsi="Symbol" w:cs="Symbol" w:hint="default"/>
+        <w:rFonts w:ascii="Symbol" w:hAnsi="Symbol" w:cs="Symbol" w:hint="default" w:eastAsia="黑体"/>
       </w:rPr>
     </w:lvl>
     <w:lvl w:ilvl="1">
@@ -3175,7 +3422,7 @@
         <w:ind w:left="1440" w:hanging="360"/>
       </w:pPr>
       <w:rPr>
-        <w:rFonts w:ascii="Courier New" w:hAnsi="Courier New" w:cs="Courier New" w:hint="default"/>
+        <w:rFonts w:ascii="Courier New" w:hAnsi="Courier New" w:cs="Courier New" w:hint="default" w:eastAsia="黑体"/>
       </w:rPr>
     </w:lvl>
     <w:lvl w:ilvl="2">
@@ -3186,7 +3433,7 @@
         <w:ind w:left="2160" w:hanging="360"/>
       </w:pPr>
       <w:rPr>
-        <w:rFonts w:ascii="Wingdings" w:hAnsi="Wingdings" w:cs="Wingdings" w:hint="default"/>
+        <w:rFonts w:ascii="Wingdings" w:hAnsi="Wingdings" w:cs="Wingdings" w:hint="default" w:eastAsia="黑体"/>
       </w:rPr>
     </w:lvl>
     <w:lvl w:ilvl="3">
@@ -3197,7 +3444,7 @@
         <w:ind w:left="2880" w:hanging="360"/>
       </w:pPr>
       <w:rPr>
-        <w:rFonts w:ascii="Symbol" w:hAnsi="Symbol" w:cs="Symbol" w:hint="default"/>
+        <w:rFonts w:ascii="Symbol" w:hAnsi="Symbol" w:cs="Symbol" w:hint="default" w:eastAsia="黑体"/>
       </w:rPr>
     </w:lvl>
     <w:lvl w:ilvl="4">
@@ -3208,7 +3455,7 @@
         <w:ind w:left="3600" w:hanging="360"/>
       </w:pPr>
       <w:rPr>
-        <w:rFonts w:ascii="Courier New" w:hAnsi="Courier New" w:cs="Courier New" w:hint="default"/>
+        <w:rFonts w:ascii="Courier New" w:hAnsi="Courier New" w:cs="Courier New" w:hint="default" w:eastAsia="黑体"/>
       </w:rPr>
     </w:lvl>
     <w:lvl w:ilvl="5">
@@ -3219,7 +3466,7 @@
         <w:ind w:left="4320" w:hanging="360"/>
       </w:pPr>
       <w:rPr>
-        <w:rFonts w:ascii="Wingdings" w:hAnsi="Wingdings" w:cs="Wingdings" w:hint="default"/>
+        <w:rFonts w:ascii="Wingdings" w:hAnsi="Wingdings" w:cs="Wingdings" w:hint="default" w:eastAsia="黑体"/>
       </w:rPr>
     </w:lvl>
     <w:lvl w:ilvl="6">
@@ -3230,7 +3477,7 @@
         <w:ind w:left="5040" w:hanging="360"/>
       </w:pPr>
       <w:rPr>
-        <w:rFonts w:ascii="Symbol" w:hAnsi="Symbol" w:cs="Symbol" w:hint="default"/>
+        <w:rFonts w:ascii="Symbol" w:hAnsi="Symbol" w:cs="Symbol" w:hint="default" w:eastAsia="黑体"/>
       </w:rPr>
     </w:lvl>
     <w:lvl w:ilvl="7">
@@ -3241,7 +3488,7 @@
         <w:ind w:left="5760" w:hanging="360"/>
       </w:pPr>
       <w:rPr>
-        <w:rFonts w:ascii="Courier New" w:hAnsi="Courier New" w:cs="Courier New" w:hint="default"/>
+        <w:rFonts w:ascii="Courier New" w:hAnsi="Courier New" w:cs="Courier New" w:hint="default" w:eastAsia="黑体"/>
       </w:rPr>
     </w:lvl>
     <w:lvl w:ilvl="8">
@@ -3252,7 +3499,7 @@
         <w:ind w:left="6480" w:hanging="360"/>
       </w:pPr>
       <w:rPr>
-        <w:rFonts w:ascii="Wingdings" w:hAnsi="Wingdings" w:cs="Wingdings" w:hint="default"/>
+        <w:rFonts w:ascii="Wingdings" w:hAnsi="Wingdings" w:cs="Wingdings" w:hint="default" w:eastAsia="黑体"/>
       </w:rPr>
     </w:lvl>
   </w:abstractNum>
@@ -3308,11 +3555,11 @@
 </file>
 
 <file path=word/styles.xml><?xml version="1.0" encoding="utf-8"?>
-<w:styles xmlns:mc="http://schemas.openxmlformats.org/markup-compatibility/2006" xmlns:r="http://schemas.openxmlformats.org/officeDocument/2006/relationships" xmlns:w="http://schemas.openxmlformats.org/wordprocessingml/2006/main" xmlns:w14="http://schemas.microsoft.com/office/word/2010/wordml" mc:Ignorable="w14">
+<w:styles xmlns:mc="http://schemas.openxmlformats.org/markup-compatibility/2006" xmlns:w="http://schemas.openxmlformats.org/wordprocessingml/2006/main" xmlns:r="http://schemas.openxmlformats.org/officeDocument/2006/relationships" xmlns:w14="http://schemas.microsoft.com/office/word/2010/wordml" mc:Ignorable="w14">
   <w:docDefaults>
     <w:rPrDefault>
       <w:rPr>
-        <w:rFonts w:asciiTheme="minorHAnsi" w:cstheme="minorBidi" w:eastAsiaTheme="minorEastAsia" w:hAnsiTheme="minorHAnsi"/>
+        <w:rFonts w:asciiTheme="minorHAnsi" w:cstheme="minorBidi" w:hAnsiTheme="minorHAnsi" w:eastAsia="黑体"/>
         <w:sz w:val="22"/>
         <w:szCs w:val="22"/>
         <w:lang w:bidi="ar-SA" w:eastAsia="en-US" w:val="en-US"/>
@@ -3534,7 +3781,7 @@
       <w:outlineLvl w:val="0"/>
     </w:pPr>
     <w:rPr>
-      <w:rFonts w:ascii="Times New Roman" w:asciiTheme="majorHAnsi" w:cstheme="majorBidi" w:eastAsia="黑体" w:eastAsiaTheme="majorEastAsia" w:hAnsi="Times New Roman" w:hAnsiTheme="majorHAnsi"/>
+      <w:rFonts w:ascii="Times New Roman" w:asciiTheme="majorHAnsi" w:cstheme="majorBidi" w:eastAsia="黑体" w:hAnsi="Times New Roman" w:hAnsiTheme="majorHAnsi"/>
       <w:b/>
       <w:bCs/>
       <w:color w:val="1F3864"/>
@@ -3558,7 +3805,7 @@
       <w:outlineLvl w:val="1"/>
     </w:pPr>
     <w:rPr>
-      <w:rFonts w:ascii="Times New Roman" w:asciiTheme="majorHAnsi" w:cstheme="majorBidi" w:eastAsia="黑体" w:eastAsiaTheme="majorEastAsia" w:hAnsi="Times New Roman" w:hAnsiTheme="majorHAnsi"/>
+      <w:rFonts w:ascii="Times New Roman" w:asciiTheme="majorHAnsi" w:cstheme="majorBidi" w:eastAsia="黑体" w:hAnsi="Times New Roman" w:hAnsiTheme="majorHAnsi"/>
       <w:b/>
       <w:bCs/>
       <w:color w:val="2E4E7E"/>
@@ -3582,7 +3829,7 @@
       <w:outlineLvl w:val="2"/>
     </w:pPr>
     <w:rPr>
-      <w:rFonts w:ascii="Times New Roman" w:asciiTheme="majorHAnsi" w:cstheme="majorBidi" w:eastAsia="黑体" w:eastAsiaTheme="majorEastAsia" w:hAnsi="Times New Roman" w:hAnsiTheme="majorHAnsi"/>
+      <w:rFonts w:ascii="Times New Roman" w:asciiTheme="majorHAnsi" w:cstheme="majorBidi" w:eastAsia="黑体" w:hAnsi="Times New Roman" w:hAnsiTheme="majorHAnsi"/>
       <w:b/>
       <w:bCs/>
       <w:color w:val="2E4E7E"/>
@@ -3606,7 +3853,7 @@
       <w:outlineLvl w:val="3"/>
     </w:pPr>
     <w:rPr>
-      <w:rFonts w:ascii="Times New Roman" w:asciiTheme="majorHAnsi" w:cstheme="majorBidi" w:eastAsia="黑体" w:eastAsiaTheme="majorEastAsia" w:hAnsi="Times New Roman" w:hAnsiTheme="majorHAnsi"/>
+      <w:rFonts w:ascii="Times New Roman" w:asciiTheme="majorHAnsi" w:cstheme="majorBidi" w:eastAsia="黑体" w:hAnsi="Times New Roman" w:hAnsiTheme="majorHAnsi"/>
       <w:b/>
       <w:bCs/>
       <w:i/>
@@ -3632,7 +3879,7 @@
       <w:outlineLvl w:val="4"/>
     </w:pPr>
     <w:rPr>
-      <w:rFonts w:ascii="Times New Roman" w:asciiTheme="majorHAnsi" w:cstheme="majorBidi" w:eastAsia="黑体" w:eastAsiaTheme="majorEastAsia" w:hAnsi="Times New Roman" w:hAnsiTheme="majorHAnsi"/>
+      <w:rFonts w:ascii="Times New Roman" w:asciiTheme="majorHAnsi" w:cstheme="majorBidi" w:eastAsia="黑体" w:hAnsi="Times New Roman" w:hAnsiTheme="majorHAnsi"/>
       <w:b/>
       <w:color w:val="333333"/>
       <w:sz w:val="22"/>
@@ -3655,7 +3902,7 @@
       <w:outlineLvl w:val="5"/>
     </w:pPr>
     <w:rPr>
-      <w:rFonts w:asciiTheme="majorHAnsi" w:cstheme="majorBidi" w:eastAsiaTheme="majorEastAsia" w:hAnsiTheme="majorHAnsi"/>
+      <w:rFonts w:asciiTheme="majorHAnsi" w:cstheme="majorBidi" w:hAnsiTheme="majorHAnsi" w:eastAsia="黑体"/>
       <w:i/>
       <w:iCs/>
       <w:color w:themeColor="accent1" w:themeShade="7F" w:val="243F60"/>
@@ -3678,7 +3925,7 @@
       <w:outlineLvl w:val="6"/>
     </w:pPr>
     <w:rPr>
-      <w:rFonts w:asciiTheme="majorHAnsi" w:cstheme="majorBidi" w:eastAsiaTheme="majorEastAsia" w:hAnsiTheme="majorHAnsi"/>
+      <w:rFonts w:asciiTheme="majorHAnsi" w:cstheme="majorBidi" w:hAnsiTheme="majorHAnsi" w:eastAsia="黑体"/>
       <w:i/>
       <w:iCs/>
       <w:color w:themeColor="text1" w:themeTint="BF" w:val="404040"/>
@@ -3701,7 +3948,7 @@
       <w:outlineLvl w:val="7"/>
     </w:pPr>
     <w:rPr>
-      <w:rFonts w:asciiTheme="majorHAnsi" w:cstheme="majorBidi" w:eastAsiaTheme="majorEastAsia" w:hAnsiTheme="majorHAnsi"/>
+      <w:rFonts w:asciiTheme="majorHAnsi" w:cstheme="majorBidi" w:hAnsiTheme="majorHAnsi" w:eastAsia="黑体"/>
       <w:color w:themeColor="accent1" w:val="4F81BD"/>
       <w:sz w:val="20"/>
       <w:szCs w:val="20"/>
@@ -3724,7 +3971,7 @@
       <w:outlineLvl w:val="8"/>
     </w:pPr>
     <w:rPr>
-      <w:rFonts w:asciiTheme="majorHAnsi" w:cstheme="majorBidi" w:eastAsiaTheme="majorEastAsia" w:hAnsiTheme="majorHAnsi"/>
+      <w:rFonts w:asciiTheme="majorHAnsi" w:cstheme="majorBidi" w:hAnsiTheme="majorHAnsi" w:eastAsia="黑体"/>
       <w:i/>
       <w:iCs/>
       <w:color w:themeColor="text1" w:themeTint="BF" w:val="404040"/>
@@ -3775,7 +4022,7 @@
     <w:uiPriority w:val="9"/>
     <w:rsid w:val="00FC693F"/>
     <w:rPr>
-      <w:rFonts w:asciiTheme="majorHAnsi" w:cstheme="majorBidi" w:eastAsiaTheme="majorEastAsia" w:hAnsiTheme="majorHAnsi"/>
+      <w:rFonts w:asciiTheme="majorHAnsi" w:cstheme="majorBidi" w:hAnsiTheme="majorHAnsi" w:eastAsia="黑体"/>
       <w:b/>
       <w:bCs/>
       <w:color w:themeColor="accent1" w:themeShade="BF" w:val="365F91"/>
@@ -3790,7 +4037,7 @@
     <w:uiPriority w:val="9"/>
     <w:rsid w:val="00FC693F"/>
     <w:rPr>
-      <w:rFonts w:asciiTheme="majorHAnsi" w:cstheme="majorBidi" w:eastAsiaTheme="majorEastAsia" w:hAnsiTheme="majorHAnsi"/>
+      <w:rFonts w:asciiTheme="majorHAnsi" w:cstheme="majorBidi" w:hAnsiTheme="majorHAnsi" w:eastAsia="黑体"/>
       <w:b/>
       <w:bCs/>
       <w:color w:themeColor="accent1" w:val="4F81BD"/>
@@ -3805,7 +4052,7 @@
     <w:uiPriority w:val="9"/>
     <w:rsid w:val="00FC693F"/>
     <w:rPr>
-      <w:rFonts w:asciiTheme="majorHAnsi" w:cstheme="majorBidi" w:eastAsiaTheme="majorEastAsia" w:hAnsiTheme="majorHAnsi"/>
+      <w:rFonts w:asciiTheme="majorHAnsi" w:cstheme="majorBidi" w:hAnsiTheme="majorHAnsi" w:eastAsia="黑体"/>
       <w:b/>
       <w:bCs/>
       <w:color w:themeColor="accent1" w:val="4F81BD"/>
@@ -3828,7 +4075,7 @@
       <w:contextualSpacing/>
     </w:pPr>
     <w:rPr>
-      <w:rFonts w:ascii="Times New Roman" w:asciiTheme="majorHAnsi" w:cstheme="majorBidi" w:eastAsia="黑体" w:eastAsiaTheme="majorEastAsia" w:hAnsi="Times New Roman" w:hAnsiTheme="majorHAnsi"/>
+      <w:rFonts w:ascii="Times New Roman" w:asciiTheme="majorHAnsi" w:cstheme="majorBidi" w:eastAsia="黑体" w:hAnsi="Times New Roman" w:hAnsiTheme="majorHAnsi"/>
       <w:b/>
       <w:color w:val="1F3864"/>
       <w:spacing w:val="5"/>
@@ -3844,7 +4091,7 @@
     <w:uiPriority w:val="10"/>
     <w:rsid w:val="00FC693F"/>
     <w:rPr>
-      <w:rFonts w:asciiTheme="majorHAnsi" w:cstheme="majorBidi" w:eastAsiaTheme="majorEastAsia" w:hAnsiTheme="majorHAnsi"/>
+      <w:rFonts w:asciiTheme="majorHAnsi" w:cstheme="majorBidi" w:hAnsiTheme="majorHAnsi" w:eastAsia="黑体"/>
       <w:color w:themeColor="text2" w:themeShade="BF" w:val="17365D"/>
       <w:spacing w:val="5"/>
       <w:kern w:val="28"/>
@@ -3866,7 +4113,7 @@
       </w:numPr>
     </w:pPr>
     <w:rPr>
-      <w:rFonts w:asciiTheme="majorHAnsi" w:cstheme="majorBidi" w:eastAsiaTheme="majorEastAsia" w:hAnsiTheme="majorHAnsi"/>
+      <w:rFonts w:asciiTheme="majorHAnsi" w:cstheme="majorBidi" w:hAnsiTheme="majorHAnsi" w:eastAsia="黑体"/>
       <w:i/>
       <w:iCs/>
       <w:color w:themeColor="accent1" w:val="4F81BD"/>
@@ -3882,7 +4129,7 @@
     <w:uiPriority w:val="11"/>
     <w:rsid w:val="00FC693F"/>
     <w:rPr>
-      <w:rFonts w:asciiTheme="majorHAnsi" w:cstheme="majorBidi" w:eastAsiaTheme="majorEastAsia" w:hAnsiTheme="majorHAnsi"/>
+      <w:rFonts w:asciiTheme="majorHAnsi" w:cstheme="majorBidi" w:hAnsiTheme="majorHAnsi" w:eastAsia="黑体"/>
       <w:i/>
       <w:iCs/>
       <w:color w:themeColor="accent1" w:val="4F81BD"/>
@@ -3949,6 +4196,7 @@
       <w:spacing w:after="120"/>
     </w:pPr>
     <w:rPr>
+      <w:rFonts w:eastAsia="黑体"/>
       <w:sz w:val="16"/>
       <w:szCs w:val="16"/>
     </w:rPr>
@@ -3960,6 +4208,7 @@
     <w:uiPriority w:val="99"/>
     <w:rsid w:val="00AA1D8D"/>
     <w:rPr>
+      <w:rFonts w:eastAsia="黑体"/>
       <w:sz w:val="16"/>
       <w:szCs w:val="16"/>
     </w:rPr>
@@ -4129,7 +4378,7 @@
       </w:tabs>
     </w:pPr>
     <w:rPr>
-      <w:rFonts w:ascii="Courier" w:hAnsi="Courier"/>
+      <w:rFonts w:ascii="Courier" w:hAnsi="Courier" w:eastAsia="黑体"/>
       <w:sz w:val="20"/>
       <w:szCs w:val="20"/>
     </w:rPr>
@@ -4141,7 +4390,7 @@
     <w:uiPriority w:val="99"/>
     <w:rsid w:val="0029639D"/>
     <w:rPr>
-      <w:rFonts w:ascii="Courier" w:hAnsi="Courier"/>
+      <w:rFonts w:ascii="Courier" w:hAnsi="Courier" w:eastAsia="黑体"/>
       <w:sz w:val="20"/>
       <w:szCs w:val="20"/>
     </w:rPr>
@@ -4177,6 +4426,7 @@
     <w:uiPriority w:val="29"/>
     <w:rsid w:val="00FC693F"/>
     <w:rPr>
+      <w:rFonts w:eastAsia="黑体"/>
       <w:i/>
       <w:iCs/>
       <w:color w:themeColor="text1" w:val="000000"/>
@@ -4190,7 +4440,7 @@
     <w:semiHidden/>
     <w:rsid w:val="00FC693F"/>
     <w:rPr>
-      <w:rFonts w:asciiTheme="majorHAnsi" w:cstheme="majorBidi" w:eastAsiaTheme="majorEastAsia" w:hAnsiTheme="majorHAnsi"/>
+      <w:rFonts w:asciiTheme="majorHAnsi" w:cstheme="majorBidi" w:hAnsiTheme="majorHAnsi" w:eastAsia="黑体"/>
       <w:b/>
       <w:bCs/>
       <w:i/>
@@ -4206,7 +4456,7 @@
     <w:semiHidden/>
     <w:rsid w:val="00FC693F"/>
     <w:rPr>
-      <w:rFonts w:asciiTheme="majorHAnsi" w:cstheme="majorBidi" w:eastAsiaTheme="majorEastAsia" w:hAnsiTheme="majorHAnsi"/>
+      <w:rFonts w:asciiTheme="majorHAnsi" w:cstheme="majorBidi" w:hAnsiTheme="majorHAnsi" w:eastAsia="黑体"/>
       <w:color w:themeColor="accent1" w:themeShade="7F" w:val="243F60"/>
     </w:rPr>
   </w:style>
@@ -4218,7 +4468,7 @@
     <w:semiHidden/>
     <w:rsid w:val="00FC693F"/>
     <w:rPr>
-      <w:rFonts w:asciiTheme="majorHAnsi" w:cstheme="majorBidi" w:eastAsiaTheme="majorEastAsia" w:hAnsiTheme="majorHAnsi"/>
+      <w:rFonts w:asciiTheme="majorHAnsi" w:cstheme="majorBidi" w:hAnsiTheme="majorHAnsi" w:eastAsia="黑体"/>
       <w:i/>
       <w:iCs/>
       <w:color w:themeColor="accent1" w:themeShade="7F" w:val="243F60"/>
@@ -4232,7 +4482,7 @@
     <w:semiHidden/>
     <w:rsid w:val="00FC693F"/>
     <w:rPr>
-      <w:rFonts w:asciiTheme="majorHAnsi" w:cstheme="majorBidi" w:eastAsiaTheme="majorEastAsia" w:hAnsiTheme="majorHAnsi"/>
+      <w:rFonts w:asciiTheme="majorHAnsi" w:cstheme="majorBidi" w:hAnsiTheme="majorHAnsi" w:eastAsia="黑体"/>
       <w:i/>
       <w:iCs/>
       <w:color w:themeColor="text1" w:themeTint="BF" w:val="404040"/>
@@ -4246,7 +4496,7 @@
     <w:semiHidden/>
     <w:rsid w:val="00FC693F"/>
     <w:rPr>
-      <w:rFonts w:asciiTheme="majorHAnsi" w:cstheme="majorBidi" w:eastAsiaTheme="majorEastAsia" w:hAnsiTheme="majorHAnsi"/>
+      <w:rFonts w:asciiTheme="majorHAnsi" w:cstheme="majorBidi" w:hAnsiTheme="majorHAnsi" w:eastAsia="黑体"/>
       <w:color w:themeColor="accent1" w:val="4F81BD"/>
       <w:sz w:val="20"/>
       <w:szCs w:val="20"/>
@@ -4260,7 +4510,7 @@
     <w:semiHidden/>
     <w:rsid w:val="00FC693F"/>
     <w:rPr>
-      <w:rFonts w:asciiTheme="majorHAnsi" w:cstheme="majorBidi" w:eastAsiaTheme="majorEastAsia" w:hAnsiTheme="majorHAnsi"/>
+      <w:rFonts w:asciiTheme="majorHAnsi" w:cstheme="majorBidi" w:hAnsiTheme="majorHAnsi" w:eastAsia="黑体"/>
       <w:i/>
       <w:iCs/>
       <w:color w:themeColor="text1" w:themeTint="BF" w:val="404040"/>
@@ -4281,6 +4531,7 @@
       <w:spacing w:line="240" w:lineRule="auto"/>
     </w:pPr>
     <w:rPr>
+      <w:rFonts w:eastAsia="黑体"/>
       <w:b/>
       <w:bCs/>
       <w:color w:themeColor="accent1" w:val="4F81BD"/>
@@ -4295,6 +4546,7 @@
     <w:qFormat/>
     <w:rsid w:val="00FC693F"/>
     <w:rPr>
+      <w:rFonts w:eastAsia="黑体"/>
       <w:b/>
       <w:bCs/>
     </w:rPr>
@@ -4306,6 +4558,7 @@
     <w:qFormat/>
     <w:rsid w:val="00FC693F"/>
     <w:rPr>
+      <w:rFonts w:eastAsia="黑体"/>
       <w:i/>
       <w:iCs/>
     </w:rPr>
@@ -4326,6 +4579,7 @@
       <w:ind w:left="936" w:right="936"/>
     </w:pPr>
     <w:rPr>
+      <w:rFonts w:eastAsia="黑体"/>
       <w:b/>
       <w:bCs/>
       <w:i/>
@@ -4340,6 +4594,7 @@
     <w:uiPriority w:val="30"/>
     <w:rsid w:val="00FC693F"/>
     <w:rPr>
+      <w:rFonts w:eastAsia="黑体"/>
       <w:b/>
       <w:bCs/>
       <w:i/>
@@ -4354,6 +4609,7 @@
     <w:qFormat/>
     <w:rsid w:val="00FC693F"/>
     <w:rPr>
+      <w:rFonts w:eastAsia="黑体"/>
       <w:i/>
       <w:iCs/>
       <w:color w:themeColor="text1" w:themeTint="7F" w:val="808080"/>
@@ -4366,6 +4622,7 @@
     <w:qFormat/>
     <w:rsid w:val="00FC693F"/>
     <w:rPr>
+      <w:rFonts w:eastAsia="黑体"/>
       <w:b/>
       <w:bCs/>
       <w:i/>
@@ -4380,6 +4637,7 @@
     <w:qFormat/>
     <w:rsid w:val="00FC693F"/>
     <w:rPr>
+      <w:rFonts w:eastAsia="黑体"/>
       <w:smallCaps/>
       <w:color w:themeColor="accent2" w:val="C0504D"/>
       <w:u w:val="single"/>
@@ -4392,6 +4650,7 @@
     <w:qFormat/>
     <w:rsid w:val="00FC693F"/>
     <w:rPr>
+      <w:rFonts w:eastAsia="黑体"/>
       <w:b/>
       <w:bCs/>
       <w:smallCaps/>
@@ -4407,6 +4666,7 @@
     <w:qFormat/>
     <w:rsid w:val="00FC693F"/>
     <w:rPr>
+      <w:rFonts w:eastAsia="黑体"/>
       <w:b/>
       <w:bCs/>
       <w:smallCaps/>
@@ -4461,6 +4721,7 @@
       <w:spacing w:after="0" w:line="240" w:lineRule="auto"/>
     </w:pPr>
     <w:rPr>
+      <w:rFonts w:eastAsia="黑体"/>
       <w:color w:themeColor="text1" w:themeShade="BF" w:val="000000"/>
     </w:rPr>
     <w:tblPr>
@@ -4483,6 +4744,7 @@
         <w:spacing w:after="0" w:before="0" w:line="240" w:lineRule="auto"/>
       </w:pPr>
       <w:rPr>
+        <w:rFonts w:eastAsia="黑体"/>
         <w:b/>
         <w:bCs/>
       </w:rPr>
@@ -4503,6 +4765,7 @@
         <w:spacing w:after="0" w:before="0" w:line="240" w:lineRule="auto"/>
       </w:pPr>
       <w:rPr>
+        <w:rFonts w:eastAsia="黑体"/>
         <w:b/>
         <w:bCs/>
       </w:rPr>
@@ -4520,12 +4783,14 @@
     </w:tblStylePr>
     <w:tblStylePr w:type="firstCol">
       <w:rPr>
+        <w:rFonts w:eastAsia="黑体"/>
         <w:b/>
         <w:bCs/>
       </w:rPr>
     </w:tblStylePr>
     <w:tblStylePr w:type="lastCol">
       <w:rPr>
+        <w:rFonts w:eastAsia="黑体"/>
         <w:b/>
         <w:bCs/>
       </w:rPr>
@@ -4564,6 +4829,7 @@
       <w:spacing w:after="0" w:line="240" w:lineRule="auto"/>
     </w:pPr>
     <w:rPr>
+      <w:rFonts w:eastAsia="黑体"/>
       <w:color w:themeColor="accent1" w:themeShade="BF" w:val="365F91"/>
     </w:rPr>
     <w:tblPr>
@@ -4586,6 +4852,7 @@
         <w:spacing w:after="0" w:before="0" w:line="240" w:lineRule="auto"/>
       </w:pPr>
       <w:rPr>
+        <w:rFonts w:eastAsia="黑体"/>
         <w:b/>
         <w:bCs/>
       </w:rPr>
@@ -4606,6 +4873,7 @@
         <w:spacing w:after="0" w:before="0" w:line="240" w:lineRule="auto"/>
       </w:pPr>
       <w:rPr>
+        <w:rFonts w:eastAsia="黑体"/>
         <w:b/>
         <w:bCs/>
       </w:rPr>
@@ -4623,12 +4891,14 @@
     </w:tblStylePr>
     <w:tblStylePr w:type="firstCol">
       <w:rPr>
+        <w:rFonts w:eastAsia="黑体"/>
         <w:b/>
         <w:bCs/>
       </w:rPr>
     </w:tblStylePr>
     <w:tblStylePr w:type="lastCol">
       <w:rPr>
+        <w:rFonts w:eastAsia="黑体"/>
         <w:b/>
         <w:bCs/>
       </w:rPr>
@@ -4667,6 +4937,7 @@
       <w:spacing w:after="0" w:line="240" w:lineRule="auto"/>
     </w:pPr>
     <w:rPr>
+      <w:rFonts w:eastAsia="黑体"/>
       <w:color w:themeColor="accent2" w:themeShade="BF" w:val="943634"/>
     </w:rPr>
     <w:tblPr>
@@ -4689,6 +4960,7 @@
         <w:spacing w:after="0" w:before="0" w:line="240" w:lineRule="auto"/>
       </w:pPr>
       <w:rPr>
+        <w:rFonts w:eastAsia="黑体"/>
         <w:b/>
         <w:bCs/>
       </w:rPr>
@@ -4709,6 +4981,7 @@
         <w:spacing w:after="0" w:before="0" w:line="240" w:lineRule="auto"/>
       </w:pPr>
       <w:rPr>
+        <w:rFonts w:eastAsia="黑体"/>
         <w:b/>
         <w:bCs/>
       </w:rPr>
@@ -4726,12 +4999,14 @@
     </w:tblStylePr>
     <w:tblStylePr w:type="firstCol">
       <w:rPr>
+        <w:rFonts w:eastAsia="黑体"/>
         <w:b/>
         <w:bCs/>
       </w:rPr>
     </w:tblStylePr>
     <w:tblStylePr w:type="lastCol">
       <w:rPr>
+        <w:rFonts w:eastAsia="黑体"/>
         <w:b/>
         <w:bCs/>
       </w:rPr>
@@ -4770,6 +5045,7 @@
       <w:spacing w:after="0" w:line="240" w:lineRule="auto"/>
     </w:pPr>
     <w:rPr>
+      <w:rFonts w:eastAsia="黑体"/>
       <w:color w:themeColor="accent3" w:themeShade="BF" w:val="76923C"/>
     </w:rPr>
     <w:tblPr>
@@ -4792,6 +5068,7 @@
         <w:spacing w:after="0" w:before="0" w:line="240" w:lineRule="auto"/>
       </w:pPr>
       <w:rPr>
+        <w:rFonts w:eastAsia="黑体"/>
         <w:b/>
         <w:bCs/>
       </w:rPr>
@@ -4812,6 +5089,7 @@
         <w:spacing w:after="0" w:before="0" w:line="240" w:lineRule="auto"/>
       </w:pPr>
       <w:rPr>
+        <w:rFonts w:eastAsia="黑体"/>
         <w:b/>
         <w:bCs/>
       </w:rPr>
@@ -4829,12 +5107,14 @@
     </w:tblStylePr>
     <w:tblStylePr w:type="firstCol">
       <w:rPr>
+        <w:rFonts w:eastAsia="黑体"/>
         <w:b/>
         <w:bCs/>
       </w:rPr>
     </w:tblStylePr>
     <w:tblStylePr w:type="lastCol">
       <w:rPr>
+        <w:rFonts w:eastAsia="黑体"/>
         <w:b/>
         <w:bCs/>
       </w:rPr>
@@ -4873,6 +5153,7 @@
       <w:spacing w:after="0" w:line="240" w:lineRule="auto"/>
     </w:pPr>
     <w:rPr>
+      <w:rFonts w:eastAsia="黑体"/>
       <w:color w:themeColor="accent4" w:themeShade="BF" w:val="5F497A"/>
     </w:rPr>
     <w:tblPr>
@@ -4895,6 +5176,7 @@
         <w:spacing w:after="0" w:before="0" w:line="240" w:lineRule="auto"/>
       </w:pPr>
       <w:rPr>
+        <w:rFonts w:eastAsia="黑体"/>
         <w:b/>
         <w:bCs/>
       </w:rPr>
@@ -4915,6 +5197,7 @@
         <w:spacing w:after="0" w:before="0" w:line="240" w:lineRule="auto"/>
       </w:pPr>
       <w:rPr>
+        <w:rFonts w:eastAsia="黑体"/>
         <w:b/>
         <w:bCs/>
       </w:rPr>
@@ -4932,12 +5215,14 @@
     </w:tblStylePr>
     <w:tblStylePr w:type="firstCol">
       <w:rPr>
+        <w:rFonts w:eastAsia="黑体"/>
         <w:b/>
         <w:bCs/>
       </w:rPr>
     </w:tblStylePr>
     <w:tblStylePr w:type="lastCol">
       <w:rPr>
+        <w:rFonts w:eastAsia="黑体"/>
         <w:b/>
         <w:bCs/>
       </w:rPr>
@@ -4976,6 +5261,7 @@
       <w:spacing w:after="0" w:line="240" w:lineRule="auto"/>
     </w:pPr>
     <w:rPr>
+      <w:rFonts w:eastAsia="黑体"/>
       <w:color w:themeColor="accent5" w:themeShade="BF" w:val="31849B"/>
     </w:rPr>
     <w:tblPr>
@@ -4998,6 +5284,7 @@
         <w:spacing w:after="0" w:before="0" w:line="240" w:lineRule="auto"/>
       </w:pPr>
       <w:rPr>
+        <w:rFonts w:eastAsia="黑体"/>
         <w:b/>
         <w:bCs/>
       </w:rPr>
@@ -5018,6 +5305,7 @@
         <w:spacing w:after="0" w:before="0" w:line="240" w:lineRule="auto"/>
       </w:pPr>
       <w:rPr>
+        <w:rFonts w:eastAsia="黑体"/>
         <w:b/>
         <w:bCs/>
       </w:rPr>
@@ -5035,12 +5323,14 @@
     </w:tblStylePr>
     <w:tblStylePr w:type="firstCol">
       <w:rPr>
+        <w:rFonts w:eastAsia="黑体"/>
         <w:b/>
         <w:bCs/>
       </w:rPr>
     </w:tblStylePr>
     <w:tblStylePr w:type="lastCol">
       <w:rPr>
+        <w:rFonts w:eastAsia="黑体"/>
         <w:b/>
         <w:bCs/>
       </w:rPr>
@@ -5079,6 +5369,7 @@
       <w:spacing w:after="0" w:line="240" w:lineRule="auto"/>
     </w:pPr>
     <w:rPr>
+      <w:rFonts w:eastAsia="黑体"/>
       <w:color w:themeColor="accent6" w:themeShade="BF" w:val="E36C0A"/>
     </w:rPr>
     <w:tblPr>
@@ -5101,6 +5392,7 @@
         <w:spacing w:after="0" w:before="0" w:line="240" w:lineRule="auto"/>
       </w:pPr>
       <w:rPr>
+        <w:rFonts w:eastAsia="黑体"/>
         <w:b/>
         <w:bCs/>
       </w:rPr>
@@ -5121,6 +5413,7 @@
         <w:spacing w:after="0" w:before="0" w:line="240" w:lineRule="auto"/>
       </w:pPr>
       <w:rPr>
+        <w:rFonts w:eastAsia="黑体"/>
         <w:b/>
         <w:bCs/>
       </w:rPr>
@@ -5138,12 +5431,14 @@
     </w:tblStylePr>
     <w:tblStylePr w:type="firstCol">
       <w:rPr>
+        <w:rFonts w:eastAsia="黑体"/>
         <w:b/>
         <w:bCs/>
       </w:rPr>
     </w:tblStylePr>
     <w:tblStylePr w:type="lastCol">
       <w:rPr>
+        <w:rFonts w:eastAsia="黑体"/>
         <w:b/>
         <w:bCs/>
       </w:rPr>
@@ -5203,6 +5498,7 @@
         <w:spacing w:after="0" w:before="0" w:line="240" w:lineRule="auto"/>
       </w:pPr>
       <w:rPr>
+        <w:rFonts w:eastAsia="黑体"/>
         <w:b/>
         <w:bCs/>
         <w:color w:themeColor="background1" w:val="FFFFFF"/>
@@ -5217,6 +5513,7 @@
         <w:spacing w:after="0" w:before="0" w:line="240" w:lineRule="auto"/>
       </w:pPr>
       <w:rPr>
+        <w:rFonts w:eastAsia="黑体"/>
         <w:b/>
         <w:bCs/>
       </w:rPr>
@@ -5232,12 +5529,14 @@
     </w:tblStylePr>
     <w:tblStylePr w:type="firstCol">
       <w:rPr>
+        <w:rFonts w:eastAsia="黑体"/>
         <w:b/>
         <w:bCs/>
       </w:rPr>
     </w:tblStylePr>
     <w:tblStylePr w:type="lastCol">
       <w:rPr>
+        <w:rFonts w:eastAsia="黑体"/>
         <w:b/>
         <w:bCs/>
       </w:rPr>
@@ -5295,6 +5594,7 @@
         <w:spacing w:after="0" w:before="0" w:line="240" w:lineRule="auto"/>
       </w:pPr>
       <w:rPr>
+        <w:rFonts w:eastAsia="黑体"/>
         <w:b/>
         <w:bCs/>
         <w:color w:themeColor="background1" w:val="FFFFFF"/>
@@ -5309,6 +5609,7 @@
         <w:spacing w:after="0" w:before="0" w:line="240" w:lineRule="auto"/>
       </w:pPr>
       <w:rPr>
+        <w:rFonts w:eastAsia="黑体"/>
         <w:b/>
         <w:bCs/>
       </w:rPr>
@@ -5324,12 +5625,14 @@
     </w:tblStylePr>
     <w:tblStylePr w:type="firstCol">
       <w:rPr>
+        <w:rFonts w:eastAsia="黑体"/>
         <w:b/>
         <w:bCs/>
       </w:rPr>
     </w:tblStylePr>
     <w:tblStylePr w:type="lastCol">
       <w:rPr>
+        <w:rFonts w:eastAsia="黑体"/>
         <w:b/>
         <w:bCs/>
       </w:rPr>
@@ -5387,6 +5690,7 @@
         <w:spacing w:after="0" w:before="0" w:line="240" w:lineRule="auto"/>
       </w:pPr>
       <w:rPr>
+        <w:rFonts w:eastAsia="黑体"/>
         <w:b/>
         <w:bCs/>
         <w:color w:themeColor="background1" w:val="FFFFFF"/>
@@ -5401,6 +5705,7 @@
         <w:spacing w:after="0" w:before="0" w:line="240" w:lineRule="auto"/>
       </w:pPr>
       <w:rPr>
+        <w:rFonts w:eastAsia="黑体"/>
         <w:b/>
         <w:bCs/>
       </w:rPr>
@@ -5416,12 +5721,14 @@
     </w:tblStylePr>
     <w:tblStylePr w:type="firstCol">
       <w:rPr>
+        <w:rFonts w:eastAsia="黑体"/>
         <w:b/>
         <w:bCs/>
       </w:rPr>
     </w:tblStylePr>
     <w:tblStylePr w:type="lastCol">
       <w:rPr>
+        <w:rFonts w:eastAsia="黑体"/>
         <w:b/>
         <w:bCs/>
       </w:rPr>
@@ -5479,6 +5786,7 @@
         <w:spacing w:after="0" w:before="0" w:line="240" w:lineRule="auto"/>
       </w:pPr>
       <w:rPr>
+        <w:rFonts w:eastAsia="黑体"/>
         <w:b/>
         <w:bCs/>
         <w:color w:themeColor="background1" w:val="FFFFFF"/>
@@ -5493,6 +5801,7 @@
         <w:spacing w:after="0" w:before="0" w:line="240" w:lineRule="auto"/>
       </w:pPr>
       <w:rPr>
+        <w:rFonts w:eastAsia="黑体"/>
         <w:b/>
         <w:bCs/>
       </w:rPr>
@@ -5508,12 +5817,14 @@
     </w:tblStylePr>
     <w:tblStylePr w:type="firstCol">
       <w:rPr>
+        <w:rFonts w:eastAsia="黑体"/>
         <w:b/>
         <w:bCs/>
       </w:rPr>
     </w:tblStylePr>
     <w:tblStylePr w:type="lastCol">
       <w:rPr>
+        <w:rFonts w:eastAsia="黑体"/>
         <w:b/>
         <w:bCs/>
       </w:rPr>
@@ -5571,6 +5882,7 @@
         <w:spacing w:after="0" w:before="0" w:line="240" w:lineRule="auto"/>
       </w:pPr>
       <w:rPr>
+        <w:rFonts w:eastAsia="黑体"/>
         <w:b/>
         <w:bCs/>
         <w:color w:themeColor="background1" w:val="FFFFFF"/>
@@ -5585,6 +5897,7 @@
         <w:spacing w:after="0" w:before="0" w:line="240" w:lineRule="auto"/>
       </w:pPr>
       <w:rPr>
+        <w:rFonts w:eastAsia="黑体"/>
         <w:b/>
         <w:bCs/>
       </w:rPr>
@@ -5600,12 +5913,14 @@
     </w:tblStylePr>
     <w:tblStylePr w:type="firstCol">
       <w:rPr>
+        <w:rFonts w:eastAsia="黑体"/>
         <w:b/>
         <w:bCs/>
       </w:rPr>
     </w:tblStylePr>
     <w:tblStylePr w:type="lastCol">
       <w:rPr>
+        <w:rFonts w:eastAsia="黑体"/>
         <w:b/>
         <w:bCs/>
       </w:rPr>
@@ -5663,6 +5978,7 @@
         <w:spacing w:after="0" w:before="0" w:line="240" w:lineRule="auto"/>
       </w:pPr>
       <w:rPr>
+        <w:rFonts w:eastAsia="黑体"/>
         <w:b/>
         <w:bCs/>
         <w:color w:themeColor="background1" w:val="FFFFFF"/>
@@ -5677,6 +5993,7 @@
         <w:spacing w:after="0" w:before="0" w:line="240" w:lineRule="auto"/>
       </w:pPr>
       <w:rPr>
+        <w:rFonts w:eastAsia="黑体"/>
         <w:b/>
         <w:bCs/>
       </w:rPr>
@@ -5692,12 +6009,14 @@
     </w:tblStylePr>
     <w:tblStylePr w:type="firstCol">
       <w:rPr>
+        <w:rFonts w:eastAsia="黑体"/>
         <w:b/>
         <w:bCs/>
       </w:rPr>
     </w:tblStylePr>
     <w:tblStylePr w:type="lastCol">
       <w:rPr>
+        <w:rFonts w:eastAsia="黑体"/>
         <w:b/>
         <w:bCs/>
       </w:rPr>
@@ -5755,6 +6074,7 @@
         <w:spacing w:after="0" w:before="0" w:line="240" w:lineRule="auto"/>
       </w:pPr>
       <w:rPr>
+        <w:rFonts w:eastAsia="黑体"/>
         <w:b/>
         <w:bCs/>
         <w:color w:themeColor="background1" w:val="FFFFFF"/>
@@ -5769,6 +6089,7 @@
         <w:spacing w:after="0" w:before="0" w:line="240" w:lineRule="auto"/>
       </w:pPr>
       <w:rPr>
+        <w:rFonts w:eastAsia="黑体"/>
         <w:b/>
         <w:bCs/>
       </w:rPr>
@@ -5784,12 +6105,14 @@
     </w:tblStylePr>
     <w:tblStylePr w:type="firstCol">
       <w:rPr>
+        <w:rFonts w:eastAsia="黑体"/>
         <w:b/>
         <w:bCs/>
       </w:rPr>
     </w:tblStylePr>
     <w:tblStylePr w:type="lastCol">
       <w:rPr>
+        <w:rFonts w:eastAsia="黑体"/>
         <w:b/>
         <w:bCs/>
       </w:rPr>
@@ -5849,7 +6172,7 @@
         <w:spacing w:after="0" w:before="0" w:line="240" w:lineRule="auto"/>
       </w:pPr>
       <w:rPr>
-        <w:rFonts w:asciiTheme="majorHAnsi" w:cstheme="majorBidi" w:eastAsiaTheme="majorEastAsia" w:hAnsiTheme="majorHAnsi"/>
+        <w:rFonts w:asciiTheme="majorHAnsi" w:cstheme="majorBidi" w:hAnsiTheme="majorHAnsi" w:eastAsia="黑体"/>
         <w:b/>
         <w:bCs/>
       </w:rPr>
@@ -5870,7 +6193,7 @@
         <w:spacing w:after="0" w:before="0" w:line="240" w:lineRule="auto"/>
       </w:pPr>
       <w:rPr>
-        <w:rFonts w:asciiTheme="majorHAnsi" w:cstheme="majorBidi" w:eastAsiaTheme="majorEastAsia" w:hAnsiTheme="majorHAnsi"/>
+        <w:rFonts w:asciiTheme="majorHAnsi" w:cstheme="majorBidi" w:hAnsiTheme="majorHAnsi" w:eastAsia="黑体"/>
         <w:b/>
         <w:bCs/>
       </w:rPr>
@@ -5888,14 +6211,14 @@
     </w:tblStylePr>
     <w:tblStylePr w:type="firstCol">
       <w:rPr>
-        <w:rFonts w:asciiTheme="majorHAnsi" w:cstheme="majorBidi" w:eastAsiaTheme="majorEastAsia" w:hAnsiTheme="majorHAnsi"/>
+        <w:rFonts w:asciiTheme="majorHAnsi" w:cstheme="majorBidi" w:hAnsiTheme="majorHAnsi" w:eastAsia="黑体"/>
         <w:b/>
         <w:bCs/>
       </w:rPr>
     </w:tblStylePr>
     <w:tblStylePr w:type="lastCol">
       <w:rPr>
-        <w:rFonts w:asciiTheme="majorHAnsi" w:cstheme="majorBidi" w:eastAsiaTheme="majorEastAsia" w:hAnsiTheme="majorHAnsi"/>
+        <w:rFonts w:asciiTheme="majorHAnsi" w:cstheme="majorBidi" w:hAnsiTheme="majorHAnsi" w:eastAsia="黑体"/>
         <w:b/>
         <w:bCs/>
       </w:rPr>
@@ -5979,7 +6302,7 @@
         <w:spacing w:after="0" w:before="0" w:line="240" w:lineRule="auto"/>
       </w:pPr>
       <w:rPr>
-        <w:rFonts w:asciiTheme="majorHAnsi" w:cstheme="majorBidi" w:eastAsiaTheme="majorEastAsia" w:hAnsiTheme="majorHAnsi"/>
+        <w:rFonts w:asciiTheme="majorHAnsi" w:cstheme="majorBidi" w:hAnsiTheme="majorHAnsi" w:eastAsia="黑体"/>
         <w:b/>
         <w:bCs/>
       </w:rPr>
@@ -6000,7 +6323,7 @@
         <w:spacing w:after="0" w:before="0" w:line="240" w:lineRule="auto"/>
       </w:pPr>
       <w:rPr>
-        <w:rFonts w:asciiTheme="majorHAnsi" w:cstheme="majorBidi" w:eastAsiaTheme="majorEastAsia" w:hAnsiTheme="majorHAnsi"/>
+        <w:rFonts w:asciiTheme="majorHAnsi" w:cstheme="majorBidi" w:hAnsiTheme="majorHAnsi" w:eastAsia="黑体"/>
         <w:b/>
         <w:bCs/>
       </w:rPr>
@@ -6018,14 +6341,14 @@
     </w:tblStylePr>
     <w:tblStylePr w:type="firstCol">
       <w:rPr>
-        <w:rFonts w:asciiTheme="majorHAnsi" w:cstheme="majorBidi" w:eastAsiaTheme="majorEastAsia" w:hAnsiTheme="majorHAnsi"/>
+        <w:rFonts w:asciiTheme="majorHAnsi" w:cstheme="majorBidi" w:hAnsiTheme="majorHAnsi" w:eastAsia="黑体"/>
         <w:b/>
         <w:bCs/>
       </w:rPr>
     </w:tblStylePr>
     <w:tblStylePr w:type="lastCol">
       <w:rPr>
-        <w:rFonts w:asciiTheme="majorHAnsi" w:cstheme="majorBidi" w:eastAsiaTheme="majorEastAsia" w:hAnsiTheme="majorHAnsi"/>
+        <w:rFonts w:asciiTheme="majorHAnsi" w:cstheme="majorBidi" w:hAnsiTheme="majorHAnsi" w:eastAsia="黑体"/>
         <w:b/>
         <w:bCs/>
       </w:rPr>
@@ -6109,7 +6432,7 @@
         <w:spacing w:after="0" w:before="0" w:line="240" w:lineRule="auto"/>
       </w:pPr>
       <w:rPr>
-        <w:rFonts w:asciiTheme="majorHAnsi" w:cstheme="majorBidi" w:eastAsiaTheme="majorEastAsia" w:hAnsiTheme="majorHAnsi"/>
+        <w:rFonts w:asciiTheme="majorHAnsi" w:cstheme="majorBidi" w:hAnsiTheme="majorHAnsi" w:eastAsia="黑体"/>
         <w:b/>
         <w:bCs/>
       </w:rPr>
@@ -6130,7 +6453,7 @@
         <w:spacing w:after="0" w:before="0" w:line="240" w:lineRule="auto"/>
       </w:pPr>
       <w:rPr>
-        <w:rFonts w:asciiTheme="majorHAnsi" w:cstheme="majorBidi" w:eastAsiaTheme="majorEastAsia" w:hAnsiTheme="majorHAnsi"/>
+        <w:rFonts w:asciiTheme="majorHAnsi" w:cstheme="majorBidi" w:hAnsiTheme="majorHAnsi" w:eastAsia="黑体"/>
         <w:b/>
         <w:bCs/>
       </w:rPr>
@@ -6148,14 +6471,14 @@
     </w:tblStylePr>
     <w:tblStylePr w:type="firstCol">
       <w:rPr>
-        <w:rFonts w:asciiTheme="majorHAnsi" w:cstheme="majorBidi" w:eastAsiaTheme="majorEastAsia" w:hAnsiTheme="majorHAnsi"/>
+        <w:rFonts w:asciiTheme="majorHAnsi" w:cstheme="majorBidi" w:hAnsiTheme="majorHAnsi" w:eastAsia="黑体"/>
         <w:b/>
         <w:bCs/>
       </w:rPr>
     </w:tblStylePr>
     <w:tblStylePr w:type="lastCol">
       <w:rPr>
-        <w:rFonts w:asciiTheme="majorHAnsi" w:cstheme="majorBidi" w:eastAsiaTheme="majorEastAsia" w:hAnsiTheme="majorHAnsi"/>
+        <w:rFonts w:asciiTheme="majorHAnsi" w:cstheme="majorBidi" w:hAnsiTheme="majorHAnsi" w:eastAsia="黑体"/>
         <w:b/>
         <w:bCs/>
       </w:rPr>
@@ -6239,7 +6562,7 @@
         <w:spacing w:after="0" w:before="0" w:line="240" w:lineRule="auto"/>
       </w:pPr>
       <w:rPr>
-        <w:rFonts w:asciiTheme="majorHAnsi" w:cstheme="majorBidi" w:eastAsiaTheme="majorEastAsia" w:hAnsiTheme="majorHAnsi"/>
+        <w:rFonts w:asciiTheme="majorHAnsi" w:cstheme="majorBidi" w:hAnsiTheme="majorHAnsi" w:eastAsia="黑体"/>
         <w:b/>
         <w:bCs/>
       </w:rPr>
@@ -6260,7 +6583,7 @@
         <w:spacing w:after="0" w:before="0" w:line="240" w:lineRule="auto"/>
       </w:pPr>
       <w:rPr>
-        <w:rFonts w:asciiTheme="majorHAnsi" w:cstheme="majorBidi" w:eastAsiaTheme="majorEastAsia" w:hAnsiTheme="majorHAnsi"/>
+        <w:rFonts w:asciiTheme="majorHAnsi" w:cstheme="majorBidi" w:hAnsiTheme="majorHAnsi" w:eastAsia="黑体"/>
         <w:b/>
         <w:bCs/>
       </w:rPr>
@@ -6278,14 +6601,14 @@
     </w:tblStylePr>
     <w:tblStylePr w:type="firstCol">
       <w:rPr>
-        <w:rFonts w:asciiTheme="majorHAnsi" w:cstheme="majorBidi" w:eastAsiaTheme="majorEastAsia" w:hAnsiTheme="majorHAnsi"/>
+        <w:rFonts w:asciiTheme="majorHAnsi" w:cstheme="majorBidi" w:hAnsiTheme="majorHAnsi" w:eastAsia="黑体"/>
         <w:b/>
         <w:bCs/>
       </w:rPr>
     </w:tblStylePr>
     <w:tblStylePr w:type="lastCol">
       <w:rPr>
-        <w:rFonts w:asciiTheme="majorHAnsi" w:cstheme="majorBidi" w:eastAsiaTheme="majorEastAsia" w:hAnsiTheme="majorHAnsi"/>
+        <w:rFonts w:asciiTheme="majorHAnsi" w:cstheme="majorBidi" w:hAnsiTheme="majorHAnsi" w:eastAsia="黑体"/>
         <w:b/>
         <w:bCs/>
       </w:rPr>
@@ -6369,7 +6692,7 @@
         <w:spacing w:after="0" w:before="0" w:line="240" w:lineRule="auto"/>
       </w:pPr>
       <w:rPr>
-        <w:rFonts w:asciiTheme="majorHAnsi" w:cstheme="majorBidi" w:eastAsiaTheme="majorEastAsia" w:hAnsiTheme="majorHAnsi"/>
+        <w:rFonts w:asciiTheme="majorHAnsi" w:cstheme="majorBidi" w:hAnsiTheme="majorHAnsi" w:eastAsia="黑体"/>
         <w:b/>
         <w:bCs/>
       </w:rPr>
@@ -6390,7 +6713,7 @@
         <w:spacing w:after="0" w:before="0" w:line="240" w:lineRule="auto"/>
       </w:pPr>
       <w:rPr>
-        <w:rFonts w:asciiTheme="majorHAnsi" w:cstheme="majorBidi" w:eastAsiaTheme="majorEastAsia" w:hAnsiTheme="majorHAnsi"/>
+        <w:rFonts w:asciiTheme="majorHAnsi" w:cstheme="majorBidi" w:hAnsiTheme="majorHAnsi" w:eastAsia="黑体"/>
         <w:b/>
         <w:bCs/>
       </w:rPr>
@@ -6408,14 +6731,14 @@
     </w:tblStylePr>
     <w:tblStylePr w:type="firstCol">
       <w:rPr>
-        <w:rFonts w:asciiTheme="majorHAnsi" w:cstheme="majorBidi" w:eastAsiaTheme="majorEastAsia" w:hAnsiTheme="majorHAnsi"/>
+        <w:rFonts w:asciiTheme="majorHAnsi" w:cstheme="majorBidi" w:hAnsiTheme="majorHAnsi" w:eastAsia="黑体"/>
         <w:b/>
         <w:bCs/>
       </w:rPr>
     </w:tblStylePr>
     <w:tblStylePr w:type="lastCol">
       <w:rPr>
-        <w:rFonts w:asciiTheme="majorHAnsi" w:cstheme="majorBidi" w:eastAsiaTheme="majorEastAsia" w:hAnsiTheme="majorHAnsi"/>
+        <w:rFonts w:asciiTheme="majorHAnsi" w:cstheme="majorBidi" w:hAnsiTheme="majorHAnsi" w:eastAsia="黑体"/>
         <w:b/>
         <w:bCs/>
       </w:rPr>
@@ -6499,7 +6822,7 @@
         <w:spacing w:after="0" w:before="0" w:line="240" w:lineRule="auto"/>
       </w:pPr>
       <w:rPr>
-        <w:rFonts w:asciiTheme="majorHAnsi" w:cstheme="majorBidi" w:eastAsiaTheme="majorEastAsia" w:hAnsiTheme="majorHAnsi"/>
+        <w:rFonts w:asciiTheme="majorHAnsi" w:cstheme="majorBidi" w:hAnsiTheme="majorHAnsi" w:eastAsia="黑体"/>
         <w:b/>
         <w:bCs/>
       </w:rPr>
@@ -6520,7 +6843,7 @@
         <w:spacing w:after="0" w:before="0" w:line="240" w:lineRule="auto"/>
       </w:pPr>
       <w:rPr>
-        <w:rFonts w:asciiTheme="majorHAnsi" w:cstheme="majorBidi" w:eastAsiaTheme="majorEastAsia" w:hAnsiTheme="majorHAnsi"/>
+        <w:rFonts w:asciiTheme="majorHAnsi" w:cstheme="majorBidi" w:hAnsiTheme="majorHAnsi" w:eastAsia="黑体"/>
         <w:b/>
         <w:bCs/>
       </w:rPr>
@@ -6538,14 +6861,14 @@
     </w:tblStylePr>
     <w:tblStylePr w:type="firstCol">
       <w:rPr>
-        <w:rFonts w:asciiTheme="majorHAnsi" w:cstheme="majorBidi" w:eastAsiaTheme="majorEastAsia" w:hAnsiTheme="majorHAnsi"/>
+        <w:rFonts w:asciiTheme="majorHAnsi" w:cstheme="majorBidi" w:hAnsiTheme="majorHAnsi" w:eastAsia="黑体"/>
         <w:b/>
         <w:bCs/>
       </w:rPr>
     </w:tblStylePr>
     <w:tblStylePr w:type="lastCol">
       <w:rPr>
-        <w:rFonts w:asciiTheme="majorHAnsi" w:cstheme="majorBidi" w:eastAsiaTheme="majorEastAsia" w:hAnsiTheme="majorHAnsi"/>
+        <w:rFonts w:asciiTheme="majorHAnsi" w:cstheme="majorBidi" w:hAnsiTheme="majorHAnsi" w:eastAsia="黑体"/>
         <w:b/>
         <w:bCs/>
       </w:rPr>
@@ -6629,7 +6952,7 @@
         <w:spacing w:after="0" w:before="0" w:line="240" w:lineRule="auto"/>
       </w:pPr>
       <w:rPr>
-        <w:rFonts w:asciiTheme="majorHAnsi" w:cstheme="majorBidi" w:eastAsiaTheme="majorEastAsia" w:hAnsiTheme="majorHAnsi"/>
+        <w:rFonts w:asciiTheme="majorHAnsi" w:cstheme="majorBidi" w:hAnsiTheme="majorHAnsi" w:eastAsia="黑体"/>
         <w:b/>
         <w:bCs/>
       </w:rPr>
@@ -6650,7 +6973,7 @@
         <w:spacing w:after="0" w:before="0" w:line="240" w:lineRule="auto"/>
       </w:pPr>
       <w:rPr>
-        <w:rFonts w:asciiTheme="majorHAnsi" w:cstheme="majorBidi" w:eastAsiaTheme="majorEastAsia" w:hAnsiTheme="majorHAnsi"/>
+        <w:rFonts w:asciiTheme="majorHAnsi" w:cstheme="majorBidi" w:hAnsiTheme="majorHAnsi" w:eastAsia="黑体"/>
         <w:b/>
         <w:bCs/>
       </w:rPr>
@@ -6668,14 +6991,14 @@
     </w:tblStylePr>
     <w:tblStylePr w:type="firstCol">
       <w:rPr>
-        <w:rFonts w:asciiTheme="majorHAnsi" w:cstheme="majorBidi" w:eastAsiaTheme="majorEastAsia" w:hAnsiTheme="majorHAnsi"/>
+        <w:rFonts w:asciiTheme="majorHAnsi" w:cstheme="majorBidi" w:hAnsiTheme="majorHAnsi" w:eastAsia="黑体"/>
         <w:b/>
         <w:bCs/>
       </w:rPr>
     </w:tblStylePr>
     <w:tblStylePr w:type="lastCol">
       <w:rPr>
-        <w:rFonts w:asciiTheme="majorHAnsi" w:cstheme="majorBidi" w:eastAsiaTheme="majorEastAsia" w:hAnsiTheme="majorHAnsi"/>
+        <w:rFonts w:asciiTheme="majorHAnsi" w:cstheme="majorBidi" w:hAnsiTheme="majorHAnsi" w:eastAsia="黑体"/>
         <w:b/>
         <w:bCs/>
       </w:rPr>
@@ -6758,6 +7081,7 @@
         <w:spacing w:after="0" w:before="0" w:line="240" w:lineRule="auto"/>
       </w:pPr>
       <w:rPr>
+        <w:rFonts w:eastAsia="黑体"/>
         <w:b/>
         <w:bCs/>
         <w:color w:themeColor="background1" w:val="FFFFFF"/>
@@ -6780,6 +7104,7 @@
         <w:spacing w:after="0" w:before="0" w:line="240" w:lineRule="auto"/>
       </w:pPr>
       <w:rPr>
+        <w:rFonts w:eastAsia="黑体"/>
         <w:b/>
         <w:bCs/>
       </w:rPr>
@@ -6797,12 +7122,14 @@
     </w:tblStylePr>
     <w:tblStylePr w:type="firstCol">
       <w:rPr>
+        <w:rFonts w:eastAsia="黑体"/>
         <w:b/>
         <w:bCs/>
       </w:rPr>
     </w:tblStylePr>
     <w:tblStylePr w:type="lastCol">
       <w:rPr>
+        <w:rFonts w:eastAsia="黑体"/>
         <w:b/>
         <w:bCs/>
       </w:rPr>
@@ -6864,6 +7191,7 @@
         <w:spacing w:after="0" w:before="0" w:line="240" w:lineRule="auto"/>
       </w:pPr>
       <w:rPr>
+        <w:rFonts w:eastAsia="黑体"/>
         <w:b/>
         <w:bCs/>
         <w:color w:themeColor="background1" w:val="FFFFFF"/>
@@ -6886,6 +7214,7 @@
         <w:spacing w:after="0" w:before="0" w:line="240" w:lineRule="auto"/>
       </w:pPr>
       <w:rPr>
+        <w:rFonts w:eastAsia="黑体"/>
         <w:b/>
         <w:bCs/>
       </w:rPr>
@@ -6903,12 +7232,14 @@
     </w:tblStylePr>
     <w:tblStylePr w:type="firstCol">
       <w:rPr>
+        <w:rFonts w:eastAsia="黑体"/>
         <w:b/>
         <w:bCs/>
       </w:rPr>
     </w:tblStylePr>
     <w:tblStylePr w:type="lastCol">
       <w:rPr>
+        <w:rFonts w:eastAsia="黑体"/>
         <w:b/>
         <w:bCs/>
       </w:rPr>
@@ -6970,6 +7301,7 @@
         <w:spacing w:after="0" w:before="0" w:line="240" w:lineRule="auto"/>
       </w:pPr>
       <w:rPr>
+        <w:rFonts w:eastAsia="黑体"/>
         <w:b/>
         <w:bCs/>
         <w:color w:themeColor="background1" w:val="FFFFFF"/>
@@ -6992,6 +7324,7 @@
         <w:spacing w:after="0" w:before="0" w:line="240" w:lineRule="auto"/>
       </w:pPr>
       <w:rPr>
+        <w:rFonts w:eastAsia="黑体"/>
         <w:b/>
         <w:bCs/>
       </w:rPr>
@@ -7009,12 +7342,14 @@
     </w:tblStylePr>
     <w:tblStylePr w:type="firstCol">
       <w:rPr>
+        <w:rFonts w:eastAsia="黑体"/>
         <w:b/>
         <w:bCs/>
       </w:rPr>
     </w:tblStylePr>
     <w:tblStylePr w:type="lastCol">
       <w:rPr>
+        <w:rFonts w:eastAsia="黑体"/>
         <w:b/>
         <w:bCs/>
       </w:rPr>
@@ -7076,6 +7411,7 @@
         <w:spacing w:after="0" w:before="0" w:line="240" w:lineRule="auto"/>
       </w:pPr>
       <w:rPr>
+        <w:rFonts w:eastAsia="黑体"/>
         <w:b/>
         <w:bCs/>
         <w:color w:themeColor="background1" w:val="FFFFFF"/>
@@ -7098,6 +7434,7 @@
         <w:spacing w:after="0" w:before="0" w:line="240" w:lineRule="auto"/>
       </w:pPr>
       <w:rPr>
+        <w:rFonts w:eastAsia="黑体"/>
         <w:b/>
         <w:bCs/>
       </w:rPr>
@@ -7115,12 +7452,14 @@
     </w:tblStylePr>
     <w:tblStylePr w:type="firstCol">
       <w:rPr>
+        <w:rFonts w:eastAsia="黑体"/>
         <w:b/>
         <w:bCs/>
       </w:rPr>
     </w:tblStylePr>
     <w:tblStylePr w:type="lastCol">
       <w:rPr>
+        <w:rFonts w:eastAsia="黑体"/>
         <w:b/>
         <w:bCs/>
       </w:rPr>
@@ -7182,6 +7521,7 @@
         <w:spacing w:after="0" w:before="0" w:line="240" w:lineRule="auto"/>
       </w:pPr>
       <w:rPr>
+        <w:rFonts w:eastAsia="黑体"/>
         <w:b/>
         <w:bCs/>
         <w:color w:themeColor="background1" w:val="FFFFFF"/>
@@ -7204,6 +7544,7 @@
         <w:spacing w:after="0" w:before="0" w:line="240" w:lineRule="auto"/>
       </w:pPr>
       <w:rPr>
+        <w:rFonts w:eastAsia="黑体"/>
         <w:b/>
         <w:bCs/>
       </w:rPr>
@@ -7221,12 +7562,14 @@
     </w:tblStylePr>
     <w:tblStylePr w:type="firstCol">
       <w:rPr>
+        <w:rFonts w:eastAsia="黑体"/>
         <w:b/>
         <w:bCs/>
       </w:rPr>
     </w:tblStylePr>
     <w:tblStylePr w:type="lastCol">
       <w:rPr>
+        <w:rFonts w:eastAsia="黑体"/>
         <w:b/>
         <w:bCs/>
       </w:rPr>
@@ -7288,6 +7631,7 @@
         <w:spacing w:after="0" w:before="0" w:line="240" w:lineRule="auto"/>
       </w:pPr>
       <w:rPr>
+        <w:rFonts w:eastAsia="黑体"/>
         <w:b/>
         <w:bCs/>
         <w:color w:themeColor="background1" w:val="FFFFFF"/>
@@ -7310,6 +7654,7 @@
         <w:spacing w:after="0" w:before="0" w:line="240" w:lineRule="auto"/>
       </w:pPr>
       <w:rPr>
+        <w:rFonts w:eastAsia="黑体"/>
         <w:b/>
         <w:bCs/>
       </w:rPr>
@@ -7327,12 +7672,14 @@
     </w:tblStylePr>
     <w:tblStylePr w:type="firstCol">
       <w:rPr>
+        <w:rFonts w:eastAsia="黑体"/>
         <w:b/>
         <w:bCs/>
       </w:rPr>
     </w:tblStylePr>
     <w:tblStylePr w:type="lastCol">
       <w:rPr>
+        <w:rFonts w:eastAsia="黑体"/>
         <w:b/>
         <w:bCs/>
       </w:rPr>
@@ -7394,6 +7741,7 @@
         <w:spacing w:after="0" w:before="0" w:line="240" w:lineRule="auto"/>
       </w:pPr>
       <w:rPr>
+        <w:rFonts w:eastAsia="黑体"/>
         <w:b/>
         <w:bCs/>
         <w:color w:themeColor="background1" w:val="FFFFFF"/>
@@ -7416,6 +7764,7 @@
         <w:spacing w:after="0" w:before="0" w:line="240" w:lineRule="auto"/>
       </w:pPr>
       <w:rPr>
+        <w:rFonts w:eastAsia="黑体"/>
         <w:b/>
         <w:bCs/>
       </w:rPr>
@@ -7433,12 +7782,14 @@
     </w:tblStylePr>
     <w:tblStylePr w:type="firstCol">
       <w:rPr>
+        <w:rFonts w:eastAsia="黑体"/>
         <w:b/>
         <w:bCs/>
       </w:rPr>
     </w:tblStylePr>
     <w:tblStylePr w:type="lastCol">
       <w:rPr>
+        <w:rFonts w:eastAsia="黑体"/>
         <w:b/>
         <w:bCs/>
       </w:rPr>
@@ -7497,6 +7848,7 @@
         <w:spacing w:after="0" w:before="0" w:line="240" w:lineRule="auto"/>
       </w:pPr>
       <w:rPr>
+        <w:rFonts w:eastAsia="黑体"/>
         <w:b/>
         <w:bCs/>
         <w:color w:themeColor="background1" w:val="FFFFFF"/>
@@ -7519,6 +7871,7 @@
         <w:spacing w:after="0" w:before="0" w:line="240" w:lineRule="auto"/>
       </w:pPr>
       <w:rPr>
+        <w:rFonts w:eastAsia="黑体"/>
         <w:color w:val="auto"/>
       </w:rPr>
       <w:tblPr/>
@@ -7536,6 +7889,7 @@
     </w:tblStylePr>
     <w:tblStylePr w:type="firstCol">
       <w:rPr>
+        <w:rFonts w:eastAsia="黑体"/>
         <w:b/>
         <w:bCs/>
         <w:color w:themeColor="background1" w:val="FFFFFF"/>
@@ -7555,6 +7909,7 @@
     </w:tblStylePr>
     <w:tblStylePr w:type="lastCol">
       <w:rPr>
+        <w:rFonts w:eastAsia="黑体"/>
         <w:b/>
         <w:bCs/>
         <w:color w:themeColor="background1" w:val="FFFFFF"/>
@@ -7603,6 +7958,7 @@
     </w:tblStylePr>
     <w:tblStylePr w:type="nwCell">
       <w:rPr>
+        <w:rFonts w:eastAsia="黑体"/>
         <w:color w:themeColor="background1" w:val="FFFFFF"/>
       </w:rPr>
       <w:tblPr/>
@@ -7646,6 +8002,7 @@
         <w:spacing w:after="0" w:before="0" w:line="240" w:lineRule="auto"/>
       </w:pPr>
       <w:rPr>
+        <w:rFonts w:eastAsia="黑体"/>
         <w:b/>
         <w:bCs/>
         <w:color w:themeColor="background1" w:val="FFFFFF"/>
@@ -7668,6 +8025,7 @@
         <w:spacing w:after="0" w:before="0" w:line="240" w:lineRule="auto"/>
       </w:pPr>
       <w:rPr>
+        <w:rFonts w:eastAsia="黑体"/>
         <w:color w:val="auto"/>
       </w:rPr>
       <w:tblPr/>
@@ -7685,6 +8043,7 @@
     </w:tblStylePr>
     <w:tblStylePr w:type="firstCol">
       <w:rPr>
+        <w:rFonts w:eastAsia="黑体"/>
         <w:b/>
         <w:bCs/>
         <w:color w:themeColor="background1" w:val="FFFFFF"/>
@@ -7704,6 +8063,7 @@
     </w:tblStylePr>
     <w:tblStylePr w:type="lastCol">
       <w:rPr>
+        <w:rFonts w:eastAsia="黑体"/>
         <w:b/>
         <w:bCs/>
         <w:color w:themeColor="background1" w:val="FFFFFF"/>
@@ -7752,6 +8112,7 @@
     </w:tblStylePr>
     <w:tblStylePr w:type="nwCell">
       <w:rPr>
+        <w:rFonts w:eastAsia="黑体"/>
         <w:color w:themeColor="background1" w:val="FFFFFF"/>
       </w:rPr>
       <w:tblPr/>
@@ -7795,6 +8156,7 @@
         <w:spacing w:after="0" w:before="0" w:line="240" w:lineRule="auto"/>
       </w:pPr>
       <w:rPr>
+        <w:rFonts w:eastAsia="黑体"/>
         <w:b/>
         <w:bCs/>
         <w:color w:themeColor="background1" w:val="FFFFFF"/>
@@ -7817,6 +8179,7 @@
         <w:spacing w:after="0" w:before="0" w:line="240" w:lineRule="auto"/>
       </w:pPr>
       <w:rPr>
+        <w:rFonts w:eastAsia="黑体"/>
         <w:color w:val="auto"/>
       </w:rPr>
       <w:tblPr/>
@@ -7834,6 +8197,7 @@
     </w:tblStylePr>
     <w:tblStylePr w:type="firstCol">
       <w:rPr>
+        <w:rFonts w:eastAsia="黑体"/>
         <w:b/>
         <w:bCs/>
         <w:color w:themeColor="background1" w:val="FFFFFF"/>
@@ -7853,6 +8217,7 @@
     </w:tblStylePr>
     <w:tblStylePr w:type="lastCol">
       <w:rPr>
+        <w:rFonts w:eastAsia="黑体"/>
         <w:b/>
         <w:bCs/>
         <w:color w:themeColor="background1" w:val="FFFFFF"/>
@@ -7901,6 +8266,7 @@
     </w:tblStylePr>
     <w:tblStylePr w:type="nwCell">
       <w:rPr>
+        <w:rFonts w:eastAsia="黑体"/>
         <w:color w:themeColor="background1" w:val="FFFFFF"/>
       </w:rPr>
       <w:tblPr/>
@@ -7944,6 +8310,7 @@
         <w:spacing w:after="0" w:before="0" w:line="240" w:lineRule="auto"/>
       </w:pPr>
       <w:rPr>
+        <w:rFonts w:eastAsia="黑体"/>
         <w:b/>
         <w:bCs/>
         <w:color w:themeColor="background1" w:val="FFFFFF"/>
@@ -7966,6 +8333,7 @@
         <w:spacing w:after="0" w:before="0" w:line="240" w:lineRule="auto"/>
       </w:pPr>
       <w:rPr>
+        <w:rFonts w:eastAsia="黑体"/>
         <w:color w:val="auto"/>
       </w:rPr>
       <w:tblPr/>
@@ -7983,6 +8351,7 @@
     </w:tblStylePr>
     <w:tblStylePr w:type="firstCol">
       <w:rPr>
+        <w:rFonts w:eastAsia="黑体"/>
         <w:b/>
         <w:bCs/>
         <w:color w:themeColor="background1" w:val="FFFFFF"/>
@@ -8002,6 +8371,7 @@
     </w:tblStylePr>
     <w:tblStylePr w:type="lastCol">
       <w:rPr>
+        <w:rFonts w:eastAsia="黑体"/>
         <w:b/>
         <w:bCs/>
         <w:color w:themeColor="background1" w:val="FFFFFF"/>
@@ -8050,6 +8420,7 @@
     </w:tblStylePr>
     <w:tblStylePr w:type="nwCell">
       <w:rPr>
+        <w:rFonts w:eastAsia="黑体"/>
         <w:color w:themeColor="background1" w:val="FFFFFF"/>
       </w:rPr>
       <w:tblPr/>
@@ -8093,6 +8464,7 @@
         <w:spacing w:after="0" w:before="0" w:line="240" w:lineRule="auto"/>
       </w:pPr>
       <w:rPr>
+        <w:rFonts w:eastAsia="黑体"/>
         <w:b/>
         <w:bCs/>
         <w:color w:themeColor="background1" w:val="FFFFFF"/>
@@ -8115,6 +8487,7 @@
         <w:spacing w:after="0" w:before="0" w:line="240" w:lineRule="auto"/>
       </w:pPr>
       <w:rPr>
+        <w:rFonts w:eastAsia="黑体"/>
         <w:color w:val="auto"/>
       </w:rPr>
       <w:tblPr/>
@@ -8132,6 +8505,7 @@
     </w:tblStylePr>
     <w:tblStylePr w:type="firstCol">
       <w:rPr>
+        <w:rFonts w:eastAsia="黑体"/>
         <w:b/>
         <w:bCs/>
         <w:color w:themeColor="background1" w:val="FFFFFF"/>
@@ -8151,6 +8525,7 @@
     </w:tblStylePr>
     <w:tblStylePr w:type="lastCol">
       <w:rPr>
+        <w:rFonts w:eastAsia="黑体"/>
         <w:b/>
         <w:bCs/>
         <w:color w:themeColor="background1" w:val="FFFFFF"/>
@@ -8199,6 +8574,7 @@
     </w:tblStylePr>
     <w:tblStylePr w:type="nwCell">
       <w:rPr>
+        <w:rFonts w:eastAsia="黑体"/>
         <w:color w:themeColor="background1" w:val="FFFFFF"/>
       </w:rPr>
       <w:tblPr/>
@@ -8242,6 +8618,7 @@
         <w:spacing w:after="0" w:before="0" w:line="240" w:lineRule="auto"/>
       </w:pPr>
       <w:rPr>
+        <w:rFonts w:eastAsia="黑体"/>
         <w:b/>
         <w:bCs/>
         <w:color w:themeColor="background1" w:val="FFFFFF"/>
@@ -8264,6 +8641,7 @@
         <w:spacing w:after="0" w:before="0" w:line="240" w:lineRule="auto"/>
       </w:pPr>
       <w:rPr>
+        <w:rFonts w:eastAsia="黑体"/>
         <w:color w:val="auto"/>
       </w:rPr>
       <w:tblPr/>
@@ -8281,6 +8659,7 @@
     </w:tblStylePr>
     <w:tblStylePr w:type="firstCol">
       <w:rPr>
+        <w:rFonts w:eastAsia="黑体"/>
         <w:b/>
         <w:bCs/>
         <w:color w:themeColor="background1" w:val="FFFFFF"/>
@@ -8300,6 +8679,7 @@
     </w:tblStylePr>
     <w:tblStylePr w:type="lastCol">
       <w:rPr>
+        <w:rFonts w:eastAsia="黑体"/>
         <w:b/>
         <w:bCs/>
         <w:color w:themeColor="background1" w:val="FFFFFF"/>
@@ -8348,6 +8728,7 @@
     </w:tblStylePr>
     <w:tblStylePr w:type="nwCell">
       <w:rPr>
+        <w:rFonts w:eastAsia="黑体"/>
         <w:color w:themeColor="background1" w:val="FFFFFF"/>
       </w:rPr>
       <w:tblPr/>
@@ -8391,6 +8772,7 @@
         <w:spacing w:after="0" w:before="0" w:line="240" w:lineRule="auto"/>
       </w:pPr>
       <w:rPr>
+        <w:rFonts w:eastAsia="黑体"/>
         <w:b/>
         <w:bCs/>
         <w:color w:themeColor="background1" w:val="FFFFFF"/>
@@ -8413,6 +8795,7 @@
         <w:spacing w:after="0" w:before="0" w:line="240" w:lineRule="auto"/>
       </w:pPr>
       <w:rPr>
+        <w:rFonts w:eastAsia="黑体"/>
         <w:color w:val="auto"/>
       </w:rPr>
       <w:tblPr/>
@@ -8430,6 +8813,7 @@
     </w:tblStylePr>
     <w:tblStylePr w:type="firstCol">
       <w:rPr>
+        <w:rFonts w:eastAsia="黑体"/>
         <w:b/>
         <w:bCs/>
         <w:color w:themeColor="background1" w:val="FFFFFF"/>
@@ -8449,6 +8833,7 @@
     </w:tblStylePr>
     <w:tblStylePr w:type="lastCol">
       <w:rPr>
+        <w:rFonts w:eastAsia="黑体"/>
         <w:b/>
         <w:bCs/>
         <w:color w:themeColor="background1" w:val="FFFFFF"/>
@@ -8497,6 +8882,7 @@
     </w:tblStylePr>
     <w:tblStylePr w:type="nwCell">
       <w:rPr>
+        <w:rFonts w:eastAsia="黑体"/>
         <w:color w:themeColor="background1" w:val="FFFFFF"/>
       </w:rPr>
       <w:tblPr/>
@@ -8521,6 +8907,7 @@
       <w:spacing w:after="0" w:line="240" w:lineRule="auto"/>
     </w:pPr>
     <w:rPr>
+      <w:rFonts w:eastAsia="黑体"/>
       <w:color w:themeColor="text1" w:val="000000"/>
     </w:rPr>
     <w:tblPr>
@@ -8540,7 +8927,7 @@
     </w:tblPr>
     <w:tblStylePr w:type="firstRow">
       <w:rPr>
-        <w:rFonts w:asciiTheme="majorHAnsi" w:cstheme="majorBidi" w:eastAsiaTheme="majorEastAsia" w:hAnsiTheme="majorHAnsi"/>
+        <w:rFonts w:asciiTheme="majorHAnsi" w:cstheme="majorBidi" w:hAnsiTheme="majorHAnsi" w:eastAsia="黑体"/>
       </w:rPr>
       <w:tblPr/>
       <w:tcPr>
@@ -8552,6 +8939,7 @@
     </w:tblStylePr>
     <w:tblStylePr w:type="lastRow">
       <w:rPr>
+        <w:rFonts w:eastAsia="黑体"/>
         <w:b/>
         <w:bCs/>
         <w:color w:themeColor="text2" w:val="1F497D"/>
@@ -8566,12 +8954,14 @@
     </w:tblStylePr>
     <w:tblStylePr w:type="firstCol">
       <w:rPr>
+        <w:rFonts w:eastAsia="黑体"/>
         <w:b/>
         <w:bCs/>
       </w:rPr>
     </w:tblStylePr>
     <w:tblStylePr w:type="lastCol">
       <w:rPr>
+        <w:rFonts w:eastAsia="黑体"/>
         <w:b/>
         <w:bCs/>
       </w:rPr>
@@ -8605,6 +8995,7 @@
       <w:spacing w:after="0" w:line="240" w:lineRule="auto"/>
     </w:pPr>
     <w:rPr>
+      <w:rFonts w:eastAsia="黑体"/>
       <w:color w:themeColor="text1" w:val="000000"/>
     </w:rPr>
     <w:tblPr>
@@ -8624,7 +9015,7 @@
     </w:tblPr>
     <w:tblStylePr w:type="firstRow">
       <w:rPr>
-        <w:rFonts w:asciiTheme="majorHAnsi" w:cstheme="majorBidi" w:eastAsiaTheme="majorEastAsia" w:hAnsiTheme="majorHAnsi"/>
+        <w:rFonts w:asciiTheme="majorHAnsi" w:cstheme="majorBidi" w:hAnsiTheme="majorHAnsi" w:eastAsia="黑体"/>
       </w:rPr>
       <w:tblPr/>
       <w:tcPr>
@@ -8636,6 +9027,7 @@
     </w:tblStylePr>
     <w:tblStylePr w:type="lastRow">
       <w:rPr>
+        <w:rFonts w:eastAsia="黑体"/>
         <w:b/>
         <w:bCs/>
         <w:color w:themeColor="text2" w:val="1F497D"/>
@@ -8650,12 +9042,14 @@
     </w:tblStylePr>
     <w:tblStylePr w:type="firstCol">
       <w:rPr>
+        <w:rFonts w:eastAsia="黑体"/>
         <w:b/>
         <w:bCs/>
       </w:rPr>
     </w:tblStylePr>
     <w:tblStylePr w:type="lastCol">
       <w:rPr>
+        <w:rFonts w:eastAsia="黑体"/>
         <w:b/>
         <w:bCs/>
       </w:rPr>
@@ -8689,6 +9083,7 @@
       <w:spacing w:after="0" w:line="240" w:lineRule="auto"/>
     </w:pPr>
     <w:rPr>
+      <w:rFonts w:eastAsia="黑体"/>
       <w:color w:themeColor="text1" w:val="000000"/>
     </w:rPr>
     <w:tblPr>
@@ -8708,7 +9103,7 @@
     </w:tblPr>
     <w:tblStylePr w:type="firstRow">
       <w:rPr>
-        <w:rFonts w:asciiTheme="majorHAnsi" w:cstheme="majorBidi" w:eastAsiaTheme="majorEastAsia" w:hAnsiTheme="majorHAnsi"/>
+        <w:rFonts w:asciiTheme="majorHAnsi" w:cstheme="majorBidi" w:hAnsiTheme="majorHAnsi" w:eastAsia="黑体"/>
       </w:rPr>
       <w:tblPr/>
       <w:tcPr>
@@ -8720,6 +9115,7 @@
     </w:tblStylePr>
     <w:tblStylePr w:type="lastRow">
       <w:rPr>
+        <w:rFonts w:eastAsia="黑体"/>
         <w:b/>
         <w:bCs/>
         <w:color w:themeColor="text2" w:val="1F497D"/>
@@ -8734,12 +9130,14 @@
     </w:tblStylePr>
     <w:tblStylePr w:type="firstCol">
       <w:rPr>
+        <w:rFonts w:eastAsia="黑体"/>
         <w:b/>
         <w:bCs/>
       </w:rPr>
     </w:tblStylePr>
     <w:tblStylePr w:type="lastCol">
       <w:rPr>
+        <w:rFonts w:eastAsia="黑体"/>
         <w:b/>
         <w:bCs/>
       </w:rPr>
@@ -8773,6 +9171,7 @@
       <w:spacing w:after="0" w:line="240" w:lineRule="auto"/>
     </w:pPr>
     <w:rPr>
+      <w:rFonts w:eastAsia="黑体"/>
       <w:color w:themeColor="text1" w:val="000000"/>
     </w:rPr>
     <w:tblPr>
@@ -8792,7 +9191,7 @@
     </w:tblPr>
     <w:tblStylePr w:type="firstRow">
       <w:rPr>
-        <w:rFonts w:asciiTheme="majorHAnsi" w:cstheme="majorBidi" w:eastAsiaTheme="majorEastAsia" w:hAnsiTheme="majorHAnsi"/>
+        <w:rFonts w:asciiTheme="majorHAnsi" w:cstheme="majorBidi" w:hAnsiTheme="majorHAnsi" w:eastAsia="黑体"/>
       </w:rPr>
       <w:tblPr/>
       <w:tcPr>
@@ -8804,6 +9203,7 @@
     </w:tblStylePr>
     <w:tblStylePr w:type="lastRow">
       <w:rPr>
+        <w:rFonts w:eastAsia="黑体"/>
         <w:b/>
         <w:bCs/>
         <w:color w:themeColor="text2" w:val="1F497D"/>
@@ -8818,12 +9218,14 @@
     </w:tblStylePr>
     <w:tblStylePr w:type="firstCol">
       <w:rPr>
+        <w:rFonts w:eastAsia="黑体"/>
         <w:b/>
         <w:bCs/>
       </w:rPr>
     </w:tblStylePr>
     <w:tblStylePr w:type="lastCol">
       <w:rPr>
+        <w:rFonts w:eastAsia="黑体"/>
         <w:b/>
         <w:bCs/>
       </w:rPr>
@@ -8857,6 +9259,7 @@
       <w:spacing w:after="0" w:line="240" w:lineRule="auto"/>
     </w:pPr>
     <w:rPr>
+      <w:rFonts w:eastAsia="黑体"/>
       <w:color w:themeColor="text1" w:val="000000"/>
     </w:rPr>
     <w:tblPr>
@@ -8876,7 +9279,7 @@
     </w:tblPr>
     <w:tblStylePr w:type="firstRow">
       <w:rPr>
-        <w:rFonts w:asciiTheme="majorHAnsi" w:cstheme="majorBidi" w:eastAsiaTheme="majorEastAsia" w:hAnsiTheme="majorHAnsi"/>
+        <w:rFonts w:asciiTheme="majorHAnsi" w:cstheme="majorBidi" w:hAnsiTheme="majorHAnsi" w:eastAsia="黑体"/>
       </w:rPr>
       <w:tblPr/>
       <w:tcPr>
@@ -8888,6 +9291,7 @@
     </w:tblStylePr>
     <w:tblStylePr w:type="lastRow">
       <w:rPr>
+        <w:rFonts w:eastAsia="黑体"/>
         <w:b/>
         <w:bCs/>
         <w:color w:themeColor="text2" w:val="1F497D"/>
@@ -8902,12 +9306,14 @@
     </w:tblStylePr>
     <w:tblStylePr w:type="firstCol">
       <w:rPr>
+        <w:rFonts w:eastAsia="黑体"/>
         <w:b/>
         <w:bCs/>
       </w:rPr>
     </w:tblStylePr>
     <w:tblStylePr w:type="lastCol">
       <w:rPr>
+        <w:rFonts w:eastAsia="黑体"/>
         <w:b/>
         <w:bCs/>
       </w:rPr>
@@ -8941,6 +9347,7 @@
       <w:spacing w:after="0" w:line="240" w:lineRule="auto"/>
     </w:pPr>
     <w:rPr>
+      <w:rFonts w:eastAsia="黑体"/>
       <w:color w:themeColor="text1" w:val="000000"/>
     </w:rPr>
     <w:tblPr>
@@ -8960,7 +9367,7 @@
     </w:tblPr>
     <w:tblStylePr w:type="firstRow">
       <w:rPr>
-        <w:rFonts w:asciiTheme="majorHAnsi" w:cstheme="majorBidi" w:eastAsiaTheme="majorEastAsia" w:hAnsiTheme="majorHAnsi"/>
+        <w:rFonts w:asciiTheme="majorHAnsi" w:cstheme="majorBidi" w:hAnsiTheme="majorHAnsi" w:eastAsia="黑体"/>
       </w:rPr>
       <w:tblPr/>
       <w:tcPr>
@@ -8972,6 +9379,7 @@
     </w:tblStylePr>
     <w:tblStylePr w:type="lastRow">
       <w:rPr>
+        <w:rFonts w:eastAsia="黑体"/>
         <w:b/>
         <w:bCs/>
         <w:color w:themeColor="text2" w:val="1F497D"/>
@@ -8986,12 +9394,14 @@
     </w:tblStylePr>
     <w:tblStylePr w:type="firstCol">
       <w:rPr>
+        <w:rFonts w:eastAsia="黑体"/>
         <w:b/>
         <w:bCs/>
       </w:rPr>
     </w:tblStylePr>
     <w:tblStylePr w:type="lastCol">
       <w:rPr>
+        <w:rFonts w:eastAsia="黑体"/>
         <w:b/>
         <w:bCs/>
       </w:rPr>
@@ -9025,6 +9435,7 @@
       <w:spacing w:after="0" w:line="240" w:lineRule="auto"/>
     </w:pPr>
     <w:rPr>
+      <w:rFonts w:eastAsia="黑体"/>
       <w:color w:themeColor="text1" w:val="000000"/>
     </w:rPr>
     <w:tblPr>
@@ -9044,7 +9455,7 @@
     </w:tblPr>
     <w:tblStylePr w:type="firstRow">
       <w:rPr>
-        <w:rFonts w:asciiTheme="majorHAnsi" w:cstheme="majorBidi" w:eastAsiaTheme="majorEastAsia" w:hAnsiTheme="majorHAnsi"/>
+        <w:rFonts w:asciiTheme="majorHAnsi" w:cstheme="majorBidi" w:hAnsiTheme="majorHAnsi" w:eastAsia="黑体"/>
       </w:rPr>
       <w:tblPr/>
       <w:tcPr>
@@ -9056,6 +9467,7 @@
     </w:tblStylePr>
     <w:tblStylePr w:type="lastRow">
       <w:rPr>
+        <w:rFonts w:eastAsia="黑体"/>
         <w:b/>
         <w:bCs/>
         <w:color w:themeColor="text2" w:val="1F497D"/>
@@ -9070,12 +9482,14 @@
     </w:tblStylePr>
     <w:tblStylePr w:type="firstCol">
       <w:rPr>
+        <w:rFonts w:eastAsia="黑体"/>
         <w:b/>
         <w:bCs/>
       </w:rPr>
     </w:tblStylePr>
     <w:tblStylePr w:type="lastCol">
       <w:rPr>
+        <w:rFonts w:eastAsia="黑体"/>
         <w:b/>
         <w:bCs/>
       </w:rPr>
@@ -9109,7 +9523,7 @@
       <w:spacing w:after="0" w:line="240" w:lineRule="auto"/>
     </w:pPr>
     <w:rPr>
-      <w:rFonts w:asciiTheme="majorHAnsi" w:cstheme="majorBidi" w:eastAsiaTheme="majorEastAsia" w:hAnsiTheme="majorHAnsi"/>
+      <w:rFonts w:asciiTheme="majorHAnsi" w:cstheme="majorBidi" w:hAnsiTheme="majorHAnsi" w:eastAsia="黑体"/>
       <w:color w:themeColor="text1" w:val="000000"/>
     </w:rPr>
     <w:tblPr>
@@ -9131,6 +9545,7 @@
     </w:tblPr>
     <w:tblStylePr w:type="firstRow">
       <w:rPr>
+        <w:rFonts w:eastAsia="黑体"/>
         <w:sz w:val="24"/>
         <w:szCs w:val="24"/>
       </w:rPr>
@@ -9237,7 +9652,7 @@
       <w:spacing w:after="0" w:line="240" w:lineRule="auto"/>
     </w:pPr>
     <w:rPr>
-      <w:rFonts w:asciiTheme="majorHAnsi" w:cstheme="majorBidi" w:eastAsiaTheme="majorEastAsia" w:hAnsiTheme="majorHAnsi"/>
+      <w:rFonts w:asciiTheme="majorHAnsi" w:cstheme="majorBidi" w:hAnsiTheme="majorHAnsi" w:eastAsia="黑体"/>
       <w:color w:themeColor="text1" w:val="000000"/>
     </w:rPr>
     <w:tblPr>
@@ -9259,6 +9674,7 @@
     </w:tblPr>
     <w:tblStylePr w:type="firstRow">
       <w:rPr>
+        <w:rFonts w:eastAsia="黑体"/>
         <w:sz w:val="24"/>
         <w:szCs w:val="24"/>
       </w:rPr>
@@ -9365,7 +9781,7 @@
       <w:spacing w:after="0" w:line="240" w:lineRule="auto"/>
     </w:pPr>
     <w:rPr>
-      <w:rFonts w:asciiTheme="majorHAnsi" w:cstheme="majorBidi" w:eastAsiaTheme="majorEastAsia" w:hAnsiTheme="majorHAnsi"/>
+      <w:rFonts w:asciiTheme="majorHAnsi" w:cstheme="majorBidi" w:hAnsiTheme="majorHAnsi" w:eastAsia="黑体"/>
       <w:color w:themeColor="text1" w:val="000000"/>
     </w:rPr>
     <w:tblPr>
@@ -9387,6 +9803,7 @@
     </w:tblPr>
     <w:tblStylePr w:type="firstRow">
       <w:rPr>
+        <w:rFonts w:eastAsia="黑体"/>
         <w:sz w:val="24"/>
         <w:szCs w:val="24"/>
       </w:rPr>
@@ -9493,7 +9910,7 @@
       <w:spacing w:after="0" w:line="240" w:lineRule="auto"/>
     </w:pPr>
     <w:rPr>
-      <w:rFonts w:asciiTheme="majorHAnsi" w:cstheme="majorBidi" w:eastAsiaTheme="majorEastAsia" w:hAnsiTheme="majorHAnsi"/>
+      <w:rFonts w:asciiTheme="majorHAnsi" w:cstheme="majorBidi" w:hAnsiTheme="majorHAnsi" w:eastAsia="黑体"/>
       <w:color w:themeColor="text1" w:val="000000"/>
     </w:rPr>
     <w:tblPr>
@@ -9515,6 +9932,7 @@
     </w:tblPr>
     <w:tblStylePr w:type="firstRow">
       <w:rPr>
+        <w:rFonts w:eastAsia="黑体"/>
         <w:sz w:val="24"/>
         <w:szCs w:val="24"/>
       </w:rPr>
@@ -9621,7 +10039,7 @@
       <w:spacing w:after="0" w:line="240" w:lineRule="auto"/>
     </w:pPr>
     <w:rPr>
-      <w:rFonts w:asciiTheme="majorHAnsi" w:cstheme="majorBidi" w:eastAsiaTheme="majorEastAsia" w:hAnsiTheme="majorHAnsi"/>
+      <w:rFonts w:asciiTheme="majorHAnsi" w:cstheme="majorBidi" w:hAnsiTheme="majorHAnsi" w:eastAsia="黑体"/>
       <w:color w:themeColor="text1" w:val="000000"/>
     </w:rPr>
     <w:tblPr>
@@ -9643,6 +10061,7 @@
     </w:tblPr>
     <w:tblStylePr w:type="firstRow">
       <w:rPr>
+        <w:rFonts w:eastAsia="黑体"/>
         <w:sz w:val="24"/>
         <w:szCs w:val="24"/>
       </w:rPr>
@@ -9749,7 +10168,7 @@
       <w:spacing w:after="0" w:line="240" w:lineRule="auto"/>
     </w:pPr>
     <w:rPr>
-      <w:rFonts w:asciiTheme="majorHAnsi" w:cstheme="majorBidi" w:eastAsiaTheme="majorEastAsia" w:hAnsiTheme="majorHAnsi"/>
+      <w:rFonts w:asciiTheme="majorHAnsi" w:cstheme="majorBidi" w:hAnsiTheme="majorHAnsi" w:eastAsia="黑体"/>
       <w:color w:themeColor="text1" w:val="000000"/>
     </w:rPr>
     <w:tblPr>
@@ -9771,6 +10190,7 @@
     </w:tblPr>
     <w:tblStylePr w:type="firstRow">
       <w:rPr>
+        <w:rFonts w:eastAsia="黑体"/>
         <w:sz w:val="24"/>
         <w:szCs w:val="24"/>
       </w:rPr>
@@ -9877,7 +10297,7 @@
       <w:spacing w:after="0" w:line="240" w:lineRule="auto"/>
     </w:pPr>
     <w:rPr>
-      <w:rFonts w:asciiTheme="majorHAnsi" w:cstheme="majorBidi" w:eastAsiaTheme="majorEastAsia" w:hAnsiTheme="majorHAnsi"/>
+      <w:rFonts w:asciiTheme="majorHAnsi" w:cstheme="majorBidi" w:hAnsiTheme="majorHAnsi" w:eastAsia="黑体"/>
       <w:color w:themeColor="text1" w:val="000000"/>
     </w:rPr>
     <w:tblPr>
@@ -9899,6 +10319,7 @@
     </w:tblPr>
     <w:tblStylePr w:type="firstRow">
       <w:rPr>
+        <w:rFonts w:eastAsia="黑体"/>
         <w:sz w:val="24"/>
         <w:szCs w:val="24"/>
       </w:rPr>
@@ -10028,12 +10449,14 @@
     </w:tcPr>
     <w:tblStylePr w:type="firstRow">
       <w:rPr>
+        <w:rFonts w:eastAsia="黑体"/>
         <w:b/>
         <w:bCs/>
       </w:rPr>
     </w:tblStylePr>
     <w:tblStylePr w:type="lastRow">
       <w:rPr>
+        <w:rFonts w:eastAsia="黑体"/>
         <w:b/>
         <w:bCs/>
       </w:rPr>
@@ -10046,12 +10469,14 @@
     </w:tblStylePr>
     <w:tblStylePr w:type="firstCol">
       <w:rPr>
+        <w:rFonts w:eastAsia="黑体"/>
         <w:b/>
         <w:bCs/>
       </w:rPr>
     </w:tblStylePr>
     <w:tblStylePr w:type="lastCol">
       <w:rPr>
+        <w:rFonts w:eastAsia="黑体"/>
         <w:b/>
         <w:bCs/>
       </w:rPr>
@@ -10101,12 +10526,14 @@
     </w:tcPr>
     <w:tblStylePr w:type="firstRow">
       <w:rPr>
+        <w:rFonts w:eastAsia="黑体"/>
         <w:b/>
         <w:bCs/>
       </w:rPr>
     </w:tblStylePr>
     <w:tblStylePr w:type="lastRow">
       <w:rPr>
+        <w:rFonts w:eastAsia="黑体"/>
         <w:b/>
         <w:bCs/>
       </w:rPr>
@@ -10119,12 +10546,14 @@
     </w:tblStylePr>
     <w:tblStylePr w:type="firstCol">
       <w:rPr>
+        <w:rFonts w:eastAsia="黑体"/>
         <w:b/>
         <w:bCs/>
       </w:rPr>
     </w:tblStylePr>
     <w:tblStylePr w:type="lastCol">
       <w:rPr>
+        <w:rFonts w:eastAsia="黑体"/>
         <w:b/>
         <w:bCs/>
       </w:rPr>
@@ -10174,12 +10603,14 @@
     </w:tcPr>
     <w:tblStylePr w:type="firstRow">
       <w:rPr>
+        <w:rFonts w:eastAsia="黑体"/>
         <w:b/>
         <w:bCs/>
       </w:rPr>
     </w:tblStylePr>
     <w:tblStylePr w:type="lastRow">
       <w:rPr>
+        <w:rFonts w:eastAsia="黑体"/>
         <w:b/>
         <w:bCs/>
       </w:rPr>
@@ -10192,12 +10623,14 @@
     </w:tblStylePr>
     <w:tblStylePr w:type="firstCol">
       <w:rPr>
+        <w:rFonts w:eastAsia="黑体"/>
         <w:b/>
         <w:bCs/>
       </w:rPr>
     </w:tblStylePr>
     <w:tblStylePr w:type="lastCol">
       <w:rPr>
+        <w:rFonts w:eastAsia="黑体"/>
         <w:b/>
         <w:bCs/>
       </w:rPr>
@@ -10247,12 +10680,14 @@
     </w:tcPr>
     <w:tblStylePr w:type="firstRow">
       <w:rPr>
+        <w:rFonts w:eastAsia="黑体"/>
         <w:b/>
         <w:bCs/>
       </w:rPr>
     </w:tblStylePr>
     <w:tblStylePr w:type="lastRow">
       <w:rPr>
+        <w:rFonts w:eastAsia="黑体"/>
         <w:b/>
         <w:bCs/>
       </w:rPr>
@@ -10265,12 +10700,14 @@
     </w:tblStylePr>
     <w:tblStylePr w:type="firstCol">
       <w:rPr>
+        <w:rFonts w:eastAsia="黑体"/>
         <w:b/>
         <w:bCs/>
       </w:rPr>
     </w:tblStylePr>
     <w:tblStylePr w:type="lastCol">
       <w:rPr>
+        <w:rFonts w:eastAsia="黑体"/>
         <w:b/>
         <w:bCs/>
       </w:rPr>
@@ -10320,12 +10757,14 @@
     </w:tcPr>
     <w:tblStylePr w:type="firstRow">
       <w:rPr>
+        <w:rFonts w:eastAsia="黑体"/>
         <w:b/>
         <w:bCs/>
       </w:rPr>
     </w:tblStylePr>
     <w:tblStylePr w:type="lastRow">
       <w:rPr>
+        <w:rFonts w:eastAsia="黑体"/>
         <w:b/>
         <w:bCs/>
       </w:rPr>
@@ -10338,12 +10777,14 @@
     </w:tblStylePr>
     <w:tblStylePr w:type="firstCol">
       <w:rPr>
+        <w:rFonts w:eastAsia="黑体"/>
         <w:b/>
         <w:bCs/>
       </w:rPr>
     </w:tblStylePr>
     <w:tblStylePr w:type="lastCol">
       <w:rPr>
+        <w:rFonts w:eastAsia="黑体"/>
         <w:b/>
         <w:bCs/>
       </w:rPr>
@@ -10393,12 +10834,14 @@
     </w:tcPr>
     <w:tblStylePr w:type="firstRow">
       <w:rPr>
+        <w:rFonts w:eastAsia="黑体"/>
         <w:b/>
         <w:bCs/>
       </w:rPr>
     </w:tblStylePr>
     <w:tblStylePr w:type="lastRow">
       <w:rPr>
+        <w:rFonts w:eastAsia="黑体"/>
         <w:b/>
         <w:bCs/>
       </w:rPr>
@@ -10411,12 +10854,14 @@
     </w:tblStylePr>
     <w:tblStylePr w:type="firstCol">
       <w:rPr>
+        <w:rFonts w:eastAsia="黑体"/>
         <w:b/>
         <w:bCs/>
       </w:rPr>
     </w:tblStylePr>
     <w:tblStylePr w:type="lastCol">
       <w:rPr>
+        <w:rFonts w:eastAsia="黑体"/>
         <w:b/>
         <w:bCs/>
       </w:rPr>
@@ -10466,12 +10911,14 @@
     </w:tcPr>
     <w:tblStylePr w:type="firstRow">
       <w:rPr>
+        <w:rFonts w:eastAsia="黑体"/>
         <w:b/>
         <w:bCs/>
       </w:rPr>
     </w:tblStylePr>
     <w:tblStylePr w:type="lastRow">
       <w:rPr>
+        <w:rFonts w:eastAsia="黑体"/>
         <w:b/>
         <w:bCs/>
       </w:rPr>
@@ -10484,12 +10931,14 @@
     </w:tblStylePr>
     <w:tblStylePr w:type="firstCol">
       <w:rPr>
+        <w:rFonts w:eastAsia="黑体"/>
         <w:b/>
         <w:bCs/>
       </w:rPr>
     </w:tblStylePr>
     <w:tblStylePr w:type="lastCol">
       <w:rPr>
+        <w:rFonts w:eastAsia="黑体"/>
         <w:b/>
         <w:bCs/>
       </w:rPr>
@@ -10516,7 +10965,7 @@
       <w:spacing w:after="0" w:line="240" w:lineRule="auto"/>
     </w:pPr>
     <w:rPr>
-      <w:rFonts w:asciiTheme="majorHAnsi" w:cstheme="majorBidi" w:eastAsiaTheme="majorEastAsia" w:hAnsiTheme="majorHAnsi"/>
+      <w:rFonts w:asciiTheme="majorHAnsi" w:cstheme="majorBidi" w:hAnsiTheme="majorHAnsi" w:eastAsia="黑体"/>
       <w:color w:themeColor="text1" w:val="000000"/>
     </w:rPr>
     <w:tblPr>
@@ -10543,6 +10992,7 @@
     </w:tcPr>
     <w:tblStylePr w:type="firstRow">
       <w:rPr>
+        <w:rFonts w:eastAsia="黑体"/>
         <w:b/>
         <w:bCs/>
         <w:color w:themeColor="text1" w:val="000000"/>
@@ -10554,6 +11004,7 @@
     </w:tblStylePr>
     <w:tblStylePr w:type="lastRow">
       <w:rPr>
+        <w:rFonts w:eastAsia="黑体"/>
         <w:b/>
         <w:bCs/>
         <w:color w:themeColor="text1" w:val="000000"/>
@@ -10573,6 +11024,7 @@
     </w:tblStylePr>
     <w:tblStylePr w:type="firstCol">
       <w:rPr>
+        <w:rFonts w:eastAsia="黑体"/>
         <w:b/>
         <w:bCs/>
         <w:color w:themeColor="text1" w:val="000000"/>
@@ -10592,6 +11044,7 @@
     </w:tblStylePr>
     <w:tblStylePr w:type="lastCol">
       <w:rPr>
+        <w:rFonts w:eastAsia="黑体"/>
         <w:b w:val="0"/>
         <w:bCs w:val="0"/>
         <w:color w:themeColor="text1" w:val="000000"/>
@@ -10641,7 +11094,7 @@
       <w:spacing w:after="0" w:line="240" w:lineRule="auto"/>
     </w:pPr>
     <w:rPr>
-      <w:rFonts w:asciiTheme="majorHAnsi" w:cstheme="majorBidi" w:eastAsiaTheme="majorEastAsia" w:hAnsiTheme="majorHAnsi"/>
+      <w:rFonts w:asciiTheme="majorHAnsi" w:cstheme="majorBidi" w:hAnsiTheme="majorHAnsi" w:eastAsia="黑体"/>
       <w:color w:themeColor="text1" w:val="000000"/>
     </w:rPr>
     <w:tblPr>
@@ -10668,6 +11121,7 @@
     </w:tcPr>
     <w:tblStylePr w:type="firstRow">
       <w:rPr>
+        <w:rFonts w:eastAsia="黑体"/>
         <w:b/>
         <w:bCs/>
         <w:color w:themeColor="text1" w:val="000000"/>
@@ -10679,6 +11133,7 @@
     </w:tblStylePr>
     <w:tblStylePr w:type="lastRow">
       <w:rPr>
+        <w:rFonts w:eastAsia="黑体"/>
         <w:b/>
         <w:bCs/>
         <w:color w:themeColor="text1" w:val="000000"/>
@@ -10698,6 +11153,7 @@
     </w:tblStylePr>
     <w:tblStylePr w:type="firstCol">
       <w:rPr>
+        <w:rFonts w:eastAsia="黑体"/>
         <w:b/>
         <w:bCs/>
         <w:color w:themeColor="text1" w:val="000000"/>
@@ -10717,6 +11173,7 @@
     </w:tblStylePr>
     <w:tblStylePr w:type="lastCol">
       <w:rPr>
+        <w:rFonts w:eastAsia="黑体"/>
         <w:b w:val="0"/>
         <w:bCs w:val="0"/>
         <w:color w:themeColor="text1" w:val="000000"/>
@@ -10766,7 +11223,7 @@
       <w:spacing w:after="0" w:line="240" w:lineRule="auto"/>
     </w:pPr>
     <w:rPr>
-      <w:rFonts w:asciiTheme="majorHAnsi" w:cstheme="majorBidi" w:eastAsiaTheme="majorEastAsia" w:hAnsiTheme="majorHAnsi"/>
+      <w:rFonts w:asciiTheme="majorHAnsi" w:cstheme="majorBidi" w:hAnsiTheme="majorHAnsi" w:eastAsia="黑体"/>
       <w:color w:themeColor="text1" w:val="000000"/>
     </w:rPr>
     <w:tblPr>
@@ -10793,6 +11250,7 @@
     </w:tcPr>
     <w:tblStylePr w:type="firstRow">
       <w:rPr>
+        <w:rFonts w:eastAsia="黑体"/>
         <w:b/>
         <w:bCs/>
         <w:color w:themeColor="text1" w:val="000000"/>
@@ -10804,6 +11262,7 @@
     </w:tblStylePr>
     <w:tblStylePr w:type="lastRow">
       <w:rPr>
+        <w:rFonts w:eastAsia="黑体"/>
         <w:b/>
         <w:bCs/>
         <w:color w:themeColor="text1" w:val="000000"/>
@@ -10823,6 +11282,7 @@
     </w:tblStylePr>
     <w:tblStylePr w:type="firstCol">
       <w:rPr>
+        <w:rFonts w:eastAsia="黑体"/>
         <w:b/>
         <w:bCs/>
         <w:color w:themeColor="text1" w:val="000000"/>
@@ -10842,6 +11302,7 @@
     </w:tblStylePr>
     <w:tblStylePr w:type="lastCol">
       <w:rPr>
+        <w:rFonts w:eastAsia="黑体"/>
         <w:b w:val="0"/>
         <w:bCs w:val="0"/>
         <w:color w:themeColor="text1" w:val="000000"/>
@@ -10891,7 +11352,7 @@
       <w:spacing w:after="0" w:line="240" w:lineRule="auto"/>
     </w:pPr>
     <w:rPr>
-      <w:rFonts w:asciiTheme="majorHAnsi" w:cstheme="majorBidi" w:eastAsiaTheme="majorEastAsia" w:hAnsiTheme="majorHAnsi"/>
+      <w:rFonts w:asciiTheme="majorHAnsi" w:cstheme="majorBidi" w:hAnsiTheme="majorHAnsi" w:eastAsia="黑体"/>
       <w:color w:themeColor="text1" w:val="000000"/>
     </w:rPr>
     <w:tblPr>
@@ -10918,6 +11379,7 @@
     </w:tcPr>
     <w:tblStylePr w:type="firstRow">
       <w:rPr>
+        <w:rFonts w:eastAsia="黑体"/>
         <w:b/>
         <w:bCs/>
         <w:color w:themeColor="text1" w:val="000000"/>
@@ -10929,6 +11391,7 @@
     </w:tblStylePr>
     <w:tblStylePr w:type="lastRow">
       <w:rPr>
+        <w:rFonts w:eastAsia="黑体"/>
         <w:b/>
         <w:bCs/>
         <w:color w:themeColor="text1" w:val="000000"/>
@@ -10948,6 +11411,7 @@
     </w:tblStylePr>
     <w:tblStylePr w:type="firstCol">
       <w:rPr>
+        <w:rFonts w:eastAsia="黑体"/>
         <w:b/>
         <w:bCs/>
         <w:color w:themeColor="text1" w:val="000000"/>
@@ -10967,6 +11431,7 @@
     </w:tblStylePr>
     <w:tblStylePr w:type="lastCol">
       <w:rPr>
+        <w:rFonts w:eastAsia="黑体"/>
         <w:b w:val="0"/>
         <w:bCs w:val="0"/>
         <w:color w:themeColor="text1" w:val="000000"/>
@@ -11016,7 +11481,7 @@
       <w:spacing w:after="0" w:line="240" w:lineRule="auto"/>
     </w:pPr>
     <w:rPr>
-      <w:rFonts w:asciiTheme="majorHAnsi" w:cstheme="majorBidi" w:eastAsiaTheme="majorEastAsia" w:hAnsiTheme="majorHAnsi"/>
+      <w:rFonts w:asciiTheme="majorHAnsi" w:cstheme="majorBidi" w:hAnsiTheme="majorHAnsi" w:eastAsia="黑体"/>
       <w:color w:themeColor="text1" w:val="000000"/>
     </w:rPr>
     <w:tblPr>
@@ -11043,6 +11508,7 @@
     </w:tcPr>
     <w:tblStylePr w:type="firstRow">
       <w:rPr>
+        <w:rFonts w:eastAsia="黑体"/>
         <w:b/>
         <w:bCs/>
         <w:color w:themeColor="text1" w:val="000000"/>
@@ -11054,6 +11520,7 @@
     </w:tblStylePr>
     <w:tblStylePr w:type="lastRow">
       <w:rPr>
+        <w:rFonts w:eastAsia="黑体"/>
         <w:b/>
         <w:bCs/>
         <w:color w:themeColor="text1" w:val="000000"/>
@@ -11073,6 +11540,7 @@
     </w:tblStylePr>
     <w:tblStylePr w:type="firstCol">
       <w:rPr>
+        <w:rFonts w:eastAsia="黑体"/>
         <w:b/>
         <w:bCs/>
         <w:color w:themeColor="text1" w:val="000000"/>
@@ -11092,6 +11560,7 @@
     </w:tblStylePr>
     <w:tblStylePr w:type="lastCol">
       <w:rPr>
+        <w:rFonts w:eastAsia="黑体"/>
         <w:b w:val="0"/>
         <w:bCs w:val="0"/>
         <w:color w:themeColor="text1" w:val="000000"/>
@@ -11141,7 +11610,7 @@
       <w:spacing w:after="0" w:line="240" w:lineRule="auto"/>
     </w:pPr>
     <w:rPr>
-      <w:rFonts w:asciiTheme="majorHAnsi" w:cstheme="majorBidi" w:eastAsiaTheme="majorEastAsia" w:hAnsiTheme="majorHAnsi"/>
+      <w:rFonts w:asciiTheme="majorHAnsi" w:cstheme="majorBidi" w:hAnsiTheme="majorHAnsi" w:eastAsia="黑体"/>
       <w:color w:themeColor="text1" w:val="000000"/>
     </w:rPr>
     <w:tblPr>
@@ -11168,6 +11637,7 @@
     </w:tcPr>
     <w:tblStylePr w:type="firstRow">
       <w:rPr>
+        <w:rFonts w:eastAsia="黑体"/>
         <w:b/>
         <w:bCs/>
         <w:color w:themeColor="text1" w:val="000000"/>
@@ -11179,6 +11649,7 @@
     </w:tblStylePr>
     <w:tblStylePr w:type="lastRow">
       <w:rPr>
+        <w:rFonts w:eastAsia="黑体"/>
         <w:b/>
         <w:bCs/>
         <w:color w:themeColor="text1" w:val="000000"/>
@@ -11198,6 +11669,7 @@
     </w:tblStylePr>
     <w:tblStylePr w:type="firstCol">
       <w:rPr>
+        <w:rFonts w:eastAsia="黑体"/>
         <w:b/>
         <w:bCs/>
         <w:color w:themeColor="text1" w:val="000000"/>
@@ -11217,6 +11689,7 @@
     </w:tblStylePr>
     <w:tblStylePr w:type="lastCol">
       <w:rPr>
+        <w:rFonts w:eastAsia="黑体"/>
         <w:b w:val="0"/>
         <w:bCs w:val="0"/>
         <w:color w:themeColor="text1" w:val="000000"/>
@@ -11266,7 +11739,7 @@
       <w:spacing w:after="0" w:line="240" w:lineRule="auto"/>
     </w:pPr>
     <w:rPr>
-      <w:rFonts w:asciiTheme="majorHAnsi" w:cstheme="majorBidi" w:eastAsiaTheme="majorEastAsia" w:hAnsiTheme="majorHAnsi"/>
+      <w:rFonts w:asciiTheme="majorHAnsi" w:cstheme="majorBidi" w:hAnsiTheme="majorHAnsi" w:eastAsia="黑体"/>
       <w:color w:themeColor="text1" w:val="000000"/>
     </w:rPr>
     <w:tblPr>
@@ -11293,6 +11766,7 @@
     </w:tcPr>
     <w:tblStylePr w:type="firstRow">
       <w:rPr>
+        <w:rFonts w:eastAsia="黑体"/>
         <w:b/>
         <w:bCs/>
         <w:color w:themeColor="text1" w:val="000000"/>
@@ -11304,6 +11778,7 @@
     </w:tblStylePr>
     <w:tblStylePr w:type="lastRow">
       <w:rPr>
+        <w:rFonts w:eastAsia="黑体"/>
         <w:b/>
         <w:bCs/>
         <w:color w:themeColor="text1" w:val="000000"/>
@@ -11323,6 +11798,7 @@
     </w:tblStylePr>
     <w:tblStylePr w:type="firstCol">
       <w:rPr>
+        <w:rFonts w:eastAsia="黑体"/>
         <w:b/>
         <w:bCs/>
         <w:color w:themeColor="text1" w:val="000000"/>
@@ -11342,6 +11818,7 @@
     </w:tblStylePr>
     <w:tblStylePr w:type="lastCol">
       <w:rPr>
+        <w:rFonts w:eastAsia="黑体"/>
         <w:b w:val="0"/>
         <w:bCs w:val="0"/>
         <w:color w:themeColor="text1" w:val="000000"/>
@@ -11414,6 +11891,7 @@
     </w:tcPr>
     <w:tblStylePr w:type="firstRow">
       <w:rPr>
+        <w:rFonts w:eastAsia="黑体"/>
         <w:b/>
         <w:bCs/>
         <w:i w:val="0"/>
@@ -11435,6 +11913,7 @@
     </w:tblStylePr>
     <w:tblStylePr w:type="lastRow">
       <w:rPr>
+        <w:rFonts w:eastAsia="黑体"/>
         <w:b/>
         <w:bCs/>
         <w:i w:val="0"/>
@@ -11456,6 +11935,7 @@
     </w:tblStylePr>
     <w:tblStylePr w:type="firstCol">
       <w:rPr>
+        <w:rFonts w:eastAsia="黑体"/>
         <w:b/>
         <w:bCs/>
         <w:i w:val="0"/>
@@ -11475,6 +11955,7 @@
     </w:tblStylePr>
     <w:tblStylePr w:type="lastCol">
       <w:rPr>
+        <w:rFonts w:eastAsia="黑体"/>
         <w:b/>
         <w:bCs/>
         <w:i w:val="0"/>
@@ -11555,6 +12036,7 @@
     </w:tcPr>
     <w:tblStylePr w:type="firstRow">
       <w:rPr>
+        <w:rFonts w:eastAsia="黑体"/>
         <w:b/>
         <w:bCs/>
         <w:i w:val="0"/>
@@ -11576,6 +12058,7 @@
     </w:tblStylePr>
     <w:tblStylePr w:type="lastRow">
       <w:rPr>
+        <w:rFonts w:eastAsia="黑体"/>
         <w:b/>
         <w:bCs/>
         <w:i w:val="0"/>
@@ -11597,6 +12080,7 @@
     </w:tblStylePr>
     <w:tblStylePr w:type="firstCol">
       <w:rPr>
+        <w:rFonts w:eastAsia="黑体"/>
         <w:b/>
         <w:bCs/>
         <w:i w:val="0"/>
@@ -11616,6 +12100,7 @@
     </w:tblStylePr>
     <w:tblStylePr w:type="lastCol">
       <w:rPr>
+        <w:rFonts w:eastAsia="黑体"/>
         <w:b/>
         <w:bCs/>
         <w:i w:val="0"/>
@@ -11696,6 +12181,7 @@
     </w:tcPr>
     <w:tblStylePr w:type="firstRow">
       <w:rPr>
+        <w:rFonts w:eastAsia="黑体"/>
         <w:b/>
         <w:bCs/>
         <w:i w:val="0"/>
@@ -11717,6 +12203,7 @@
     </w:tblStylePr>
     <w:tblStylePr w:type="lastRow">
       <w:rPr>
+        <w:rFonts w:eastAsia="黑体"/>
         <w:b/>
         <w:bCs/>
         <w:i w:val="0"/>
@@ -11738,6 +12225,7 @@
     </w:tblStylePr>
     <w:tblStylePr w:type="firstCol">
       <w:rPr>
+        <w:rFonts w:eastAsia="黑体"/>
         <w:b/>
         <w:bCs/>
         <w:i w:val="0"/>
@@ -11757,6 +12245,7 @@
     </w:tblStylePr>
     <w:tblStylePr w:type="lastCol">
       <w:rPr>
+        <w:rFonts w:eastAsia="黑体"/>
         <w:b/>
         <w:bCs/>
         <w:i w:val="0"/>
@@ -11837,6 +12326,7 @@
     </w:tcPr>
     <w:tblStylePr w:type="firstRow">
       <w:rPr>
+        <w:rFonts w:eastAsia="黑体"/>
         <w:b/>
         <w:bCs/>
         <w:i w:val="0"/>
@@ -11858,6 +12348,7 @@
     </w:tblStylePr>
     <w:tblStylePr w:type="lastRow">
       <w:rPr>
+        <w:rFonts w:eastAsia="黑体"/>
         <w:b/>
         <w:bCs/>
         <w:i w:val="0"/>
@@ -11879,6 +12370,7 @@
     </w:tblStylePr>
     <w:tblStylePr w:type="firstCol">
       <w:rPr>
+        <w:rFonts w:eastAsia="黑体"/>
         <w:b/>
         <w:bCs/>
         <w:i w:val="0"/>
@@ -11898,6 +12390,7 @@
     </w:tblStylePr>
     <w:tblStylePr w:type="lastCol">
       <w:rPr>
+        <w:rFonts w:eastAsia="黑体"/>
         <w:b/>
         <w:bCs/>
         <w:i w:val="0"/>
@@ -11978,6 +12471,7 @@
     </w:tcPr>
     <w:tblStylePr w:type="firstRow">
       <w:rPr>
+        <w:rFonts w:eastAsia="黑体"/>
         <w:b/>
         <w:bCs/>
         <w:i w:val="0"/>
@@ -11999,6 +12493,7 @@
     </w:tblStylePr>
     <w:tblStylePr w:type="lastRow">
       <w:rPr>
+        <w:rFonts w:eastAsia="黑体"/>
         <w:b/>
         <w:bCs/>
         <w:i w:val="0"/>
@@ -12020,6 +12515,7 @@
     </w:tblStylePr>
     <w:tblStylePr w:type="firstCol">
       <w:rPr>
+        <w:rFonts w:eastAsia="黑体"/>
         <w:b/>
         <w:bCs/>
         <w:i w:val="0"/>
@@ -12039,6 +12535,7 @@
     </w:tblStylePr>
     <w:tblStylePr w:type="lastCol">
       <w:rPr>
+        <w:rFonts w:eastAsia="黑体"/>
         <w:b/>
         <w:bCs/>
         <w:i w:val="0"/>
@@ -12119,6 +12616,7 @@
     </w:tcPr>
     <w:tblStylePr w:type="firstRow">
       <w:rPr>
+        <w:rFonts w:eastAsia="黑体"/>
         <w:b/>
         <w:bCs/>
         <w:i w:val="0"/>
@@ -12140,6 +12638,7 @@
     </w:tblStylePr>
     <w:tblStylePr w:type="lastRow">
       <w:rPr>
+        <w:rFonts w:eastAsia="黑体"/>
         <w:b/>
         <w:bCs/>
         <w:i w:val="0"/>
@@ -12161,6 +12660,7 @@
     </w:tblStylePr>
     <w:tblStylePr w:type="firstCol">
       <w:rPr>
+        <w:rFonts w:eastAsia="黑体"/>
         <w:b/>
         <w:bCs/>
         <w:i w:val="0"/>
@@ -12180,6 +12680,7 @@
     </w:tblStylePr>
     <w:tblStylePr w:type="lastCol">
       <w:rPr>
+        <w:rFonts w:eastAsia="黑体"/>
         <w:b/>
         <w:bCs/>
         <w:i w:val="0"/>
@@ -12260,6 +12761,7 @@
     </w:tcPr>
     <w:tblStylePr w:type="firstRow">
       <w:rPr>
+        <w:rFonts w:eastAsia="黑体"/>
         <w:b/>
         <w:bCs/>
         <w:i w:val="0"/>
@@ -12281,6 +12783,7 @@
     </w:tblStylePr>
     <w:tblStylePr w:type="lastRow">
       <w:rPr>
+        <w:rFonts w:eastAsia="黑体"/>
         <w:b/>
         <w:bCs/>
         <w:i w:val="0"/>
@@ -12302,6 +12805,7 @@
     </w:tblStylePr>
     <w:tblStylePr w:type="firstCol">
       <w:rPr>
+        <w:rFonts w:eastAsia="黑体"/>
         <w:b/>
         <w:bCs/>
         <w:i w:val="0"/>
@@ -12321,6 +12825,7 @@
     </w:tblStylePr>
     <w:tblStylePr w:type="lastCol">
       <w:rPr>
+        <w:rFonts w:eastAsia="黑体"/>
         <w:b/>
         <w:bCs/>
         <w:i w:val="0"/>
@@ -12378,6 +12883,7 @@
       <w:spacing w:after="0" w:line="240" w:lineRule="auto"/>
     </w:pPr>
     <w:rPr>
+      <w:rFonts w:eastAsia="黑体"/>
       <w:color w:themeColor="background1" w:val="FFFFFF"/>
     </w:rPr>
     <w:tblPr>
@@ -12396,6 +12902,7 @@
     </w:tcPr>
     <w:tblStylePr w:type="firstRow">
       <w:rPr>
+        <w:rFonts w:eastAsia="黑体"/>
         <w:b/>
         <w:bCs/>
       </w:rPr>
@@ -12492,6 +12999,7 @@
       <w:spacing w:after="0" w:line="240" w:lineRule="auto"/>
     </w:pPr>
     <w:rPr>
+      <w:rFonts w:eastAsia="黑体"/>
       <w:color w:themeColor="background1" w:val="FFFFFF"/>
     </w:rPr>
     <w:tblPr>
@@ -12510,6 +13018,7 @@
     </w:tcPr>
     <w:tblStylePr w:type="firstRow">
       <w:rPr>
+        <w:rFonts w:eastAsia="黑体"/>
         <w:b/>
         <w:bCs/>
       </w:rPr>
@@ -12606,6 +13115,7 @@
       <w:spacing w:after="0" w:line="240" w:lineRule="auto"/>
     </w:pPr>
     <w:rPr>
+      <w:rFonts w:eastAsia="黑体"/>
       <w:color w:themeColor="background1" w:val="FFFFFF"/>
     </w:rPr>
     <w:tblPr>
@@ -12624,6 +13134,7 @@
     </w:tcPr>
     <w:tblStylePr w:type="firstRow">
       <w:rPr>
+        <w:rFonts w:eastAsia="黑体"/>
         <w:b/>
         <w:bCs/>
       </w:rPr>
@@ -12720,6 +13231,7 @@
       <w:spacing w:after="0" w:line="240" w:lineRule="auto"/>
     </w:pPr>
     <w:rPr>
+      <w:rFonts w:eastAsia="黑体"/>
       <w:color w:themeColor="background1" w:val="FFFFFF"/>
     </w:rPr>
     <w:tblPr>
@@ -12738,6 +13250,7 @@
     </w:tcPr>
     <w:tblStylePr w:type="firstRow">
       <w:rPr>
+        <w:rFonts w:eastAsia="黑体"/>
         <w:b/>
         <w:bCs/>
       </w:rPr>
@@ -12834,6 +13347,7 @@
       <w:spacing w:after="0" w:line="240" w:lineRule="auto"/>
     </w:pPr>
     <w:rPr>
+      <w:rFonts w:eastAsia="黑体"/>
       <w:color w:themeColor="background1" w:val="FFFFFF"/>
     </w:rPr>
     <w:tblPr>
@@ -12852,6 +13366,7 @@
     </w:tcPr>
     <w:tblStylePr w:type="firstRow">
       <w:rPr>
+        <w:rFonts w:eastAsia="黑体"/>
         <w:b/>
         <w:bCs/>
       </w:rPr>
@@ -12948,6 +13463,7 @@
       <w:spacing w:after="0" w:line="240" w:lineRule="auto"/>
     </w:pPr>
     <w:rPr>
+      <w:rFonts w:eastAsia="黑体"/>
       <w:color w:themeColor="background1" w:val="FFFFFF"/>
     </w:rPr>
     <w:tblPr>
@@ -12966,6 +13482,7 @@
     </w:tcPr>
     <w:tblStylePr w:type="firstRow">
       <w:rPr>
+        <w:rFonts w:eastAsia="黑体"/>
         <w:b/>
         <w:bCs/>
       </w:rPr>
@@ -13062,6 +13579,7 @@
       <w:spacing w:after="0" w:line="240" w:lineRule="auto"/>
     </w:pPr>
     <w:rPr>
+      <w:rFonts w:eastAsia="黑体"/>
       <w:color w:themeColor="background1" w:val="FFFFFF"/>
     </w:rPr>
     <w:tblPr>
@@ -13080,6 +13598,7 @@
     </w:tcPr>
     <w:tblStylePr w:type="firstRow">
       <w:rPr>
+        <w:rFonts w:eastAsia="黑体"/>
         <w:b/>
         <w:bCs/>
       </w:rPr>
@@ -13176,6 +13695,7 @@
       <w:spacing w:after="0" w:line="240" w:lineRule="auto"/>
     </w:pPr>
     <w:rPr>
+      <w:rFonts w:eastAsia="黑体"/>
       <w:color w:themeColor="text1" w:val="000000"/>
     </w:rPr>
     <w:tblPr>
@@ -13202,6 +13722,7 @@
     </w:tcPr>
     <w:tblStylePr w:type="firstRow">
       <w:rPr>
+        <w:rFonts w:eastAsia="黑体"/>
         <w:b/>
         <w:bCs/>
       </w:rPr>
@@ -13220,6 +13741,7 @@
     </w:tblStylePr>
     <w:tblStylePr w:type="lastRow">
       <w:rPr>
+        <w:rFonts w:eastAsia="黑体"/>
         <w:b/>
         <w:bCs/>
         <w:color w:themeColor="background1" w:val="FFFFFF"/>
@@ -13234,6 +13756,7 @@
     </w:tblStylePr>
     <w:tblStylePr w:type="firstCol">
       <w:rPr>
+        <w:rFonts w:eastAsia="黑体"/>
         <w:color w:themeColor="background1" w:val="FFFFFF"/>
       </w:rPr>
       <w:tblPr/>
@@ -13251,6 +13774,7 @@
     </w:tblStylePr>
     <w:tblStylePr w:type="lastCol">
       <w:rPr>
+        <w:rFonts w:eastAsia="黑体"/>
         <w:color w:themeColor="background1" w:val="FFFFFF"/>
       </w:rPr>
       <w:tblPr/>
@@ -13280,11 +13804,13 @@
     </w:tblStylePr>
     <w:tblStylePr w:type="neCell">
       <w:rPr>
+        <w:rFonts w:eastAsia="黑体"/>
         <w:color w:themeColor="text1" w:val="000000"/>
       </w:rPr>
     </w:tblStylePr>
     <w:tblStylePr w:type="nwCell">
       <w:rPr>
+        <w:rFonts w:eastAsia="黑体"/>
         <w:color w:themeColor="text1" w:val="000000"/>
       </w:rPr>
     </w:tblStylePr>
@@ -13298,6 +13824,7 @@
       <w:spacing w:after="0" w:line="240" w:lineRule="auto"/>
     </w:pPr>
     <w:rPr>
+      <w:rFonts w:eastAsia="黑体"/>
       <w:color w:themeColor="text1" w:val="000000"/>
     </w:rPr>
     <w:tblPr>
@@ -13324,6 +13851,7 @@
     </w:tcPr>
     <w:tblStylePr w:type="firstRow">
       <w:rPr>
+        <w:rFonts w:eastAsia="黑体"/>
         <w:b/>
         <w:bCs/>
       </w:rPr>
@@ -13342,6 +13870,7 @@
     </w:tblStylePr>
     <w:tblStylePr w:type="lastRow">
       <w:rPr>
+        <w:rFonts w:eastAsia="黑体"/>
         <w:b/>
         <w:bCs/>
         <w:color w:themeColor="background1" w:val="FFFFFF"/>
@@ -13356,6 +13885,7 @@
     </w:tblStylePr>
     <w:tblStylePr w:type="firstCol">
       <w:rPr>
+        <w:rFonts w:eastAsia="黑体"/>
         <w:color w:themeColor="background1" w:val="FFFFFF"/>
       </w:rPr>
       <w:tblPr/>
@@ -13373,6 +13903,7 @@
     </w:tblStylePr>
     <w:tblStylePr w:type="lastCol">
       <w:rPr>
+        <w:rFonts w:eastAsia="黑体"/>
         <w:color w:themeColor="background1" w:val="FFFFFF"/>
       </w:rPr>
       <w:tblPr/>
@@ -13402,11 +13933,13 @@
     </w:tblStylePr>
     <w:tblStylePr w:type="neCell">
       <w:rPr>
+        <w:rFonts w:eastAsia="黑体"/>
         <w:color w:themeColor="text1" w:val="000000"/>
       </w:rPr>
     </w:tblStylePr>
     <w:tblStylePr w:type="nwCell">
       <w:rPr>
+        <w:rFonts w:eastAsia="黑体"/>
         <w:color w:themeColor="text1" w:val="000000"/>
       </w:rPr>
     </w:tblStylePr>
@@ -13420,6 +13953,7 @@
       <w:spacing w:after="0" w:line="240" w:lineRule="auto"/>
     </w:pPr>
     <w:rPr>
+      <w:rFonts w:eastAsia="黑体"/>
       <w:color w:themeColor="text1" w:val="000000"/>
     </w:rPr>
     <w:tblPr>
@@ -13446,6 +13980,7 @@
     </w:tcPr>
     <w:tblStylePr w:type="firstRow">
       <w:rPr>
+        <w:rFonts w:eastAsia="黑体"/>
         <w:b/>
         <w:bCs/>
       </w:rPr>
@@ -13464,6 +13999,7 @@
     </w:tblStylePr>
     <w:tblStylePr w:type="lastRow">
       <w:rPr>
+        <w:rFonts w:eastAsia="黑体"/>
         <w:b/>
         <w:bCs/>
         <w:color w:themeColor="background1" w:val="FFFFFF"/>
@@ -13478,6 +14014,7 @@
     </w:tblStylePr>
     <w:tblStylePr w:type="firstCol">
       <w:rPr>
+        <w:rFonts w:eastAsia="黑体"/>
         <w:color w:themeColor="background1" w:val="FFFFFF"/>
       </w:rPr>
       <w:tblPr/>
@@ -13495,6 +14032,7 @@
     </w:tblStylePr>
     <w:tblStylePr w:type="lastCol">
       <w:rPr>
+        <w:rFonts w:eastAsia="黑体"/>
         <w:color w:themeColor="background1" w:val="FFFFFF"/>
       </w:rPr>
       <w:tblPr/>
@@ -13524,11 +14062,13 @@
     </w:tblStylePr>
     <w:tblStylePr w:type="neCell">
       <w:rPr>
+        <w:rFonts w:eastAsia="黑体"/>
         <w:color w:themeColor="text1" w:val="000000"/>
       </w:rPr>
     </w:tblStylePr>
     <w:tblStylePr w:type="nwCell">
       <w:rPr>
+        <w:rFonts w:eastAsia="黑体"/>
         <w:color w:themeColor="text1" w:val="000000"/>
       </w:rPr>
     </w:tblStylePr>
@@ -13542,6 +14082,7 @@
       <w:spacing w:after="0" w:line="240" w:lineRule="auto"/>
     </w:pPr>
     <w:rPr>
+      <w:rFonts w:eastAsia="黑体"/>
       <w:color w:themeColor="text1" w:val="000000"/>
     </w:rPr>
     <w:tblPr>
@@ -13568,6 +14109,7 @@
     </w:tcPr>
     <w:tblStylePr w:type="firstRow">
       <w:rPr>
+        <w:rFonts w:eastAsia="黑体"/>
         <w:b/>
         <w:bCs/>
       </w:rPr>
@@ -13586,6 +14128,7 @@
     </w:tblStylePr>
     <w:tblStylePr w:type="lastRow">
       <w:rPr>
+        <w:rFonts w:eastAsia="黑体"/>
         <w:b/>
         <w:bCs/>
         <w:color w:themeColor="background1" w:val="FFFFFF"/>
@@ -13600,6 +14143,7 @@
     </w:tblStylePr>
     <w:tblStylePr w:type="firstCol">
       <w:rPr>
+        <w:rFonts w:eastAsia="黑体"/>
         <w:color w:themeColor="background1" w:val="FFFFFF"/>
       </w:rPr>
       <w:tblPr/>
@@ -13617,6 +14161,7 @@
     </w:tblStylePr>
     <w:tblStylePr w:type="lastCol">
       <w:rPr>
+        <w:rFonts w:eastAsia="黑体"/>
         <w:color w:themeColor="background1" w:val="FFFFFF"/>
       </w:rPr>
       <w:tblPr/>
@@ -13654,6 +14199,7 @@
       <w:spacing w:after="0" w:line="240" w:lineRule="auto"/>
     </w:pPr>
     <w:rPr>
+      <w:rFonts w:eastAsia="黑体"/>
       <w:color w:themeColor="text1" w:val="000000"/>
     </w:rPr>
     <w:tblPr>
@@ -13680,6 +14226,7 @@
     </w:tcPr>
     <w:tblStylePr w:type="firstRow">
       <w:rPr>
+        <w:rFonts w:eastAsia="黑体"/>
         <w:b/>
         <w:bCs/>
       </w:rPr>
@@ -13698,6 +14245,7 @@
     </w:tblStylePr>
     <w:tblStylePr w:type="lastRow">
       <w:rPr>
+        <w:rFonts w:eastAsia="黑体"/>
         <w:b/>
         <w:bCs/>
         <w:color w:themeColor="background1" w:val="FFFFFF"/>
@@ -13712,6 +14260,7 @@
     </w:tblStylePr>
     <w:tblStylePr w:type="firstCol">
       <w:rPr>
+        <w:rFonts w:eastAsia="黑体"/>
         <w:color w:themeColor="background1" w:val="FFFFFF"/>
       </w:rPr>
       <w:tblPr/>
@@ -13729,6 +14278,7 @@
     </w:tblStylePr>
     <w:tblStylePr w:type="lastCol">
       <w:rPr>
+        <w:rFonts w:eastAsia="黑体"/>
         <w:color w:themeColor="background1" w:val="FFFFFF"/>
       </w:rPr>
       <w:tblPr/>
@@ -13758,11 +14308,13 @@
     </w:tblStylePr>
     <w:tblStylePr w:type="neCell">
       <w:rPr>
+        <w:rFonts w:eastAsia="黑体"/>
         <w:color w:themeColor="text1" w:val="000000"/>
       </w:rPr>
     </w:tblStylePr>
     <w:tblStylePr w:type="nwCell">
       <w:rPr>
+        <w:rFonts w:eastAsia="黑体"/>
         <w:color w:themeColor="text1" w:val="000000"/>
       </w:rPr>
     </w:tblStylePr>
@@ -13776,6 +14328,7 @@
       <w:spacing w:after="0" w:line="240" w:lineRule="auto"/>
     </w:pPr>
     <w:rPr>
+      <w:rFonts w:eastAsia="黑体"/>
       <w:color w:themeColor="text1" w:val="000000"/>
     </w:rPr>
     <w:tblPr>
@@ -13802,6 +14355,7 @@
     </w:tcPr>
     <w:tblStylePr w:type="firstRow">
       <w:rPr>
+        <w:rFonts w:eastAsia="黑体"/>
         <w:b/>
         <w:bCs/>
       </w:rPr>
@@ -13820,6 +14374,7 @@
     </w:tblStylePr>
     <w:tblStylePr w:type="lastRow">
       <w:rPr>
+        <w:rFonts w:eastAsia="黑体"/>
         <w:b/>
         <w:bCs/>
         <w:color w:themeColor="background1" w:val="FFFFFF"/>
@@ -13834,6 +14389,7 @@
     </w:tblStylePr>
     <w:tblStylePr w:type="firstCol">
       <w:rPr>
+        <w:rFonts w:eastAsia="黑体"/>
         <w:color w:themeColor="background1" w:val="FFFFFF"/>
       </w:rPr>
       <w:tblPr/>
@@ -13851,6 +14407,7 @@
     </w:tblStylePr>
     <w:tblStylePr w:type="lastCol">
       <w:rPr>
+        <w:rFonts w:eastAsia="黑体"/>
         <w:color w:themeColor="background1" w:val="FFFFFF"/>
       </w:rPr>
       <w:tblPr/>
@@ -13880,11 +14437,13 @@
     </w:tblStylePr>
     <w:tblStylePr w:type="neCell">
       <w:rPr>
+        <w:rFonts w:eastAsia="黑体"/>
         <w:color w:themeColor="text1" w:val="000000"/>
       </w:rPr>
     </w:tblStylePr>
     <w:tblStylePr w:type="nwCell">
       <w:rPr>
+        <w:rFonts w:eastAsia="黑体"/>
         <w:color w:themeColor="text1" w:val="000000"/>
       </w:rPr>
     </w:tblStylePr>
@@ -13898,6 +14457,7 @@
       <w:spacing w:after="0" w:line="240" w:lineRule="auto"/>
     </w:pPr>
     <w:rPr>
+      <w:rFonts w:eastAsia="黑体"/>
       <w:color w:themeColor="text1" w:val="000000"/>
     </w:rPr>
     <w:tblPr>
@@ -13924,6 +14484,7 @@
     </w:tcPr>
     <w:tblStylePr w:type="firstRow">
       <w:rPr>
+        <w:rFonts w:eastAsia="黑体"/>
         <w:b/>
         <w:bCs/>
       </w:rPr>
@@ -13942,6 +14503,7 @@
     </w:tblStylePr>
     <w:tblStylePr w:type="lastRow">
       <w:rPr>
+        <w:rFonts w:eastAsia="黑体"/>
         <w:b/>
         <w:bCs/>
         <w:color w:themeColor="background1" w:val="FFFFFF"/>
@@ -13956,6 +14518,7 @@
     </w:tblStylePr>
     <w:tblStylePr w:type="firstCol">
       <w:rPr>
+        <w:rFonts w:eastAsia="黑体"/>
         <w:color w:themeColor="background1" w:val="FFFFFF"/>
       </w:rPr>
       <w:tblPr/>
@@ -13973,6 +14536,7 @@
     </w:tblStylePr>
     <w:tblStylePr w:type="lastCol">
       <w:rPr>
+        <w:rFonts w:eastAsia="黑体"/>
         <w:color w:themeColor="background1" w:val="FFFFFF"/>
       </w:rPr>
       <w:tblPr/>
@@ -14002,11 +14566,13 @@
     </w:tblStylePr>
     <w:tblStylePr w:type="neCell">
       <w:rPr>
+        <w:rFonts w:eastAsia="黑体"/>
         <w:color w:themeColor="text1" w:val="000000"/>
       </w:rPr>
     </w:tblStylePr>
     <w:tblStylePr w:type="nwCell">
       <w:rPr>
+        <w:rFonts w:eastAsia="黑体"/>
         <w:color w:themeColor="text1" w:val="000000"/>
       </w:rPr>
     </w:tblStylePr>
@@ -14020,6 +14586,7 @@
       <w:spacing w:after="0" w:line="240" w:lineRule="auto"/>
     </w:pPr>
     <w:rPr>
+      <w:rFonts w:eastAsia="黑体"/>
       <w:color w:themeColor="text1" w:val="000000"/>
     </w:rPr>
     <w:tblPr>
@@ -14038,6 +14605,7 @@
     </w:tcPr>
     <w:tblStylePr w:type="firstRow">
       <w:rPr>
+        <w:rFonts w:eastAsia="黑体"/>
         <w:b/>
         <w:bCs/>
         <w:color w:themeColor="background1" w:val="FFFFFF"/>
@@ -14052,6 +14620,7 @@
     </w:tblStylePr>
     <w:tblStylePr w:type="lastRow">
       <w:rPr>
+        <w:rFonts w:eastAsia="黑体"/>
         <w:b/>
         <w:bCs/>
         <w:color w:themeColor="accent2" w:themeShade="CC" w:val="9E3A38"/>
@@ -14066,12 +14635,14 @@
     </w:tblStylePr>
     <w:tblStylePr w:type="firstCol">
       <w:rPr>
+        <w:rFonts w:eastAsia="黑体"/>
         <w:b/>
         <w:bCs/>
       </w:rPr>
     </w:tblStylePr>
     <w:tblStylePr w:type="lastCol">
       <w:rPr>
+        <w:rFonts w:eastAsia="黑体"/>
         <w:b/>
         <w:bCs/>
       </w:rPr>
@@ -14106,6 +14677,7 @@
       <w:spacing w:after="0" w:line="240" w:lineRule="auto"/>
     </w:pPr>
     <w:rPr>
+      <w:rFonts w:eastAsia="黑体"/>
       <w:color w:themeColor="text1" w:val="000000"/>
     </w:rPr>
     <w:tblPr>
@@ -14124,6 +14696,7 @@
     </w:tcPr>
     <w:tblStylePr w:type="firstRow">
       <w:rPr>
+        <w:rFonts w:eastAsia="黑体"/>
         <w:b/>
         <w:bCs/>
         <w:color w:themeColor="background1" w:val="FFFFFF"/>
@@ -14138,6 +14711,7 @@
     </w:tblStylePr>
     <w:tblStylePr w:type="lastRow">
       <w:rPr>
+        <w:rFonts w:eastAsia="黑体"/>
         <w:b/>
         <w:bCs/>
         <w:color w:themeColor="accent2" w:themeShade="CC" w:val="9E3A38"/>
@@ -14152,12 +14726,14 @@
     </w:tblStylePr>
     <w:tblStylePr w:type="firstCol">
       <w:rPr>
+        <w:rFonts w:eastAsia="黑体"/>
         <w:b/>
         <w:bCs/>
       </w:rPr>
     </w:tblStylePr>
     <w:tblStylePr w:type="lastCol">
       <w:rPr>
+        <w:rFonts w:eastAsia="黑体"/>
         <w:b/>
         <w:bCs/>
       </w:rPr>
@@ -14192,6 +14768,7 @@
       <w:spacing w:after="0" w:line="240" w:lineRule="auto"/>
     </w:pPr>
     <w:rPr>
+      <w:rFonts w:eastAsia="黑体"/>
       <w:color w:themeColor="text1" w:val="000000"/>
     </w:rPr>
     <w:tblPr>
@@ -14210,6 +14787,7 @@
     </w:tcPr>
     <w:tblStylePr w:type="firstRow">
       <w:rPr>
+        <w:rFonts w:eastAsia="黑体"/>
         <w:b/>
         <w:bCs/>
         <w:color w:themeColor="background1" w:val="FFFFFF"/>
@@ -14224,6 +14802,7 @@
     </w:tblStylePr>
     <w:tblStylePr w:type="lastRow">
       <w:rPr>
+        <w:rFonts w:eastAsia="黑体"/>
         <w:b/>
         <w:bCs/>
         <w:color w:themeColor="accent2" w:themeShade="CC" w:val="9E3A38"/>
@@ -14238,12 +14817,14 @@
     </w:tblStylePr>
     <w:tblStylePr w:type="firstCol">
       <w:rPr>
+        <w:rFonts w:eastAsia="黑体"/>
         <w:b/>
         <w:bCs/>
       </w:rPr>
     </w:tblStylePr>
     <w:tblStylePr w:type="lastCol">
       <w:rPr>
+        <w:rFonts w:eastAsia="黑体"/>
         <w:b/>
         <w:bCs/>
       </w:rPr>
@@ -14278,6 +14859,7 @@
       <w:spacing w:after="0" w:line="240" w:lineRule="auto"/>
     </w:pPr>
     <w:rPr>
+      <w:rFonts w:eastAsia="黑体"/>
       <w:color w:themeColor="text1" w:val="000000"/>
     </w:rPr>
     <w:tblPr>
@@ -14296,6 +14878,7 @@
     </w:tcPr>
     <w:tblStylePr w:type="firstRow">
       <w:rPr>
+        <w:rFonts w:eastAsia="黑体"/>
         <w:b/>
         <w:bCs/>
         <w:color w:themeColor="background1" w:val="FFFFFF"/>
@@ -14310,6 +14893,7 @@
     </w:tblStylePr>
     <w:tblStylePr w:type="lastRow">
       <w:rPr>
+        <w:rFonts w:eastAsia="黑体"/>
         <w:b/>
         <w:bCs/>
         <w:color w:themeColor="accent4" w:themeShade="CC" w:val="664E82"/>
@@ -14324,12 +14908,14 @@
     </w:tblStylePr>
     <w:tblStylePr w:type="firstCol">
       <w:rPr>
+        <w:rFonts w:eastAsia="黑体"/>
         <w:b/>
         <w:bCs/>
       </w:rPr>
     </w:tblStylePr>
     <w:tblStylePr w:type="lastCol">
       <w:rPr>
+        <w:rFonts w:eastAsia="黑体"/>
         <w:b/>
         <w:bCs/>
       </w:rPr>
@@ -14364,6 +14950,7 @@
       <w:spacing w:after="0" w:line="240" w:lineRule="auto"/>
     </w:pPr>
     <w:rPr>
+      <w:rFonts w:eastAsia="黑体"/>
       <w:color w:themeColor="text1" w:val="000000"/>
     </w:rPr>
     <w:tblPr>
@@ -14382,6 +14969,7 @@
     </w:tcPr>
     <w:tblStylePr w:type="firstRow">
       <w:rPr>
+        <w:rFonts w:eastAsia="黑体"/>
         <w:b/>
         <w:bCs/>
         <w:color w:themeColor="background1" w:val="FFFFFF"/>
@@ -14396,6 +14984,7 @@
     </w:tblStylePr>
     <w:tblStylePr w:type="lastRow">
       <w:rPr>
+        <w:rFonts w:eastAsia="黑体"/>
         <w:b/>
         <w:bCs/>
         <w:color w:themeColor="accent3" w:themeShade="CC" w:val="7E9C40"/>
@@ -14410,12 +14999,14 @@
     </w:tblStylePr>
     <w:tblStylePr w:type="firstCol">
       <w:rPr>
+        <w:rFonts w:eastAsia="黑体"/>
         <w:b/>
         <w:bCs/>
       </w:rPr>
     </w:tblStylePr>
     <w:tblStylePr w:type="lastCol">
       <w:rPr>
+        <w:rFonts w:eastAsia="黑体"/>
         <w:b/>
         <w:bCs/>
       </w:rPr>
@@ -14450,6 +15041,7 @@
       <w:spacing w:after="0" w:line="240" w:lineRule="auto"/>
     </w:pPr>
     <w:rPr>
+      <w:rFonts w:eastAsia="黑体"/>
       <w:color w:themeColor="text1" w:val="000000"/>
     </w:rPr>
     <w:tblPr>
@@ -14468,6 +15060,7 @@
     </w:tcPr>
     <w:tblStylePr w:type="firstRow">
       <w:rPr>
+        <w:rFonts w:eastAsia="黑体"/>
         <w:b/>
         <w:bCs/>
         <w:color w:themeColor="background1" w:val="FFFFFF"/>
@@ -14482,6 +15075,7 @@
     </w:tblStylePr>
     <w:tblStylePr w:type="lastRow">
       <w:rPr>
+        <w:rFonts w:eastAsia="黑体"/>
         <w:b/>
         <w:bCs/>
         <w:color w:themeColor="accent6" w:themeShade="CC" w:val="F2730A"/>
@@ -14496,12 +15090,14 @@
     </w:tblStylePr>
     <w:tblStylePr w:type="firstCol">
       <w:rPr>
+        <w:rFonts w:eastAsia="黑体"/>
         <w:b/>
         <w:bCs/>
       </w:rPr>
     </w:tblStylePr>
     <w:tblStylePr w:type="lastCol">
       <w:rPr>
+        <w:rFonts w:eastAsia="黑体"/>
         <w:b/>
         <w:bCs/>
       </w:rPr>
@@ -14536,6 +15132,7 @@
       <w:spacing w:after="0" w:line="240" w:lineRule="auto"/>
     </w:pPr>
     <w:rPr>
+      <w:rFonts w:eastAsia="黑体"/>
       <w:color w:themeColor="text1" w:val="000000"/>
     </w:rPr>
     <w:tblPr>
@@ -14554,6 +15151,7 @@
     </w:tcPr>
     <w:tblStylePr w:type="firstRow">
       <w:rPr>
+        <w:rFonts w:eastAsia="黑体"/>
         <w:b/>
         <w:bCs/>
         <w:color w:themeColor="background1" w:val="FFFFFF"/>
@@ -14568,6 +15166,7 @@
     </w:tblStylePr>
     <w:tblStylePr w:type="lastRow">
       <w:rPr>
+        <w:rFonts w:eastAsia="黑体"/>
         <w:b/>
         <w:bCs/>
         <w:color w:themeColor="accent5" w:themeShade="CC" w:val="348DA5"/>
@@ -14582,12 +15181,14 @@
     </w:tblStylePr>
     <w:tblStylePr w:type="firstCol">
       <w:rPr>
+        <w:rFonts w:eastAsia="黑体"/>
         <w:b/>
         <w:bCs/>
       </w:rPr>
     </w:tblStylePr>
     <w:tblStylePr w:type="lastCol">
       <w:rPr>
+        <w:rFonts w:eastAsia="黑体"/>
         <w:b/>
         <w:bCs/>
       </w:rPr>
@@ -14622,6 +15223,7 @@
       <w:spacing w:after="0" w:line="240" w:lineRule="auto"/>
     </w:pPr>
     <w:rPr>
+      <w:rFonts w:eastAsia="黑体"/>
       <w:color w:themeColor="text1" w:val="000000"/>
     </w:rPr>
     <w:tblPr>
@@ -14643,6 +15245,7 @@
     </w:tcPr>
     <w:tblStylePr w:type="firstRow">
       <w:rPr>
+        <w:rFonts w:eastAsia="黑体"/>
         <w:b/>
         <w:bCs/>
       </w:rPr>
@@ -14653,6 +15256,7 @@
     </w:tblStylePr>
     <w:tblStylePr w:type="lastRow">
       <w:rPr>
+        <w:rFonts w:eastAsia="黑体"/>
         <w:b/>
         <w:bCs/>
         <w:color w:themeColor="text1" w:val="000000"/>
@@ -14664,6 +15268,7 @@
     </w:tblStylePr>
     <w:tblStylePr w:type="firstCol">
       <w:rPr>
+        <w:rFonts w:eastAsia="黑体"/>
         <w:color w:themeColor="background1" w:val="FFFFFF"/>
       </w:rPr>
       <w:tblPr/>
@@ -14673,6 +15278,7 @@
     </w:tblStylePr>
     <w:tblStylePr w:type="lastCol">
       <w:rPr>
+        <w:rFonts w:eastAsia="黑体"/>
         <w:color w:themeColor="background1" w:val="FFFFFF"/>
       </w:rPr>
       <w:tblPr/>
@@ -14702,6 +15308,7 @@
       <w:spacing w:after="0" w:line="240" w:lineRule="auto"/>
     </w:pPr>
     <w:rPr>
+      <w:rFonts w:eastAsia="黑体"/>
       <w:color w:themeColor="text1" w:val="000000"/>
     </w:rPr>
     <w:tblPr>
@@ -14723,6 +15330,7 @@
     </w:tcPr>
     <w:tblStylePr w:type="firstRow">
       <w:rPr>
+        <w:rFonts w:eastAsia="黑体"/>
         <w:b/>
         <w:bCs/>
       </w:rPr>
@@ -14733,6 +15341,7 @@
     </w:tblStylePr>
     <w:tblStylePr w:type="lastRow">
       <w:rPr>
+        <w:rFonts w:eastAsia="黑体"/>
         <w:b/>
         <w:bCs/>
         <w:color w:themeColor="text1" w:val="000000"/>
@@ -14744,6 +15353,7 @@
     </w:tblStylePr>
     <w:tblStylePr w:type="firstCol">
       <w:rPr>
+        <w:rFonts w:eastAsia="黑体"/>
         <w:color w:themeColor="background1" w:val="FFFFFF"/>
       </w:rPr>
       <w:tblPr/>
@@ -14753,6 +15363,7 @@
     </w:tblStylePr>
     <w:tblStylePr w:type="lastCol">
       <w:rPr>
+        <w:rFonts w:eastAsia="黑体"/>
         <w:color w:themeColor="background1" w:val="FFFFFF"/>
       </w:rPr>
       <w:tblPr/>
@@ -14782,6 +15393,7 @@
       <w:spacing w:after="0" w:line="240" w:lineRule="auto"/>
     </w:pPr>
     <w:rPr>
+      <w:rFonts w:eastAsia="黑体"/>
       <w:color w:themeColor="text1" w:val="000000"/>
     </w:rPr>
     <w:tblPr>
@@ -14803,6 +15415,7 @@
     </w:tcPr>
     <w:tblStylePr w:type="firstRow">
       <w:rPr>
+        <w:rFonts w:eastAsia="黑体"/>
         <w:b/>
         <w:bCs/>
       </w:rPr>
@@ -14813,6 +15426,7 @@
     </w:tblStylePr>
     <w:tblStylePr w:type="lastRow">
       <w:rPr>
+        <w:rFonts w:eastAsia="黑体"/>
         <w:b/>
         <w:bCs/>
         <w:color w:themeColor="text1" w:val="000000"/>
@@ -14824,6 +15438,7 @@
     </w:tblStylePr>
     <w:tblStylePr w:type="firstCol">
       <w:rPr>
+        <w:rFonts w:eastAsia="黑体"/>
         <w:color w:themeColor="background1" w:val="FFFFFF"/>
       </w:rPr>
       <w:tblPr/>
@@ -14833,6 +15448,7 @@
     </w:tblStylePr>
     <w:tblStylePr w:type="lastCol">
       <w:rPr>
+        <w:rFonts w:eastAsia="黑体"/>
         <w:color w:themeColor="background1" w:val="FFFFFF"/>
       </w:rPr>
       <w:tblPr/>
@@ -14862,6 +15478,7 @@
       <w:spacing w:after="0" w:line="240" w:lineRule="auto"/>
     </w:pPr>
     <w:rPr>
+      <w:rFonts w:eastAsia="黑体"/>
       <w:color w:themeColor="text1" w:val="000000"/>
     </w:rPr>
     <w:tblPr>
@@ -14883,6 +15500,7 @@
     </w:tcPr>
     <w:tblStylePr w:type="firstRow">
       <w:rPr>
+        <w:rFonts w:eastAsia="黑体"/>
         <w:b/>
         <w:bCs/>
       </w:rPr>
@@ -14893,6 +15511,7 @@
     </w:tblStylePr>
     <w:tblStylePr w:type="lastRow">
       <w:rPr>
+        <w:rFonts w:eastAsia="黑体"/>
         <w:b/>
         <w:bCs/>
         <w:color w:themeColor="text1" w:val="000000"/>
@@ -14904,6 +15523,7 @@
     </w:tblStylePr>
     <w:tblStylePr w:type="firstCol">
       <w:rPr>
+        <w:rFonts w:eastAsia="黑体"/>
         <w:color w:themeColor="background1" w:val="FFFFFF"/>
       </w:rPr>
       <w:tblPr/>
@@ -14913,6 +15533,7 @@
     </w:tblStylePr>
     <w:tblStylePr w:type="lastCol">
       <w:rPr>
+        <w:rFonts w:eastAsia="黑体"/>
         <w:color w:themeColor="background1" w:val="FFFFFF"/>
       </w:rPr>
       <w:tblPr/>
@@ -14942,6 +15563,7 @@
       <w:spacing w:after="0" w:line="240" w:lineRule="auto"/>
     </w:pPr>
     <w:rPr>
+      <w:rFonts w:eastAsia="黑体"/>
       <w:color w:themeColor="text1" w:val="000000"/>
     </w:rPr>
     <w:tblPr>
@@ -14963,6 +15585,7 @@
     </w:tcPr>
     <w:tblStylePr w:type="firstRow">
       <w:rPr>
+        <w:rFonts w:eastAsia="黑体"/>
         <w:b/>
         <w:bCs/>
       </w:rPr>
@@ -14973,6 +15596,7 @@
     </w:tblStylePr>
     <w:tblStylePr w:type="lastRow">
       <w:rPr>
+        <w:rFonts w:eastAsia="黑体"/>
         <w:b/>
         <w:bCs/>
         <w:color w:themeColor="text1" w:val="000000"/>
@@ -14984,6 +15608,7 @@
     </w:tblStylePr>
     <w:tblStylePr w:type="firstCol">
       <w:rPr>
+        <w:rFonts w:eastAsia="黑体"/>
         <w:color w:themeColor="background1" w:val="FFFFFF"/>
       </w:rPr>
       <w:tblPr/>
@@ -14993,6 +15618,7 @@
     </w:tblStylePr>
     <w:tblStylePr w:type="lastCol">
       <w:rPr>
+        <w:rFonts w:eastAsia="黑体"/>
         <w:color w:themeColor="background1" w:val="FFFFFF"/>
       </w:rPr>
       <w:tblPr/>
@@ -15022,6 +15648,7 @@
       <w:spacing w:after="0" w:line="240" w:lineRule="auto"/>
     </w:pPr>
     <w:rPr>
+      <w:rFonts w:eastAsia="黑体"/>
       <w:color w:themeColor="text1" w:val="000000"/>
     </w:rPr>
     <w:tblPr>
@@ -15043,6 +15670,7 @@
     </w:tcPr>
     <w:tblStylePr w:type="firstRow">
       <w:rPr>
+        <w:rFonts w:eastAsia="黑体"/>
         <w:b/>
         <w:bCs/>
       </w:rPr>
@@ -15053,6 +15681,7 @@
     </w:tblStylePr>
     <w:tblStylePr w:type="lastRow">
       <w:rPr>
+        <w:rFonts w:eastAsia="黑体"/>
         <w:b/>
         <w:bCs/>
         <w:color w:themeColor="text1" w:val="000000"/>
@@ -15064,6 +15693,7 @@
     </w:tblStylePr>
     <w:tblStylePr w:type="firstCol">
       <w:rPr>
+        <w:rFonts w:eastAsia="黑体"/>
         <w:color w:themeColor="background1" w:val="FFFFFF"/>
       </w:rPr>
       <w:tblPr/>
@@ -15073,6 +15703,7 @@
     </w:tblStylePr>
     <w:tblStylePr w:type="lastCol">
       <w:rPr>
+        <w:rFonts w:eastAsia="黑体"/>
         <w:color w:themeColor="background1" w:val="FFFFFF"/>
       </w:rPr>
       <w:tblPr/>
@@ -15102,6 +15733,7 @@
       <w:spacing w:after="0" w:line="240" w:lineRule="auto"/>
     </w:pPr>
     <w:rPr>
+      <w:rFonts w:eastAsia="黑体"/>
       <w:color w:themeColor="text1" w:val="000000"/>
     </w:rPr>
     <w:tblPr>
@@ -15123,6 +15755,7 @@
     </w:tcPr>
     <w:tblStylePr w:type="firstRow">
       <w:rPr>
+        <w:rFonts w:eastAsia="黑体"/>
         <w:b/>
         <w:bCs/>
       </w:rPr>
@@ -15133,6 +15766,7 @@
     </w:tblStylePr>
     <w:tblStylePr w:type="lastRow">
       <w:rPr>
+        <w:rFonts w:eastAsia="黑体"/>
         <w:b/>
         <w:bCs/>
         <w:color w:themeColor="text1" w:val="000000"/>
@@ -15144,6 +15778,7 @@
     </w:tblStylePr>
     <w:tblStylePr w:type="firstCol">
       <w:rPr>
+        <w:rFonts w:eastAsia="黑体"/>
         <w:color w:themeColor="background1" w:val="FFFFFF"/>
       </w:rPr>
       <w:tblPr/>
@@ -15153,6 +15788,7 @@
     </w:tblStylePr>
     <w:tblStylePr w:type="lastCol">
       <w:rPr>
+        <w:rFonts w:eastAsia="黑体"/>
         <w:color w:themeColor="background1" w:val="FFFFFF"/>
       </w:rPr>
       <w:tblPr/>
@@ -15185,6 +15821,7 @@
     <w:name w:val="KeywordTok"/>
     <w:basedOn w:val="VerbatimChar"/>
     <w:rPr>
+      <w:rFonts w:eastAsia="黑体"/>
       <w:b/>
       <w:color w:val="007020"/>
     </w:rPr>
@@ -15193,6 +15830,7 @@
     <w:name w:val="DataTypeTok"/>
     <w:basedOn w:val="VerbatimChar"/>
     <w:rPr>
+      <w:rFonts w:eastAsia="黑体"/>
       <w:color w:val="902000"/>
     </w:rPr>
   </w:style>
@@ -15200,6 +15838,7 @@
     <w:name w:val="DecValTok"/>
     <w:basedOn w:val="VerbatimChar"/>
     <w:rPr>
+      <w:rFonts w:eastAsia="黑体"/>
       <w:color w:val="40a070"/>
     </w:rPr>
   </w:style>
@@ -15207,6 +15846,7 @@
     <w:name w:val="BaseNTok"/>
     <w:basedOn w:val="VerbatimChar"/>
     <w:rPr>
+      <w:rFonts w:eastAsia="黑体"/>
       <w:color w:val="40a070"/>
     </w:rPr>
   </w:style>
@@ -15214,6 +15854,7 @@
     <w:name w:val="FloatTok"/>
     <w:basedOn w:val="VerbatimChar"/>
     <w:rPr>
+      <w:rFonts w:eastAsia="黑体"/>
       <w:color w:val="40a070"/>
     </w:rPr>
   </w:style>
@@ -15221,6 +15862,7 @@
     <w:name w:val="ConstantTok"/>
     <w:basedOn w:val="VerbatimChar"/>
     <w:rPr>
+      <w:rFonts w:eastAsia="黑体"/>
       <w:color w:val="880000"/>
     </w:rPr>
   </w:style>
@@ -15228,6 +15870,7 @@
     <w:name w:val="CharTok"/>
     <w:basedOn w:val="VerbatimChar"/>
     <w:rPr>
+      <w:rFonts w:eastAsia="黑体"/>
       <w:color w:val="4070a0"/>
     </w:rPr>
   </w:style>
@@ -15235,6 +15878,7 @@
     <w:name w:val="SpecialCharTok"/>
     <w:basedOn w:val="VerbatimChar"/>
     <w:rPr>
+      <w:rFonts w:eastAsia="黑体"/>
       <w:color w:val="4070a0"/>
     </w:rPr>
   </w:style>
@@ -15242,6 +15886,7 @@
     <w:name w:val="StringTok"/>
     <w:basedOn w:val="VerbatimChar"/>
     <w:rPr>
+      <w:rFonts w:eastAsia="黑体"/>
       <w:color w:val="4070a0"/>
     </w:rPr>
   </w:style>
@@ -15249,6 +15894,7 @@
     <w:name w:val="VerbatimStringTok"/>
     <w:basedOn w:val="VerbatimChar"/>
     <w:rPr>
+      <w:rFonts w:eastAsia="黑体"/>
       <w:color w:val="4070a0"/>
     </w:rPr>
   </w:style>
@@ -15256,6 +15902,7 @@
     <w:name w:val="SpecialStringTok"/>
     <w:basedOn w:val="VerbatimChar"/>
     <w:rPr>
+      <w:rFonts w:eastAsia="黑体"/>
       <w:color w:val="bb6688"/>
     </w:rPr>
   </w:style>
@@ -15263,6 +15910,7 @@
     <w:name w:val="ImportTok"/>
     <w:basedOn w:val="VerbatimChar"/>
     <w:rPr>
+      <w:rFonts w:eastAsia="黑体"/>
       <w:b/>
       <w:color w:val="008000"/>
     </w:rPr>
@@ -15271,6 +15919,7 @@
     <w:name w:val="CommentTok"/>
     <w:basedOn w:val="VerbatimChar"/>
     <w:rPr>
+      <w:rFonts w:eastAsia="黑体"/>
       <w:i/>
       <w:color w:val="60a0b0"/>
     </w:rPr>
@@ -15279,6 +15928,7 @@
     <w:name w:val="DocumentationTok"/>
     <w:basedOn w:val="VerbatimChar"/>
     <w:rPr>
+      <w:rFonts w:eastAsia="黑体"/>
       <w:i/>
       <w:color w:val="ba2121"/>
     </w:rPr>
@@ -15287,6 +15937,7 @@
     <w:name w:val="AnnotationTok"/>
     <w:basedOn w:val="VerbatimChar"/>
     <w:rPr>
+      <w:rFonts w:eastAsia="黑体"/>
       <w:b/>
       <w:i/>
       <w:color w:val="60a0b0"/>
@@ -15296,6 +15947,7 @@
     <w:name w:val="CommentVarTok"/>
     <w:basedOn w:val="VerbatimChar"/>
     <w:rPr>
+      <w:rFonts w:eastAsia="黑体"/>
       <w:b/>
       <w:i/>
       <w:color w:val="60a0b0"/>
@@ -15305,6 +15957,7 @@
     <w:name w:val="OtherTok"/>
     <w:basedOn w:val="VerbatimChar"/>
     <w:rPr>
+      <w:rFonts w:eastAsia="黑体"/>
       <w:color w:val="007020"/>
     </w:rPr>
   </w:style>
@@ -15312,6 +15965,7 @@
     <w:name w:val="FunctionTok"/>
     <w:basedOn w:val="VerbatimChar"/>
     <w:rPr>
+      <w:rFonts w:eastAsia="黑体"/>
       <w:color w:val="06287e"/>
     </w:rPr>
   </w:style>
@@ -15319,6 +15973,7 @@
     <w:name w:val="VariableTok"/>
     <w:basedOn w:val="VerbatimChar"/>
     <w:rPr>
+      <w:rFonts w:eastAsia="黑体"/>
       <w:color w:val="19177c"/>
     </w:rPr>
   </w:style>
@@ -15326,6 +15981,7 @@
     <w:name w:val="ControlFlowTok"/>
     <w:basedOn w:val="VerbatimChar"/>
     <w:rPr>
+      <w:rFonts w:eastAsia="黑体"/>
       <w:b/>
       <w:color w:val="007020"/>
     </w:rPr>
@@ -15334,6 +15990,7 @@
     <w:name w:val="OperatorTok"/>
     <w:basedOn w:val="VerbatimChar"/>
     <w:rPr>
+      <w:rFonts w:eastAsia="黑体"/>
       <w:color w:val="666666"/>
     </w:rPr>
   </w:style>
@@ -15341,18 +15998,22 @@
     <w:name w:val="BuiltInTok"/>
     <w:basedOn w:val="VerbatimChar"/>
     <w:rPr>
+      <w:rFonts w:eastAsia="黑体"/>
       <w:color w:val="008000"/>
     </w:rPr>
   </w:style>
   <w:style w:type="character" w:customStyle="1" w:styleId="ExtensionTok">
     <w:name w:val="ExtensionTok"/>
     <w:basedOn w:val="VerbatimChar"/>
-    <w:rPr/>
+    <w:rPr>
+      <w:rFonts w:eastAsia="黑体"/>
+    </w:rPr>
   </w:style>
   <w:style w:type="character" w:customStyle="1" w:styleId="PreprocessorTok">
     <w:name w:val="PreprocessorTok"/>
     <w:basedOn w:val="VerbatimChar"/>
     <w:rPr>
+      <w:rFonts w:eastAsia="黑体"/>
       <w:color w:val="bc7a00"/>
     </w:rPr>
   </w:style>
@@ -15360,18 +16021,22 @@
     <w:name w:val="AttributeTok"/>
     <w:basedOn w:val="VerbatimChar"/>
     <w:rPr>
+      <w:rFonts w:eastAsia="黑体"/>
       <w:color w:val="7d9029"/>
     </w:rPr>
   </w:style>
   <w:style w:type="character" w:customStyle="1" w:styleId="RegionMarkerTok">
     <w:name w:val="RegionMarkerTok"/>
     <w:basedOn w:val="VerbatimChar"/>
-    <w:rPr/>
+    <w:rPr>
+      <w:rFonts w:eastAsia="黑体"/>
+    </w:rPr>
   </w:style>
   <w:style w:type="character" w:customStyle="1" w:styleId="InformationTok">
     <w:name w:val="InformationTok"/>
     <w:basedOn w:val="VerbatimChar"/>
     <w:rPr>
+      <w:rFonts w:eastAsia="黑体"/>
       <w:b/>
       <w:i/>
       <w:color w:val="60a0b0"/>
@@ -15381,6 +16046,7 @@
     <w:name w:val="WarningTok"/>
     <w:basedOn w:val="VerbatimChar"/>
     <w:rPr>
+      <w:rFonts w:eastAsia="黑体"/>
       <w:b/>
       <w:i/>
       <w:color w:val="60a0b0"/>
@@ -15390,6 +16056,7 @@
     <w:name w:val="AlertTok"/>
     <w:basedOn w:val="VerbatimChar"/>
     <w:rPr>
+      <w:rFonts w:eastAsia="黑体"/>
       <w:b/>
       <w:color w:val="ff0000"/>
     </w:rPr>
@@ -15398,6 +16065,7 @@
     <w:name w:val="ErrorTok"/>
     <w:basedOn w:val="VerbatimChar"/>
     <w:rPr>
+      <w:rFonts w:eastAsia="黑体"/>
       <w:b/>
       <w:color w:val="ff0000"/>
     </w:rPr>
@@ -15405,7 +16073,9 @@
   <w:style w:type="character" w:customStyle="1" w:styleId="NormalTok">
     <w:name w:val="NormalTok"/>
     <w:basedOn w:val="VerbatimChar"/>
-    <w:rPr/>
+    <w:rPr>
+      <w:rFonts w:eastAsia="黑体"/>
+    </w:rPr>
   </w:style>
 </w:styles>
 </file>
@@ -15454,12 +16124,12 @@
     <a:fontScheme name="Office">
       <a:majorFont>
         <a:latin typeface="Calibri"/>
-        <a:ea typeface=""/>
+        <a:ea typeface="黑体"/>
         <a:cs typeface=""/>
         <a:font script="Jpan" typeface="ＭＳ ゴシック"/>
         <a:font script="Hang" typeface="맑은 고딕"/>
-        <a:font script="Hans" typeface="宋体"/>
-        <a:font script="Hant" typeface="新細明體"/>
+        <a:font script="Hans" typeface="黑体"/>
+        <a:font script="Hant" typeface="黑体"/>
         <a:font script="Arab" typeface="Times New Roman"/>
         <a:font script="Hebr" typeface="Times New Roman"/>
         <a:font script="Thai" typeface="Angsana New"/>
@@ -15489,12 +16159,12 @@
       </a:majorFont>
       <a:minorFont>
         <a:latin typeface="Cambria"/>
-        <a:ea typeface=""/>
+        <a:ea typeface="黑体"/>
         <a:cs typeface=""/>
         <a:font script="Jpan" typeface="ＭＳ 明朝"/>
         <a:font script="Hang" typeface="맑은 고딕"/>
-        <a:font script="Hans" typeface="宋体"/>
-        <a:font script="Hant" typeface="新細明體"/>
+        <a:font script="Hans" typeface="黑体"/>
+        <a:font script="Hant" typeface="黑体"/>
         <a:font script="Arab" typeface="Arial"/>
         <a:font script="Hebr" typeface="Arial"/>
         <a:font script="Thai" typeface="Cordia New"/>

--- a/02-放大电路/01-运算放大电路/施密特触发器电路/施密特触发器电路.docx
+++ b/02-放大电路/01-运算放大电路/施密特触发器电路/施密特触发器电路.docx
@@ -3053,7 +3053,7 @@
           <w:color w:val="555555"/>
           <w:sz w:val="21"/>
         </w:rPr>
-        <w:t>材料收集者：杜文杰，WX手机：19519196569，QQ:3478827729</w:t>
+        <w:t>材料收集者：杜文杰，微信/手机：19519196569，QQ:3478827729</w:t>
       </w:r>
     </w:p>
     <w:sectPr>
